--- a/problem_solving_techniques/Phase 2: Algorithms Mastery/greedy algorithms/greedy_workthout_example_on_solving_problems.docx
+++ b/problem_solving_techniques/Phase 2: Algorithms Mastery/greedy algorithms/greedy_workthout_example_on_solving_problems.docx
@@ -3309,7 +3309,15 @@
       </w:pPr>
       <w:r>
         <w:rPr/>
-        <w:t>Fractional Value: 3020​×120=80</w:t>
+        <w:t xml:space="preserve">Fractional Value: </w:t>
+      </w:r>
+      <w:r>
+        <w:rPr/>
+        <w:t>20/30</w:t>
+      </w:r>
+      <w:r>
+        <w:rPr/>
+        <w:t>​×120=80</w:t>
       </w:r>
     </w:p>
     <w:p>

--- a/problem_solving_techniques/Phase 2: Algorithms Mastery/greedy algorithms/greedy_workthout_example_on_solving_problems.docx
+++ b/problem_solving_techniques/Phase 2: Algorithms Mastery/greedy algorithms/greedy_workthout_example_on_solving_problems.docx
@@ -30,7 +30,10 @@
         </w:rPr>
       </w:pPr>
       <w:r>
-        <w:rPr/>
+        <w:rPr>
+          <w:b/>
+          <w:bCs/>
+        </w:rPr>
       </w:r>
     </w:p>
     <w:p>
@@ -882,7 +885,10 @@
         </w:rPr>
       </w:pPr>
       <w:r>
-        <w:rPr/>
+        <w:rPr>
+          <w:b/>
+          <w:bCs/>
+        </w:rPr>
       </w:r>
     </w:p>
     <w:p>
@@ -898,14 +904,7 @@
           <w:b/>
           <w:bCs/>
         </w:rPr>
-        <w:t xml:space="preserve">2. </w:t>
-      </w:r>
-      <w:r>
-        <w:rPr>
-          <w:b/>
-          <w:bCs/>
-        </w:rPr>
-        <w:t>Step-by-Step Workthrough for the Activity Selection Problem</w:t>
+        <w:t>2. Step-by-Step Workthrough for the Activity Selection Problem</w:t>
       </w:r>
     </w:p>
     <w:p>
@@ -2388,7 +2387,10 @@
         </w:rPr>
       </w:pPr>
       <w:r>
-        <w:rPr/>
+        <w:rPr>
+          <w:b/>
+          <w:bCs/>
+        </w:rPr>
       </w:r>
     </w:p>
     <w:p>
@@ -3309,15 +3311,7 @@
       </w:pPr>
       <w:r>
         <w:rPr/>
-        <w:t xml:space="preserve">Fractional Value: </w:t>
-      </w:r>
-      <w:r>
-        <w:rPr/>
-        <w:t>20/30</w:t>
-      </w:r>
-      <w:r>
-        <w:rPr/>
-        <w:t>​×120=80</w:t>
+        <w:t>Fractional Value: 20/30​×120=80</w:t>
       </w:r>
     </w:p>
     <w:p>
@@ -3431,11 +3425,7 @@
       </w:pPr>
       <w:r>
         <w:rPr/>
-        <w:t>4 .</w:t>
-      </w:r>
-      <w:r>
-        <w:rPr/>
-        <w:t>Workthrough: Minimum Number of Platforms Required</w:t>
+        <w:t>4 .Workthrough: Minimum Number of Platforms Required</w:t>
       </w:r>
     </w:p>
     <w:p>
@@ -4542,11 +4532,7 @@
       </w:pPr>
       <w:r>
         <w:rPr/>
-        <w:t xml:space="preserve">5. </w:t>
-      </w:r>
-      <w:r>
-        <w:rPr/>
-        <w:t>Job Sequencing Problem: Workthrough Document</w:t>
+        <w:t>5. Job Sequencing Problem: Workthrough Document</w:t>
       </w:r>
     </w:p>
     <w:p>
@@ -6336,7 +6322,10 @@
         </w:rPr>
       </w:pPr>
       <w:r>
-        <w:rPr/>
+        <w:rPr>
+          <w:b/>
+          <w:bCs/>
+        </w:rPr>
       </w:r>
     </w:p>
     <w:p>
@@ -6601,6 +6590,461 @@
           <w:rStyle w:val="SourceText"/>
         </w:rPr>
         <w:t>}</w:t>
+      </w:r>
+    </w:p>
+    <w:p>
+      <w:pPr>
+        <w:pStyle w:val="PreformattedText"/>
+        <w:bidi w:val="0"/>
+        <w:spacing w:before="0" w:after="283"/>
+        <w:rPr>
+          <w:rStyle w:val="SourceText"/>
+        </w:rPr>
+      </w:pPr>
+      <w:r>
+        <w:rPr/>
+        <w:drawing>
+          <wp:anchor behindDoc="0" distT="0" distB="0" distL="0" distR="0" simplePos="0" locked="0" layoutInCell="0" allowOverlap="1" relativeHeight="2">
+            <wp:simplePos x="0" y="0"/>
+            <wp:positionH relativeFrom="column">
+              <wp:align>center</wp:align>
+            </wp:positionH>
+            <wp:positionV relativeFrom="paragraph">
+              <wp:posOffset>635</wp:posOffset>
+            </wp:positionV>
+            <wp:extent cx="6120130" cy="4978400"/>
+            <wp:effectExtent l="0" t="0" r="0" b="0"/>
+            <wp:wrapSquare wrapText="largest"/>
+            <wp:docPr id="1" name="Image1" descr="" title=""/>
+            <wp:cNvGraphicFramePr>
+              <a:graphicFrameLocks xmlns:a="http://schemas.openxmlformats.org/drawingml/2006/main" noChangeAspect="1"/>
+            </wp:cNvGraphicFramePr>
+            <a:graphic xmlns:a="http://schemas.openxmlformats.org/drawingml/2006/main">
+              <a:graphicData uri="http://schemas.openxmlformats.org/drawingml/2006/picture">
+                <pic:pic xmlns:pic="http://schemas.openxmlformats.org/drawingml/2006/picture">
+                  <pic:nvPicPr>
+                    <pic:cNvPr id="1" name="Image1" descr="" title=""/>
+                    <pic:cNvPicPr>
+                      <a:picLocks noChangeAspect="1" noChangeArrowheads="1"/>
+                    </pic:cNvPicPr>
+                  </pic:nvPicPr>
+                  <pic:blipFill>
+                    <a:blip r:embed="rId2"/>
+                    <a:stretch>
+                      <a:fillRect/>
+                    </a:stretch>
+                  </pic:blipFill>
+                  <pic:spPr bwMode="auto">
+                    <a:xfrm>
+                      <a:off x="0" y="0"/>
+                      <a:ext cx="6120130" cy="4978400"/>
+                    </a:xfrm>
+                    <a:prstGeom prst="rect">
+                      <a:avLst/>
+                    </a:prstGeom>
+                  </pic:spPr>
+                </pic:pic>
+              </a:graphicData>
+            </a:graphic>
+          </wp:anchor>
+        </w:drawing>
+      </w:r>
+    </w:p>
+    <w:p>
+      <w:pPr>
+        <w:pStyle w:val="Heading3"/>
+        <w:bidi w:val="0"/>
+        <w:spacing w:lineRule="auto" w:line="276" w:before="0" w:after="140"/>
+        <w:jc w:val="start"/>
+        <w:rPr/>
+      </w:pPr>
+      <w:r>
+        <w:rPr>
+          <w:rStyle w:val="Strong"/>
+          <w:b/>
+          <w:bCs/>
+        </w:rPr>
+        <w:t>Shortest Distances</w:t>
+      </w:r>
+      <w:r>
+        <w:rPr/>
+        <w:t>:</w:t>
+      </w:r>
+    </w:p>
+    <w:p>
+      <w:pPr>
+        <w:pStyle w:val="BodyText"/>
+        <w:numPr>
+          <w:ilvl w:val="0"/>
+          <w:numId w:val="103"/>
+        </w:numPr>
+        <w:tabs>
+          <w:tab w:val="clear" w:pos="709"/>
+          <w:tab w:val="left" w:pos="0" w:leader="none"/>
+        </w:tabs>
+        <w:spacing w:before="0" w:after="0"/>
+        <w:ind w:hanging="283" w:start="709"/>
+        <w:rPr/>
+      </w:pPr>
+      <w:r>
+        <w:rPr/>
+        <w:t>Distance to Node 0: 0</w:t>
+      </w:r>
+    </w:p>
+    <w:p>
+      <w:pPr>
+        <w:pStyle w:val="BodyText"/>
+        <w:numPr>
+          <w:ilvl w:val="0"/>
+          <w:numId w:val="103"/>
+        </w:numPr>
+        <w:tabs>
+          <w:tab w:val="clear" w:pos="709"/>
+          <w:tab w:val="left" w:pos="0" w:leader="none"/>
+        </w:tabs>
+        <w:spacing w:before="0" w:after="0"/>
+        <w:ind w:hanging="283" w:start="709"/>
+        <w:rPr/>
+      </w:pPr>
+      <w:r>
+        <w:rPr/>
+        <w:t>Distance to Node 1: 4</w:t>
+      </w:r>
+    </w:p>
+    <w:p>
+      <w:pPr>
+        <w:pStyle w:val="BodyText"/>
+        <w:numPr>
+          <w:ilvl w:val="0"/>
+          <w:numId w:val="103"/>
+        </w:numPr>
+        <w:tabs>
+          <w:tab w:val="clear" w:pos="709"/>
+          <w:tab w:val="left" w:pos="0" w:leader="none"/>
+        </w:tabs>
+        <w:spacing w:before="0" w:after="0"/>
+        <w:ind w:hanging="283" w:start="709"/>
+        <w:rPr/>
+      </w:pPr>
+      <w:r>
+        <w:rPr/>
+        <w:t>Distance to Node 7: 8</w:t>
+      </w:r>
+    </w:p>
+    <w:p>
+      <w:pPr>
+        <w:pStyle w:val="BodyText"/>
+        <w:numPr>
+          <w:ilvl w:val="0"/>
+          <w:numId w:val="103"/>
+        </w:numPr>
+        <w:tabs>
+          <w:tab w:val="clear" w:pos="709"/>
+          <w:tab w:val="left" w:pos="0" w:leader="none"/>
+        </w:tabs>
+        <w:spacing w:before="0" w:after="0"/>
+        <w:ind w:hanging="283" w:start="709"/>
+        <w:rPr/>
+      </w:pPr>
+      <w:r>
+        <w:rPr/>
+        <w:t>Distance to Node 6: 9</w:t>
+      </w:r>
+    </w:p>
+    <w:p>
+      <w:pPr>
+        <w:pStyle w:val="BodyText"/>
+        <w:numPr>
+          <w:ilvl w:val="0"/>
+          <w:numId w:val="103"/>
+        </w:numPr>
+        <w:tabs>
+          <w:tab w:val="clear" w:pos="709"/>
+          <w:tab w:val="left" w:pos="0" w:leader="none"/>
+        </w:tabs>
+        <w:spacing w:before="0" w:after="0"/>
+        <w:ind w:hanging="283" w:start="709"/>
+        <w:rPr/>
+      </w:pPr>
+      <w:r>
+        <w:rPr/>
+        <w:t>Distance to Node 5: 11</w:t>
+      </w:r>
+    </w:p>
+    <w:p>
+      <w:pPr>
+        <w:pStyle w:val="BodyText"/>
+        <w:numPr>
+          <w:ilvl w:val="0"/>
+          <w:numId w:val="103"/>
+        </w:numPr>
+        <w:tabs>
+          <w:tab w:val="clear" w:pos="709"/>
+          <w:tab w:val="left" w:pos="0" w:leader="none"/>
+        </w:tabs>
+        <w:spacing w:before="0" w:after="0"/>
+        <w:ind w:hanging="283" w:start="709"/>
+        <w:rPr/>
+      </w:pPr>
+      <w:r>
+        <w:rPr/>
+        <w:t>Distance to Node 2: 12</w:t>
+      </w:r>
+    </w:p>
+    <w:p>
+      <w:pPr>
+        <w:pStyle w:val="BodyText"/>
+        <w:numPr>
+          <w:ilvl w:val="0"/>
+          <w:numId w:val="103"/>
+        </w:numPr>
+        <w:tabs>
+          <w:tab w:val="clear" w:pos="709"/>
+          <w:tab w:val="left" w:pos="0" w:leader="none"/>
+        </w:tabs>
+        <w:spacing w:before="0" w:after="0"/>
+        <w:ind w:hanging="283" w:start="709"/>
+        <w:rPr/>
+      </w:pPr>
+      <w:r>
+        <w:rPr/>
+        <w:t>Distance to Node 8: 14</w:t>
+      </w:r>
+    </w:p>
+    <w:p>
+      <w:pPr>
+        <w:pStyle w:val="BodyText"/>
+        <w:numPr>
+          <w:ilvl w:val="0"/>
+          <w:numId w:val="103"/>
+        </w:numPr>
+        <w:tabs>
+          <w:tab w:val="clear" w:pos="709"/>
+          <w:tab w:val="left" w:pos="0" w:leader="none"/>
+        </w:tabs>
+        <w:spacing w:before="0" w:after="0"/>
+        <w:ind w:hanging="283" w:start="709"/>
+        <w:rPr/>
+      </w:pPr>
+      <w:r>
+        <w:rPr/>
+        <w:t>Distance to Node 3: 19</w:t>
+      </w:r>
+    </w:p>
+    <w:p>
+      <w:pPr>
+        <w:pStyle w:val="BodyText"/>
+        <w:numPr>
+          <w:ilvl w:val="0"/>
+          <w:numId w:val="103"/>
+        </w:numPr>
+        <w:tabs>
+          <w:tab w:val="clear" w:pos="709"/>
+          <w:tab w:val="left" w:pos="0" w:leader="none"/>
+        </w:tabs>
+        <w:ind w:hanging="283" w:start="709"/>
+        <w:rPr/>
+      </w:pPr>
+      <w:r>
+        <w:rPr/>
+        <w:t>Distance to Node 4: 21</w:t>
+      </w:r>
+    </w:p>
+    <w:p>
+      <w:pPr>
+        <w:pStyle w:val="Heading3"/>
+        <w:rPr/>
+      </w:pPr>
+      <w:r>
+        <w:rPr>
+          <w:rStyle w:val="Strong"/>
+          <w:b/>
+          <w:bCs/>
+        </w:rPr>
+        <w:t>Paths</w:t>
+      </w:r>
+      <w:r>
+        <w:rPr/>
+        <w:t>:</w:t>
+      </w:r>
+    </w:p>
+    <w:p>
+      <w:pPr>
+        <w:pStyle w:val="BodyText"/>
+        <w:numPr>
+          <w:ilvl w:val="0"/>
+          <w:numId w:val="104"/>
+        </w:numPr>
+        <w:tabs>
+          <w:tab w:val="clear" w:pos="709"/>
+          <w:tab w:val="left" w:pos="0" w:leader="none"/>
+        </w:tabs>
+        <w:spacing w:before="0" w:after="0"/>
+        <w:ind w:hanging="283" w:start="709"/>
+        <w:rPr/>
+      </w:pPr>
+      <w:r>
+        <w:rPr/>
+        <w:t>Node 0: [0]</w:t>
+      </w:r>
+    </w:p>
+    <w:p>
+      <w:pPr>
+        <w:pStyle w:val="BodyText"/>
+        <w:numPr>
+          <w:ilvl w:val="0"/>
+          <w:numId w:val="104"/>
+        </w:numPr>
+        <w:tabs>
+          <w:tab w:val="clear" w:pos="709"/>
+          <w:tab w:val="left" w:pos="0" w:leader="none"/>
+        </w:tabs>
+        <w:spacing w:before="0" w:after="0"/>
+        <w:ind w:hanging="283" w:start="709"/>
+        <w:rPr/>
+      </w:pPr>
+      <w:r>
+        <w:rPr/>
+        <w:t>Node 1: [0, 1]</w:t>
+      </w:r>
+    </w:p>
+    <w:p>
+      <w:pPr>
+        <w:pStyle w:val="BodyText"/>
+        <w:numPr>
+          <w:ilvl w:val="0"/>
+          <w:numId w:val="104"/>
+        </w:numPr>
+        <w:tabs>
+          <w:tab w:val="clear" w:pos="709"/>
+          <w:tab w:val="left" w:pos="0" w:leader="none"/>
+        </w:tabs>
+        <w:spacing w:before="0" w:after="0"/>
+        <w:ind w:hanging="283" w:start="709"/>
+        <w:rPr/>
+      </w:pPr>
+      <w:r>
+        <w:rPr/>
+        <w:t>Node 7: [0, 7]</w:t>
+      </w:r>
+    </w:p>
+    <w:p>
+      <w:pPr>
+        <w:pStyle w:val="BodyText"/>
+        <w:numPr>
+          <w:ilvl w:val="0"/>
+          <w:numId w:val="104"/>
+        </w:numPr>
+        <w:tabs>
+          <w:tab w:val="clear" w:pos="709"/>
+          <w:tab w:val="left" w:pos="0" w:leader="none"/>
+        </w:tabs>
+        <w:spacing w:before="0" w:after="0"/>
+        <w:ind w:hanging="283" w:start="709"/>
+        <w:rPr/>
+      </w:pPr>
+      <w:r>
+        <w:rPr/>
+        <w:t>Node 6: [0, 7, 6]</w:t>
+      </w:r>
+    </w:p>
+    <w:p>
+      <w:pPr>
+        <w:pStyle w:val="BodyText"/>
+        <w:numPr>
+          <w:ilvl w:val="0"/>
+          <w:numId w:val="104"/>
+        </w:numPr>
+        <w:tabs>
+          <w:tab w:val="clear" w:pos="709"/>
+          <w:tab w:val="left" w:pos="0" w:leader="none"/>
+        </w:tabs>
+        <w:spacing w:before="0" w:after="0"/>
+        <w:ind w:hanging="283" w:start="709"/>
+        <w:rPr/>
+      </w:pPr>
+      <w:r>
+        <w:rPr/>
+        <w:t>Node 5: [0, 7, 6, 5]</w:t>
+      </w:r>
+    </w:p>
+    <w:p>
+      <w:pPr>
+        <w:pStyle w:val="BodyText"/>
+        <w:numPr>
+          <w:ilvl w:val="0"/>
+          <w:numId w:val="104"/>
+        </w:numPr>
+        <w:tabs>
+          <w:tab w:val="clear" w:pos="709"/>
+          <w:tab w:val="left" w:pos="0" w:leader="none"/>
+        </w:tabs>
+        <w:spacing w:before="0" w:after="0"/>
+        <w:ind w:hanging="283" w:start="709"/>
+        <w:rPr/>
+      </w:pPr>
+      <w:r>
+        <w:rPr/>
+        <w:t>Node 2: [0, 1, 2]</w:t>
+      </w:r>
+    </w:p>
+    <w:p>
+      <w:pPr>
+        <w:pStyle w:val="BodyText"/>
+        <w:numPr>
+          <w:ilvl w:val="0"/>
+          <w:numId w:val="104"/>
+        </w:numPr>
+        <w:tabs>
+          <w:tab w:val="clear" w:pos="709"/>
+          <w:tab w:val="left" w:pos="0" w:leader="none"/>
+        </w:tabs>
+        <w:spacing w:before="0" w:after="0"/>
+        <w:ind w:hanging="283" w:start="709"/>
+        <w:rPr/>
+      </w:pPr>
+      <w:r>
+        <w:rPr/>
+        <w:t>Node 8: [0, 1, 2, 8]</w:t>
+      </w:r>
+    </w:p>
+    <w:p>
+      <w:pPr>
+        <w:pStyle w:val="BodyText"/>
+        <w:numPr>
+          <w:ilvl w:val="0"/>
+          <w:numId w:val="104"/>
+        </w:numPr>
+        <w:tabs>
+          <w:tab w:val="clear" w:pos="709"/>
+          <w:tab w:val="left" w:pos="0" w:leader="none"/>
+        </w:tabs>
+        <w:spacing w:before="0" w:after="0"/>
+        <w:ind w:hanging="283" w:start="709"/>
+        <w:rPr/>
+      </w:pPr>
+      <w:r>
+        <w:rPr/>
+        <w:t>Node 3: [0, 1, 2, 3]</w:t>
+      </w:r>
+    </w:p>
+    <w:p>
+      <w:pPr>
+        <w:pStyle w:val="BodyText"/>
+        <w:numPr>
+          <w:ilvl w:val="0"/>
+          <w:numId w:val="104"/>
+        </w:numPr>
+        <w:tabs>
+          <w:tab w:val="clear" w:pos="709"/>
+          <w:tab w:val="left" w:pos="0" w:leader="none"/>
+        </w:tabs>
+        <w:ind w:hanging="283" w:start="709"/>
+        <w:rPr/>
+      </w:pPr>
+      <w:r>
+        <w:rPr/>
+        <w:t>Node 4: [0, 7, 6, 5, 4]</w:t>
       </w:r>
     </w:p>
     <w:p>
@@ -6857,7 +7301,7 @@
       </w:pPr>
       <w:r>
         <w:rPr/>
-        <w:t>Update distances and heap: distances=[0,4,∞,∞,∞,∞,∞,8,∞] \text{min_heap} = [(4, 1)]</w:t>
+        <w:t>Update distances and heap: distances=[0,4,∞,∞,∞,∞,∞,8,∞]  = [(4, 1)]</w:t>
       </w:r>
     </w:p>
     <w:p>
@@ -6916,7 +7360,7 @@
       </w:pPr>
       <w:r>
         <w:rPr/>
-        <w:t>Update distances and heap: distances=[0,4,∞,∞,∞,∞,∞,8,∞] \text{min_heap} = [(4, 1), (8, 7)]</w:t>
+        <w:t>Update distances and heap: distances=[0,4,∞,∞,∞,∞,∞,8,∞] = [(4, 1), (8, 7)]</w:t>
       </w:r>
     </w:p>
     <w:p>
@@ -7087,7 +7531,7 @@
       </w:pPr>
       <w:r>
         <w:rPr/>
-        <w:t>Update distances and heap: distances=[0,4,12,∞,∞,∞,∞,8,∞] \text{min_heap} = [(8, 7), (12, 2)]</w:t>
+        <w:t>Update distances and heap: distances=[0,4,12,∞,∞,∞,∞,8,∞] = [(8, 7), (12, 2)]</w:t>
       </w:r>
     </w:p>
     <w:p>
@@ -7322,7 +7766,7 @@
       </w:pPr>
       <w:r>
         <w:rPr/>
-        <w:t>Update distances and heap: distances=[0,4,12,∞,∞,∞,∞,8,15] \text{min_heap} = [(12, 2), (15, 8)]</w:t>
+        <w:t>Update distances and heap: distances=[0,4,12,∞,∞,∞,∞,8,15] = [(12, 2), (15, 8)]</w:t>
       </w:r>
     </w:p>
     <w:p>
@@ -7381,7 +7825,7 @@
       </w:pPr>
       <w:r>
         <w:rPr/>
-        <w:t>Update distances and heap: distances=[0,4,12,∞,∞,∞,9,8,15] \text{min_heap} = [(9, 6), (15, 8), (12, 2)]</w:t>
+        <w:t>Update distances and heap: distances=[0,4,12,∞,∞,∞,9,8,15] = [(9, 6), (15, 8), (12, 2)]</w:t>
       </w:r>
     </w:p>
     <w:p>
@@ -7520,7 +7964,7 @@
       </w:pPr>
       <w:r>
         <w:rPr/>
-        <w:t>Update distances and heap: distances=[0,4,12,∞,∞,11,9,8,15] \text{min_heap} = [(11, 5), (15, 8), (12, 2)]</w:t>
+        <w:t>Update distances and heap: distances=[0,4,12,∞,∞,11,9,8,15] = [(11, 5), (15, 8), (12, 2)]</w:t>
       </w:r>
     </w:p>
     <w:p>
@@ -7723,7 +8167,7 @@
       </w:pPr>
       <w:r>
         <w:rPr/>
-        <w:t>Update distances and heap: distances=[0,4,12,∞,21,11,9,8,15] \text{min_heap} = [(12, 2), (15, 8), (21, 4)]</w:t>
+        <w:t>Update distances and heap: distances=[0,4,12,∞,21,11,9,8,15] = [(12, 2), (15, 8), (21, 4)]</w:t>
       </w:r>
     </w:p>
     <w:p>
@@ -7782,7 +8226,7 @@
       </w:pPr>
       <w:r>
         <w:rPr/>
-        <w:t>Update distances and heap: distances=[0,4,12,25,21,11,9,8,15] \text{min_heap} = [(12, 2), (15, 8), (21, 4), (25, 3)]</w:t>
+        <w:t>Update distances and heap: distances=[0,4,12,25,21,11,9,8,15] = [(12, 2), (15, 8), (21, 4), (25, 3)]</w:t>
       </w:r>
     </w:p>
     <w:p>
@@ -8017,7 +8461,7 @@
       </w:pPr>
       <w:r>
         <w:rPr/>
-        <w:t>Update distances and heap: distances=[0,4,12,19,21,11,9,8,15] \text{min_heap} = [(15, 8), (21, 4), (25, 3), (19, 3)]</w:t>
+        <w:t>Update distances and heap: distances=[0,4,12,19,21,11,9,8,15] = [(15, 8), (21, 4), (25, 3), (19, 3)]</w:t>
       </w:r>
     </w:p>
     <w:p>
@@ -8049,7 +8493,7 @@
       </w:pPr>
       <w:r>
         <w:rPr/>
-        <w:t>Current distance to Node 8 is 15, and 12+2=14. Update: distances=[0,4,12,19,21,11,9,8,14] \text{min_heap} = [(14, 8), (21, 4), (25, 3), (19, 3)]</w:t>
+        <w:t>Current distance to Node 8 is 15, and 12+2=14. Update: distances=[0,4,12,19,21,11,9,8,14] = [(14, 8), (21, 4), (25, 3), (19, 3)]</w:t>
       </w:r>
     </w:p>
     <w:p>
@@ -10633,10 +11077,15 @@
         <w:jc w:val="start"/>
         <w:rPr>
           <w:rStyle w:val="Strong"/>
-        </w:rPr>
-      </w:pPr>
-      <w:r>
-        <w:rPr/>
+          <w:b w:val="false"/>
+          <w:bCs w:val="false"/>
+        </w:rPr>
+      </w:pPr>
+      <w:r>
+        <w:rPr>
+          <w:b w:val="false"/>
+          <w:bCs w:val="false"/>
+        </w:rPr>
       </w:r>
     </w:p>
     <w:p>
@@ -10653,15 +11102,7 @@
           <w:b/>
           <w:bCs/>
         </w:rPr>
-        <w:t xml:space="preserve">9. </w:t>
-      </w:r>
-      <w:r>
-        <w:rPr>
-          <w:rStyle w:val="Strong"/>
-          <w:b/>
-          <w:bCs/>
-        </w:rPr>
-        <w:t>Workthrough: Greedy Algorithm to Minimize the Maximum Difference Between Heights</w:t>
+        <w:t>9. Workthrough: Greedy Algorithm to Minimize the Maximum Difference Between Heights</w:t>
       </w:r>
     </w:p>
     <w:p>
@@ -26735,6 +27176,280 @@
   <w:abstractNum w:abstractNumId="103">
     <w:lvl w:ilvl="0">
       <w:start w:val="1"/>
+      <w:numFmt w:val="bullet"/>
+      <w:lvlText w:val=""/>
+      <w:lvlJc w:val="start"/>
+      <w:pPr>
+        <w:tabs>
+          <w:tab w:val="num" w:pos="709"/>
+        </w:tabs>
+        <w:ind w:start="709" w:hanging="283"/>
+      </w:pPr>
+      <w:rPr>
+        <w:rFonts w:ascii="Symbol" w:hAnsi="Symbol" w:cs="Symbol" w:hint="default"/>
+      </w:rPr>
+    </w:lvl>
+    <w:lvl w:ilvl="1">
+      <w:start w:val="1"/>
+      <w:numFmt w:val="bullet"/>
+      <w:lvlText w:val=""/>
+      <w:lvlJc w:val="start"/>
+      <w:pPr>
+        <w:tabs>
+          <w:tab w:val="num" w:pos="1418"/>
+        </w:tabs>
+        <w:ind w:start="1418" w:hanging="283"/>
+      </w:pPr>
+      <w:rPr>
+        <w:rFonts w:ascii="Symbol" w:hAnsi="Symbol" w:cs="Symbol" w:hint="default"/>
+      </w:rPr>
+    </w:lvl>
+    <w:lvl w:ilvl="2">
+      <w:start w:val="1"/>
+      <w:numFmt w:val="bullet"/>
+      <w:lvlText w:val=""/>
+      <w:lvlJc w:val="start"/>
+      <w:pPr>
+        <w:tabs>
+          <w:tab w:val="num" w:pos="2127"/>
+        </w:tabs>
+        <w:ind w:start="2127" w:hanging="283"/>
+      </w:pPr>
+      <w:rPr>
+        <w:rFonts w:ascii="Symbol" w:hAnsi="Symbol" w:cs="Symbol" w:hint="default"/>
+      </w:rPr>
+    </w:lvl>
+    <w:lvl w:ilvl="3">
+      <w:start w:val="1"/>
+      <w:numFmt w:val="bullet"/>
+      <w:lvlText w:val=""/>
+      <w:lvlJc w:val="start"/>
+      <w:pPr>
+        <w:tabs>
+          <w:tab w:val="num" w:pos="2836"/>
+        </w:tabs>
+        <w:ind w:start="2836" w:hanging="283"/>
+      </w:pPr>
+      <w:rPr>
+        <w:rFonts w:ascii="Symbol" w:hAnsi="Symbol" w:cs="Symbol" w:hint="default"/>
+      </w:rPr>
+    </w:lvl>
+    <w:lvl w:ilvl="4">
+      <w:start w:val="1"/>
+      <w:numFmt w:val="bullet"/>
+      <w:lvlText w:val=""/>
+      <w:lvlJc w:val="start"/>
+      <w:pPr>
+        <w:tabs>
+          <w:tab w:val="num" w:pos="3545"/>
+        </w:tabs>
+        <w:ind w:start="3545" w:hanging="283"/>
+      </w:pPr>
+      <w:rPr>
+        <w:rFonts w:ascii="Symbol" w:hAnsi="Symbol" w:cs="Symbol" w:hint="default"/>
+      </w:rPr>
+    </w:lvl>
+    <w:lvl w:ilvl="5">
+      <w:start w:val="1"/>
+      <w:numFmt w:val="bullet"/>
+      <w:lvlText w:val=""/>
+      <w:lvlJc w:val="start"/>
+      <w:pPr>
+        <w:tabs>
+          <w:tab w:val="num" w:pos="4254"/>
+        </w:tabs>
+        <w:ind w:start="4254" w:hanging="283"/>
+      </w:pPr>
+      <w:rPr>
+        <w:rFonts w:ascii="Symbol" w:hAnsi="Symbol" w:cs="Symbol" w:hint="default"/>
+      </w:rPr>
+    </w:lvl>
+    <w:lvl w:ilvl="6">
+      <w:start w:val="1"/>
+      <w:numFmt w:val="bullet"/>
+      <w:lvlText w:val=""/>
+      <w:lvlJc w:val="start"/>
+      <w:pPr>
+        <w:tabs>
+          <w:tab w:val="num" w:pos="4963"/>
+        </w:tabs>
+        <w:ind w:start="4963" w:hanging="283"/>
+      </w:pPr>
+      <w:rPr>
+        <w:rFonts w:ascii="Symbol" w:hAnsi="Symbol" w:cs="Symbol" w:hint="default"/>
+      </w:rPr>
+    </w:lvl>
+    <w:lvl w:ilvl="7">
+      <w:start w:val="1"/>
+      <w:numFmt w:val="bullet"/>
+      <w:lvlText w:val=""/>
+      <w:lvlJc w:val="start"/>
+      <w:pPr>
+        <w:tabs>
+          <w:tab w:val="num" w:pos="5672"/>
+        </w:tabs>
+        <w:ind w:start="5672" w:hanging="283"/>
+      </w:pPr>
+      <w:rPr>
+        <w:rFonts w:ascii="Symbol" w:hAnsi="Symbol" w:cs="Symbol" w:hint="default"/>
+      </w:rPr>
+    </w:lvl>
+    <w:lvl w:ilvl="8">
+      <w:start w:val="1"/>
+      <w:numFmt w:val="bullet"/>
+      <w:lvlText w:val=""/>
+      <w:lvlJc w:val="start"/>
+      <w:pPr>
+        <w:tabs>
+          <w:tab w:val="num" w:pos="6381"/>
+        </w:tabs>
+        <w:ind w:start="6381" w:hanging="283"/>
+      </w:pPr>
+      <w:rPr>
+        <w:rFonts w:ascii="Symbol" w:hAnsi="Symbol" w:cs="Symbol" w:hint="default"/>
+      </w:rPr>
+    </w:lvl>
+  </w:abstractNum>
+  <w:abstractNum w:abstractNumId="104">
+    <w:lvl w:ilvl="0">
+      <w:start w:val="1"/>
+      <w:numFmt w:val="bullet"/>
+      <w:lvlText w:val=""/>
+      <w:lvlJc w:val="start"/>
+      <w:pPr>
+        <w:tabs>
+          <w:tab w:val="num" w:pos="709"/>
+        </w:tabs>
+        <w:ind w:start="709" w:hanging="283"/>
+      </w:pPr>
+      <w:rPr>
+        <w:rFonts w:ascii="Symbol" w:hAnsi="Symbol" w:cs="Symbol" w:hint="default"/>
+      </w:rPr>
+    </w:lvl>
+    <w:lvl w:ilvl="1">
+      <w:start w:val="1"/>
+      <w:numFmt w:val="bullet"/>
+      <w:lvlText w:val=""/>
+      <w:lvlJc w:val="start"/>
+      <w:pPr>
+        <w:tabs>
+          <w:tab w:val="num" w:pos="1418"/>
+        </w:tabs>
+        <w:ind w:start="1418" w:hanging="283"/>
+      </w:pPr>
+      <w:rPr>
+        <w:rFonts w:ascii="Symbol" w:hAnsi="Symbol" w:cs="Symbol" w:hint="default"/>
+      </w:rPr>
+    </w:lvl>
+    <w:lvl w:ilvl="2">
+      <w:start w:val="1"/>
+      <w:numFmt w:val="bullet"/>
+      <w:lvlText w:val=""/>
+      <w:lvlJc w:val="start"/>
+      <w:pPr>
+        <w:tabs>
+          <w:tab w:val="num" w:pos="2127"/>
+        </w:tabs>
+        <w:ind w:start="2127" w:hanging="283"/>
+      </w:pPr>
+      <w:rPr>
+        <w:rFonts w:ascii="Symbol" w:hAnsi="Symbol" w:cs="Symbol" w:hint="default"/>
+      </w:rPr>
+    </w:lvl>
+    <w:lvl w:ilvl="3">
+      <w:start w:val="1"/>
+      <w:numFmt w:val="bullet"/>
+      <w:lvlText w:val=""/>
+      <w:lvlJc w:val="start"/>
+      <w:pPr>
+        <w:tabs>
+          <w:tab w:val="num" w:pos="2836"/>
+        </w:tabs>
+        <w:ind w:start="2836" w:hanging="283"/>
+      </w:pPr>
+      <w:rPr>
+        <w:rFonts w:ascii="Symbol" w:hAnsi="Symbol" w:cs="Symbol" w:hint="default"/>
+      </w:rPr>
+    </w:lvl>
+    <w:lvl w:ilvl="4">
+      <w:start w:val="1"/>
+      <w:numFmt w:val="bullet"/>
+      <w:lvlText w:val=""/>
+      <w:lvlJc w:val="start"/>
+      <w:pPr>
+        <w:tabs>
+          <w:tab w:val="num" w:pos="3545"/>
+        </w:tabs>
+        <w:ind w:start="3545" w:hanging="283"/>
+      </w:pPr>
+      <w:rPr>
+        <w:rFonts w:ascii="Symbol" w:hAnsi="Symbol" w:cs="Symbol" w:hint="default"/>
+      </w:rPr>
+    </w:lvl>
+    <w:lvl w:ilvl="5">
+      <w:start w:val="1"/>
+      <w:numFmt w:val="bullet"/>
+      <w:lvlText w:val=""/>
+      <w:lvlJc w:val="start"/>
+      <w:pPr>
+        <w:tabs>
+          <w:tab w:val="num" w:pos="4254"/>
+        </w:tabs>
+        <w:ind w:start="4254" w:hanging="283"/>
+      </w:pPr>
+      <w:rPr>
+        <w:rFonts w:ascii="Symbol" w:hAnsi="Symbol" w:cs="Symbol" w:hint="default"/>
+      </w:rPr>
+    </w:lvl>
+    <w:lvl w:ilvl="6">
+      <w:start w:val="1"/>
+      <w:numFmt w:val="bullet"/>
+      <w:lvlText w:val=""/>
+      <w:lvlJc w:val="start"/>
+      <w:pPr>
+        <w:tabs>
+          <w:tab w:val="num" w:pos="4963"/>
+        </w:tabs>
+        <w:ind w:start="4963" w:hanging="283"/>
+      </w:pPr>
+      <w:rPr>
+        <w:rFonts w:ascii="Symbol" w:hAnsi="Symbol" w:cs="Symbol" w:hint="default"/>
+      </w:rPr>
+    </w:lvl>
+    <w:lvl w:ilvl="7">
+      <w:start w:val="1"/>
+      <w:numFmt w:val="bullet"/>
+      <w:lvlText w:val=""/>
+      <w:lvlJc w:val="start"/>
+      <w:pPr>
+        <w:tabs>
+          <w:tab w:val="num" w:pos="5672"/>
+        </w:tabs>
+        <w:ind w:start="5672" w:hanging="283"/>
+      </w:pPr>
+      <w:rPr>
+        <w:rFonts w:ascii="Symbol" w:hAnsi="Symbol" w:cs="Symbol" w:hint="default"/>
+      </w:rPr>
+    </w:lvl>
+    <w:lvl w:ilvl="8">
+      <w:start w:val="1"/>
+      <w:numFmt w:val="bullet"/>
+      <w:lvlText w:val=""/>
+      <w:lvlJc w:val="start"/>
+      <w:pPr>
+        <w:tabs>
+          <w:tab w:val="num" w:pos="6381"/>
+        </w:tabs>
+        <w:ind w:start="6381" w:hanging="283"/>
+      </w:pPr>
+      <w:rPr>
+        <w:rFonts w:ascii="Symbol" w:hAnsi="Symbol" w:cs="Symbol" w:hint="default"/>
+      </w:rPr>
+    </w:lvl>
+  </w:abstractNum>
+  <w:abstractNum w:abstractNumId="105">
+    <w:lvl w:ilvl="0">
+      <w:start w:val="1"/>
       <w:numFmt w:val="none"/>
       <w:suff w:val="nothing"/>
       <w:lvlText w:val=""/>
@@ -26748,7 +27463,6 @@
     </w:lvl>
     <w:lvl w:ilvl="1">
       <w:start w:val="1"/>
-      <w:pStyle w:val="Heading2"/>
       <w:numFmt w:val="none"/>
       <w:suff w:val="nothing"/>
       <w:lvlText w:val=""/>
@@ -26788,7 +27502,6 @@
     </w:lvl>
     <w:lvl w:ilvl="4">
       <w:start w:val="1"/>
-      <w:pStyle w:val="Heading5"/>
       <w:numFmt w:val="none"/>
       <w:suff w:val="nothing"/>
       <w:lvlText w:val=""/>
@@ -27161,6 +27874,12 @@
   </w:num>
   <w:num w:numId="103">
     <w:abstractNumId w:val="103"/>
+  </w:num>
+  <w:num w:numId="104">
+    <w:abstractNumId w:val="104"/>
+  </w:num>
+  <w:num w:numId="105">
+    <w:abstractNumId w:val="105"/>
   </w:num>
 </w:numbering>
 </file>

--- a/problem_solving_techniques/Phase 2: Algorithms Mastery/greedy algorithms/greedy_workthout_example_on_solving_problems.docx
+++ b/problem_solving_techniques/Phase 2: Algorithms Mastery/greedy algorithms/greedy_workthout_example_on_solving_problems.docx
@@ -6347,17 +6347,54 @@
         <w:rPr>
           <w:rStyle w:val="Strong"/>
         </w:rPr>
-        <w:t>shortest distances from Node 0 to all other nodes</w:t>
-      </w:r>
-      <w:r>
-        <w:rPr/>
-        <w:t xml:space="preserve"> using </w:t>
-      </w:r>
+        <w:t>Workthrough: Dijkstra’s Shortest Path Algorithm</w:t>
+      </w:r>
+    </w:p>
+    <w:p>
+      <w:pPr>
+        <w:pStyle w:val="HorizontalLine"/>
+        <w:rPr/>
+      </w:pPr>
+      <w:r>
+        <w:rPr/>
+      </w:r>
+    </w:p>
+    <w:p>
+      <w:pPr>
+        <w:pStyle w:val="Heading3"/>
+        <w:rPr/>
+      </w:pPr>
       <w:r>
         <w:rPr>
           <w:rStyle w:val="Strong"/>
-        </w:rPr>
-        <w:t>Dijkstra’s</w:t>
+          <w:b/>
+          <w:bCs/>
+        </w:rPr>
+        <w:t>Problem Description</w:t>
+      </w:r>
+    </w:p>
+    <w:p>
+      <w:pPr>
+        <w:pStyle w:val="BodyText"/>
+        <w:rPr/>
+      </w:pPr>
+      <w:r>
+        <w:rPr/>
+        <w:t>The goal is to find the shortest distance from a given source node to all other nodes in a weighted graph. Dijkstra’s algorithm uses a greedy approach and ensures that the shortest path to each node is discovered.</w:t>
+      </w:r>
+    </w:p>
+    <w:p>
+      <w:pPr>
+        <w:pStyle w:val="BodyText"/>
+        <w:bidi w:val="0"/>
+        <w:spacing w:lineRule="auto" w:line="276" w:before="0" w:after="140"/>
+        <w:jc w:val="start"/>
+        <w:rPr>
+          <w:rStyle w:val="Strong"/>
+        </w:rPr>
+      </w:pPr>
+      <w:r>
+        <w:rPr/>
       </w:r>
     </w:p>
     <w:p>

--- a/problem_solving_techniques/Phase 2: Algorithms Mastery/greedy algorithms/greedy_workthout_example_on_solving_problems.docx
+++ b/problem_solving_techniques/Phase 2: Algorithms Mastery/greedy algorithms/greedy_workthout_example_on_solving_problems.docx
@@ -7082,6 +7082,29 @@
       <w:r>
         <w:rPr/>
         <w:t>Node 4: [0, 7, 6, 5, 4]</w:t>
+      </w:r>
+    </w:p>
+    <w:p>
+      <w:pPr>
+        <w:pStyle w:val="BodyText"/>
+        <w:rPr/>
+      </w:pPr>
+      <w:r>
+        <w:rPr/>
+        <w:t xml:space="preserve">Output </w:t>
+      </w:r>
+      <w:r>
+        <w:rPr>
+          <w:rFonts w:ascii="Arial" w:hAnsi="Arial"/>
+          <w:b w:val="false"/>
+          <w:i w:val="false"/>
+          <w:caps w:val="false"/>
+          <w:smallCaps w:val="false"/>
+          <w:color w:val="000000"/>
+          <w:spacing w:val="0"/>
+          <w:sz w:val="20"/>
+        </w:rPr>
+        <w:t>Distances=[0,4,12,19,21,11,9,8,14]</w:t>
       </w:r>
     </w:p>
     <w:p>

--- a/problem_solving_techniques/Phase 2: Algorithms Mastery/greedy algorithms/greedy_workthout_example_on_solving_problems.docx
+++ b/problem_solving_techniques/Phase 2: Algorithms Mastery/greedy algorithms/greedy_workthout_example_on_solving_problems.docx
@@ -4669,16 +4669,7 @@
     </w:p>
     <w:p>
       <w:pPr>
-        <w:pStyle w:val="HorizontalLine"/>
-        <w:rPr/>
-      </w:pPr>
-      <w:r>
-        <w:rPr/>
-      </w:r>
-    </w:p>
-    <w:p>
-      <w:pPr>
-        <w:pStyle w:val="Heading4"/>
+        <w:pStyle w:val="Heading3"/>
         <w:rPr/>
       </w:pPr>
       <w:r>
@@ -4687,7 +4678,17 @@
           <w:b/>
           <w:bCs/>
         </w:rPr>
-        <w:t>Example Input and Output</w:t>
+        <w:t>Understanding the Code</w:t>
+      </w:r>
+    </w:p>
+    <w:p>
+      <w:pPr>
+        <w:pStyle w:val="BodyText"/>
+        <w:rPr/>
+      </w:pPr>
+      <w:r>
+        <w:rPr/>
+        <w:t>Your code follows these steps:</w:t>
       </w:r>
     </w:p>
     <w:p>
@@ -4695,7 +4696,7 @@
         <w:pStyle w:val="BodyText"/>
         <w:numPr>
           <w:ilvl w:val="0"/>
-          <w:numId w:val="66"/>
+          <w:numId w:val="95"/>
         </w:numPr>
         <w:tabs>
           <w:tab w:val="clear" w:pos="709"/>
@@ -4708,411 +4709,182 @@
         <w:rPr>
           <w:rStyle w:val="Strong"/>
         </w:rPr>
-        <w:t>Input</w:t>
-      </w:r>
-      <w:r>
-        <w:rPr/>
-        <w:t>:</w:t>
+        <w:t>Sort jobs by profit in descending order:</w:t>
+      </w:r>
+      <w:r>
+        <w:rPr/>
         <w:br/>
-        <w:t xml:space="preserve">Jobs: </w:t>
-      </w:r>
-      <w:r>
-        <w:rPr>
-          <w:rStyle w:val="SourceText"/>
-        </w:rPr>
-        <w:t>[(2, 100), (1, 19), (2, 27), (1, 25), (3, 15)]</w:t>
-      </w:r>
-      <w:r>
-        <w:rPr/>
-        <w:br/>
-        <w:t xml:space="preserve">Format: </w:t>
-      </w:r>
-      <w:r>
-        <w:rPr>
-          <w:rStyle w:val="SourceText"/>
-        </w:rPr>
-        <w:t>(deadline, profit)</w:t>
-      </w:r>
-    </w:p>
-    <w:p>
-      <w:pPr>
-        <w:pStyle w:val="BodyText"/>
-        <w:numPr>
-          <w:ilvl w:val="0"/>
-          <w:numId w:val="66"/>
-        </w:numPr>
-        <w:tabs>
-          <w:tab w:val="clear" w:pos="709"/>
-          <w:tab w:val="left" w:pos="0" w:leader="none"/>
-        </w:tabs>
-        <w:ind w:hanging="283" w:start="709"/>
-        <w:rPr/>
-      </w:pPr>
-      <w:r>
-        <w:rPr>
-          <w:rStyle w:val="Strong"/>
-        </w:rPr>
-        <w:t>Output</w:t>
-      </w:r>
-      <w:r>
-        <w:rPr/>
-        <w:t>:</w:t>
-        <w:br/>
-        <w:t xml:space="preserve">Maximum Profit: </w:t>
-      </w:r>
-      <w:r>
-        <w:rPr>
-          <w:rStyle w:val="SourceText"/>
-        </w:rPr>
-        <w:t>142</w:t>
-      </w:r>
-    </w:p>
-    <w:p>
-      <w:pPr>
-        <w:pStyle w:val="BodyText"/>
-        <w:numPr>
-          <w:ilvl w:val="0"/>
-          <w:numId w:val="66"/>
-        </w:numPr>
-        <w:tabs>
-          <w:tab w:val="clear" w:pos="709"/>
-          <w:tab w:val="left" w:pos="0" w:leader="none"/>
-        </w:tabs>
-        <w:ind w:hanging="283" w:start="709"/>
-        <w:rPr/>
-      </w:pPr>
-      <w:r>
-        <w:rPr>
-          <w:rStyle w:val="Strong"/>
-        </w:rPr>
-        <w:t>Explanation</w:t>
-      </w:r>
-      <w:r>
-        <w:rPr/>
-        <w:t>:</w:t>
-        <w:br/>
-        <w:t xml:space="preserve">Schedule jobs </w:t>
-      </w:r>
-      <w:r>
-        <w:rPr>
-          <w:rStyle w:val="SourceText"/>
-        </w:rPr>
-        <w:t>(2, 100)</w:t>
-      </w:r>
-      <w:r>
-        <w:rPr/>
-        <w:t xml:space="preserve">, </w:t>
-      </w:r>
-      <w:r>
-        <w:rPr>
-          <w:rStyle w:val="SourceText"/>
-        </w:rPr>
-        <w:t>(2, 27)</w:t>
-      </w:r>
-      <w:r>
-        <w:rPr/>
-        <w:t xml:space="preserve">, and </w:t>
-      </w:r>
-      <w:r>
-        <w:rPr>
-          <w:rStyle w:val="SourceText"/>
-        </w:rPr>
-        <w:t>(1, 25)</w:t>
-      </w:r>
-      <w:r>
-        <w:rPr/>
-        <w:t xml:space="preserve"> for a total profit of </w:t>
-      </w:r>
-      <w:r>
-        <w:rPr>
-          <w:rStyle w:val="SourceText"/>
-        </w:rPr>
-        <w:t>100 + 27 + 25 = 142</w:t>
-      </w:r>
-      <w:r>
-        <w:rPr/>
-        <w:t>.</w:t>
-      </w:r>
-    </w:p>
-    <w:p>
-      <w:pPr>
-        <w:pStyle w:val="HorizontalLine"/>
-        <w:rPr/>
-      </w:pPr>
-      <w:r>
-        <w:rPr/>
-      </w:r>
-    </w:p>
-    <w:p>
-      <w:pPr>
-        <w:pStyle w:val="Heading3"/>
-        <w:rPr/>
-      </w:pPr>
-      <w:r>
-        <w:rPr>
-          <w:rStyle w:val="Strong"/>
-          <w:b/>
-          <w:bCs/>
-        </w:rPr>
-        <w:t>Step-by-Step Solution</w:t>
-      </w:r>
-    </w:p>
-    <w:p>
-      <w:pPr>
-        <w:pStyle w:val="Heading4"/>
-        <w:rPr/>
-      </w:pPr>
-      <w:r>
-        <w:rPr>
-          <w:rStyle w:val="Strong"/>
-          <w:b/>
-          <w:bCs/>
-        </w:rPr>
-        <w:t>Step 1: Sort Jobs by Profit (Descending Order)</w:t>
-      </w:r>
-    </w:p>
-    <w:p>
-      <w:pPr>
-        <w:pStyle w:val="BodyText"/>
-        <w:rPr/>
-      </w:pPr>
-      <w:r>
-        <w:rPr>
-          <w:rStyle w:val="Strong"/>
-        </w:rPr>
-        <w:t>Why?</w:t>
-      </w:r>
-      <w:r>
-        <w:rPr/>
-        <w:br/>
-        <w:t>To maximize profit, we prioritize jobs with the highest profit.</w:t>
-      </w:r>
-    </w:p>
-    <w:p>
-      <w:pPr>
-        <w:pStyle w:val="BodyText"/>
-        <w:rPr/>
-      </w:pPr>
-      <w:r>
-        <w:rPr>
-          <w:rStyle w:val="Strong"/>
-        </w:rPr>
-        <w:t>Input Jobs</w:t>
-      </w:r>
-      <w:r>
-        <w:rPr/>
-        <w:t>:</w:t>
-        <w:br/>
-      </w:r>
-      <w:r>
-        <w:rPr>
-          <w:rStyle w:val="SourceText"/>
-        </w:rPr>
-        <w:t>[(2, 100), (1, 19), (2, 27), (1, 25), (3, 15)]</w:t>
-      </w:r>
-    </w:p>
-    <w:p>
-      <w:pPr>
-        <w:pStyle w:val="BodyText"/>
-        <w:rPr/>
-      </w:pPr>
-      <w:r>
-        <w:rPr>
-          <w:rStyle w:val="Strong"/>
-        </w:rPr>
-        <w:t>Sorted Jobs</w:t>
-      </w:r>
-      <w:r>
-        <w:rPr/>
-        <w:t>:</w:t>
-        <w:br/>
-      </w:r>
-      <w:r>
-        <w:rPr>
-          <w:rStyle w:val="SourceText"/>
-        </w:rPr>
-        <w:t>[(2, 100), (2, 27), (1, 25), (1, 19), (3, 15)]</w:t>
-      </w:r>
-    </w:p>
-    <w:p>
-      <w:pPr>
-        <w:pStyle w:val="HorizontalLine"/>
-        <w:rPr/>
-      </w:pPr>
-      <w:r>
-        <w:rPr/>
-      </w:r>
-    </w:p>
-    <w:p>
-      <w:pPr>
-        <w:pStyle w:val="Heading4"/>
-        <w:rPr/>
-      </w:pPr>
-      <w:r>
-        <w:rPr>
-          <w:rStyle w:val="Strong"/>
-          <w:b/>
-          <w:bCs/>
-        </w:rPr>
-        <w:t>Step 2: Determine the Maximum Deadline</w:t>
-      </w:r>
-    </w:p>
-    <w:p>
-      <w:pPr>
-        <w:pStyle w:val="BodyText"/>
-        <w:rPr/>
-      </w:pPr>
-      <w:r>
-        <w:rPr>
-          <w:rStyle w:val="Strong"/>
-        </w:rPr>
-        <w:t>Why?</w:t>
-      </w:r>
-      <w:r>
-        <w:rPr/>
-        <w:br/>
-        <w:t>The maximum deadline determines the range of time slots available for scheduling jobs.</w:t>
-      </w:r>
-    </w:p>
-    <w:p>
-      <w:pPr>
-        <w:pStyle w:val="BodyText"/>
-        <w:rPr/>
-      </w:pPr>
-      <w:r>
-        <w:rPr>
-          <w:rStyle w:val="Strong"/>
-        </w:rPr>
-        <w:t>Maximum Deadline</w:t>
-      </w:r>
-      <w:r>
-        <w:rPr/>
-        <w:t>:</w:t>
-        <w:br/>
-      </w:r>
-      <w:r>
-        <w:rPr>
-          <w:rStyle w:val="SourceText"/>
-        </w:rPr>
-        <w:t>max_deadline = 3</w:t>
-      </w:r>
-      <w:r>
-        <w:rPr/>
-        <w:br/>
-        <w:t xml:space="preserve">(Time slots: </w:t>
-      </w:r>
-      <w:r>
-        <w:rPr>
-          <w:rStyle w:val="SourceText"/>
-        </w:rPr>
-        <w:t>1, 2, 3</w:t>
-      </w:r>
-      <w:r>
-        <w:rPr/>
-        <w:t>)</w:t>
-      </w:r>
-    </w:p>
-    <w:p>
-      <w:pPr>
-        <w:pStyle w:val="HorizontalLine"/>
-        <w:rPr/>
-      </w:pPr>
-      <w:r>
-        <w:rPr/>
-      </w:r>
-    </w:p>
-    <w:p>
-      <w:pPr>
-        <w:pStyle w:val="Heading4"/>
-        <w:rPr/>
-      </w:pPr>
-      <w:r>
-        <w:rPr>
-          <w:rStyle w:val="Strong"/>
-          <w:b/>
-          <w:bCs/>
-        </w:rPr>
-        <w:t>Step 3: Initialize Time Slots and Total Profit</w:t>
-      </w:r>
-    </w:p>
-    <w:p>
-      <w:pPr>
-        <w:pStyle w:val="BodyText"/>
-        <w:numPr>
-          <w:ilvl w:val="0"/>
-          <w:numId w:val="67"/>
-        </w:numPr>
-        <w:tabs>
-          <w:tab w:val="clear" w:pos="709"/>
-          <w:tab w:val="left" w:pos="0" w:leader="none"/>
-        </w:tabs>
-        <w:ind w:hanging="283" w:start="709"/>
-        <w:rPr/>
-      </w:pPr>
-      <w:r>
-        <w:rPr/>
-        <w:t xml:space="preserve">Create a </w:t>
-      </w:r>
-      <w:r>
-        <w:rPr>
-          <w:rStyle w:val="SourceText"/>
-        </w:rPr>
-        <w:t>slots</w:t>
-      </w:r>
-      <w:r>
-        <w:rPr/>
-        <w:t xml:space="preserve"> array to track whether a time slot is occupied.</w:t>
-        <w:br/>
-        <w:t xml:space="preserve">Initialize with </w:t>
-      </w:r>
-      <w:r>
-        <w:rPr>
-          <w:rStyle w:val="SourceText"/>
-        </w:rPr>
-        <w:t>-1</w:t>
-      </w:r>
-      <w:r>
-        <w:rPr/>
-        <w:t xml:space="preserve"> (indicating the slot is free).</w:t>
-      </w:r>
-    </w:p>
-    <w:p>
-      <w:pPr>
-        <w:pStyle w:val="BodyText"/>
+      </w:r>
+      <w:r>
+        <w:rPr>
+          <w:i/>
+          <w:iCs/>
+        </w:rPr>
+        <w:t>Given jobs:</w:t>
+      </w:r>
+    </w:p>
+    <w:p>
+      <w:pPr>
+        <w:pStyle w:val="PreformattedText"/>
         <w:numPr>
           <w:ilvl w:val="0"/>
           <w:numId w:val="0"/>
         </w:numPr>
+        <w:bidi w:val="0"/>
+        <w:spacing w:before="0" w:after="283"/>
+        <w:ind w:hanging="0" w:start="0" w:end="0"/>
+        <w:rPr/>
+      </w:pPr>
+      <w:r>
+        <w:rPr>
+          <w:rStyle w:val="SourceText"/>
+        </w:rPr>
+        <w:t>jobs = [(2, 100), (1, 19), (2, 27), (1, 25), (3, 15)]</w:t>
+      </w:r>
+    </w:p>
+    <w:p>
+      <w:pPr>
+        <w:pStyle w:val="BodyText"/>
+        <w:numPr>
+          <w:ilvl w:val="0"/>
+          <w:numId w:val="0"/>
+        </w:numPr>
         <w:ind w:hanging="0" w:start="0"/>
+        <w:rPr>
+          <w:i/>
+          <w:i/>
+          <w:iCs/>
+        </w:rPr>
+      </w:pPr>
+      <w:r>
+        <w:rPr>
+          <w:i/>
+          <w:iCs/>
+        </w:rPr>
+        <w:t>After sorting by profit:</w:t>
+      </w:r>
+    </w:p>
+    <w:p>
+      <w:pPr>
+        <w:pStyle w:val="PreformattedText"/>
+        <w:numPr>
+          <w:ilvl w:val="0"/>
+          <w:numId w:val="0"/>
+        </w:numPr>
+        <w:bidi w:val="0"/>
+        <w:spacing w:before="0" w:after="283"/>
+        <w:ind w:hanging="0" w:start="0" w:end="0"/>
+        <w:rPr/>
+      </w:pPr>
+      <w:r>
+        <w:rPr>
+          <w:rStyle w:val="SourceText"/>
+        </w:rPr>
+        <w:t>sorted_jobs = [(2, 100), (2, 27), (1, 25), (1, 19), (3, 15)]</w:t>
+      </w:r>
+    </w:p>
+    <w:p>
+      <w:pPr>
+        <w:pStyle w:val="BodyText"/>
+        <w:numPr>
+          <w:ilvl w:val="0"/>
+          <w:numId w:val="95"/>
+        </w:numPr>
+        <w:tabs>
+          <w:tab w:val="clear" w:pos="709"/>
+          <w:tab w:val="left" w:pos="0" w:leader="none"/>
+        </w:tabs>
+        <w:ind w:hanging="283" w:start="709"/>
         <w:rPr/>
       </w:pPr>
       <w:r>
         <w:rPr>
           <w:rStyle w:val="Strong"/>
         </w:rPr>
-        <w:t>Slots</w:t>
-      </w:r>
-      <w:r>
-        <w:rPr/>
-        <w:t xml:space="preserve">: </w:t>
+        <w:t>Find the maximum deadline:</w:t>
+      </w:r>
+      <w:r>
+        <w:rPr/>
+        <w:br/>
+      </w:r>
+      <w:r>
+        <w:rPr>
+          <w:i/>
+          <w:iCs/>
+        </w:rPr>
+        <w:t xml:space="preserve">The maximum deadline is </w:t>
+      </w:r>
+      <w:r>
+        <w:rPr>
+          <w:rStyle w:val="Strong"/>
+          <w:i/>
+          <w:iCs/>
+        </w:rPr>
+        <w:t>3</w:t>
+      </w:r>
+      <w:r>
+        <w:rPr>
+          <w:i/>
+          <w:iCs/>
+        </w:rPr>
+        <w:t xml:space="preserve">, so we create a </w:t>
+      </w:r>
+      <w:r>
+        <w:rPr>
+          <w:rStyle w:val="Strong"/>
+          <w:i/>
+          <w:iCs/>
+        </w:rPr>
+        <w:t>slots</w:t>
+      </w:r>
+      <w:r>
+        <w:rPr>
+          <w:i/>
+          <w:iCs/>
+        </w:rPr>
+        <w:t xml:space="preserve"> array of size </w:t>
       </w:r>
       <w:r>
         <w:rPr>
           <w:rStyle w:val="SourceText"/>
-        </w:rPr>
-        <w:t>[-1, -1, -1, -1]</w:t>
-      </w:r>
-      <w:r>
-        <w:rPr/>
-        <w:t xml:space="preserve"> (4 elements for 3 deadlines, with 0-based indexing ignored)</w:t>
-      </w:r>
-    </w:p>
-    <w:p>
-      <w:pPr>
-        <w:pStyle w:val="BodyText"/>
+          <w:i/>
+          <w:iCs/>
+        </w:rPr>
+        <w:t>max_deadline + 1 = 4</w:t>
+      </w:r>
+      <w:r>
+        <w:rPr>
+          <w:i/>
+          <w:iCs/>
+        </w:rPr>
+        <w:t>:</w:t>
+      </w:r>
+    </w:p>
+    <w:p>
+      <w:pPr>
+        <w:pStyle w:val="PreformattedText"/>
         <w:numPr>
           <w:ilvl w:val="0"/>
-          <w:numId w:val="67"/>
+          <w:numId w:val="0"/>
+        </w:numPr>
+        <w:bidi w:val="0"/>
+        <w:spacing w:before="0" w:after="283"/>
+        <w:ind w:hanging="0" w:start="0" w:end="0"/>
+        <w:rPr/>
+      </w:pPr>
+      <w:r>
+        <w:rPr>
+          <w:rStyle w:val="SourceText"/>
+        </w:rPr>
+        <w:t>slots = [-1, -1, -1, -1]  # 4 slots (index 0 ignored)</w:t>
+      </w:r>
+    </w:p>
+    <w:p>
+      <w:pPr>
+        <w:pStyle w:val="BodyText"/>
+        <w:numPr>
+          <w:ilvl w:val="0"/>
+          <w:numId w:val="95"/>
         </w:numPr>
         <w:tabs>
           <w:tab w:val="clear" w:pos="709"/>
@@ -5122,1082 +4894,10 @@
         <w:rPr/>
       </w:pPr>
       <w:r>
-        <w:rPr/>
-        <w:t xml:space="preserve">Initialize </w:t>
-      </w:r>
-      <w:r>
-        <w:rPr>
-          <w:rStyle w:val="SourceText"/>
-        </w:rPr>
-        <w:t>total_profit</w:t>
-      </w:r>
-      <w:r>
-        <w:rPr/>
-        <w:t xml:space="preserve"> to </w:t>
-      </w:r>
-      <w:r>
-        <w:rPr>
-          <w:rStyle w:val="SourceText"/>
-        </w:rPr>
-        <w:t>0</w:t>
-      </w:r>
-      <w:r>
-        <w:rPr/>
-        <w:t>.</w:t>
-      </w:r>
-    </w:p>
-    <w:p>
-      <w:pPr>
-        <w:pStyle w:val="HorizontalLine"/>
-        <w:rPr/>
-      </w:pPr>
-      <w:r>
-        <w:rPr/>
-      </w:r>
-    </w:p>
-    <w:p>
-      <w:pPr>
-        <w:pStyle w:val="Heading4"/>
-        <w:rPr/>
-      </w:pPr>
-      <w:r>
         <w:rPr>
           <w:rStyle w:val="Strong"/>
-          <w:b/>
-          <w:bCs/>
-        </w:rPr>
-        <w:t>Step 4: Schedule Jobs</w:t>
-      </w:r>
-    </w:p>
-    <w:p>
-      <w:pPr>
-        <w:pStyle w:val="BodyText"/>
-        <w:rPr/>
-      </w:pPr>
-      <w:r>
-        <w:rPr>
-          <w:rStyle w:val="Strong"/>
-        </w:rPr>
-        <w:t>Iterate through the sorted jobs</w:t>
-      </w:r>
-      <w:r>
-        <w:rPr/>
-        <w:t xml:space="preserve"> and attempt to schedule each job starting from its deadline. If the deadline slot is occupied, move to earlier slots.</w:t>
-      </w:r>
-    </w:p>
-    <w:p>
-      <w:pPr>
-        <w:pStyle w:val="HorizontalLine"/>
-        <w:rPr/>
-      </w:pPr>
-      <w:r>
-        <w:rPr/>
-      </w:r>
-    </w:p>
-    <w:p>
-      <w:pPr>
-        <w:pStyle w:val="Heading5"/>
-        <w:rPr/>
-      </w:pPr>
-      <w:r>
-        <w:rPr>
-          <w:rStyle w:val="Strong"/>
-          <w:b/>
-          <w:bCs/>
-        </w:rPr>
-        <w:t>Job 1: (2, 100)</w:t>
-      </w:r>
-    </w:p>
-    <w:p>
-      <w:pPr>
-        <w:pStyle w:val="BodyText"/>
-        <w:numPr>
-          <w:ilvl w:val="0"/>
-          <w:numId w:val="68"/>
-        </w:numPr>
-        <w:tabs>
-          <w:tab w:val="clear" w:pos="709"/>
-          <w:tab w:val="left" w:pos="0" w:leader="none"/>
-        </w:tabs>
-        <w:spacing w:before="0" w:after="0"/>
-        <w:ind w:hanging="283" w:start="709"/>
-        <w:rPr/>
-      </w:pPr>
-      <w:r>
-        <w:rPr/>
-        <w:t xml:space="preserve">Deadline: </w:t>
-      </w:r>
-      <w:r>
-        <w:rPr>
-          <w:rStyle w:val="SourceText"/>
-        </w:rPr>
-        <w:t>2</w:t>
-      </w:r>
-      <w:r>
-        <w:rPr/>
-        <w:t xml:space="preserve">, Profit: </w:t>
-      </w:r>
-      <w:r>
-        <w:rPr>
-          <w:rStyle w:val="SourceText"/>
-        </w:rPr>
-        <w:t>100</w:t>
-      </w:r>
-    </w:p>
-    <w:p>
-      <w:pPr>
-        <w:pStyle w:val="BodyText"/>
-        <w:numPr>
-          <w:ilvl w:val="0"/>
-          <w:numId w:val="68"/>
-        </w:numPr>
-        <w:tabs>
-          <w:tab w:val="clear" w:pos="709"/>
-          <w:tab w:val="left" w:pos="0" w:leader="none"/>
-        </w:tabs>
-        <w:ind w:hanging="283" w:start="709"/>
-        <w:rPr/>
-      </w:pPr>
-      <w:r>
-        <w:rPr/>
-        <w:t xml:space="preserve">Check slot </w:t>
-      </w:r>
-      <w:r>
-        <w:rPr>
-          <w:rStyle w:val="SourceText"/>
-        </w:rPr>
-        <w:t>2</w:t>
-      </w:r>
-      <w:r>
-        <w:rPr/>
-        <w:t>. It is free.</w:t>
-        <w:br/>
-      </w:r>
-      <w:r>
-        <w:rPr>
-          <w:rStyle w:val="Strong"/>
-        </w:rPr>
-        <w:t>Action</w:t>
-      </w:r>
-      <w:r>
-        <w:rPr/>
-        <w:t xml:space="preserve">: Assign this job to slot </w:t>
-      </w:r>
-      <w:r>
-        <w:rPr>
-          <w:rStyle w:val="SourceText"/>
-        </w:rPr>
-        <w:t>2</w:t>
-      </w:r>
-      <w:r>
-        <w:rPr/>
-        <w:t>.</w:t>
-      </w:r>
-    </w:p>
-    <w:p>
-      <w:pPr>
-        <w:pStyle w:val="BodyText"/>
-        <w:rPr/>
-      </w:pPr>
-      <w:r>
-        <w:rPr>
-          <w:rStyle w:val="Strong"/>
-        </w:rPr>
-        <w:t>Updated Slots</w:t>
-      </w:r>
-      <w:r>
-        <w:rPr/>
-        <w:t xml:space="preserve">: </w:t>
-      </w:r>
-      <w:r>
-        <w:rPr>
-          <w:rStyle w:val="SourceText"/>
-        </w:rPr>
-        <w:t>[-1, -1, 100, -1]</w:t>
-      </w:r>
-      <w:r>
-        <w:rPr/>
-        <w:br/>
-      </w:r>
-      <w:r>
-        <w:rPr>
-          <w:rStyle w:val="Strong"/>
-        </w:rPr>
-        <w:t>Total Profit</w:t>
-      </w:r>
-      <w:r>
-        <w:rPr/>
-        <w:t xml:space="preserve">: </w:t>
-      </w:r>
-      <w:r>
-        <w:rPr>
-          <w:rStyle w:val="SourceText"/>
-        </w:rPr>
-        <w:t>100</w:t>
-      </w:r>
-    </w:p>
-    <w:p>
-      <w:pPr>
-        <w:pStyle w:val="HorizontalLine"/>
-        <w:rPr/>
-      </w:pPr>
-      <w:r>
-        <w:rPr/>
-      </w:r>
-    </w:p>
-    <w:p>
-      <w:pPr>
-        <w:pStyle w:val="Heading5"/>
-        <w:rPr/>
-      </w:pPr>
-      <w:r>
-        <w:rPr>
-          <w:rStyle w:val="Strong"/>
-          <w:b/>
-          <w:bCs/>
-        </w:rPr>
-        <w:t>Job 2: (2, 27)</w:t>
-      </w:r>
-    </w:p>
-    <w:p>
-      <w:pPr>
-        <w:pStyle w:val="BodyText"/>
-        <w:numPr>
-          <w:ilvl w:val="0"/>
-          <w:numId w:val="69"/>
-        </w:numPr>
-        <w:tabs>
-          <w:tab w:val="clear" w:pos="709"/>
-          <w:tab w:val="left" w:pos="0" w:leader="none"/>
-        </w:tabs>
-        <w:spacing w:before="0" w:after="0"/>
-        <w:ind w:hanging="283" w:start="709"/>
-        <w:rPr/>
-      </w:pPr>
-      <w:r>
-        <w:rPr/>
-        <w:t xml:space="preserve">Deadline: </w:t>
-      </w:r>
-      <w:r>
-        <w:rPr>
-          <w:rStyle w:val="SourceText"/>
-        </w:rPr>
-        <w:t>2</w:t>
-      </w:r>
-      <w:r>
-        <w:rPr/>
-        <w:t xml:space="preserve">, Profit: </w:t>
-      </w:r>
-      <w:r>
-        <w:rPr>
-          <w:rStyle w:val="SourceText"/>
-        </w:rPr>
-        <w:t>27</w:t>
-      </w:r>
-    </w:p>
-    <w:p>
-      <w:pPr>
-        <w:pStyle w:val="BodyText"/>
-        <w:numPr>
-          <w:ilvl w:val="0"/>
-          <w:numId w:val="69"/>
-        </w:numPr>
-        <w:tabs>
-          <w:tab w:val="clear" w:pos="709"/>
-          <w:tab w:val="left" w:pos="0" w:leader="none"/>
-        </w:tabs>
-        <w:spacing w:before="0" w:after="0"/>
-        <w:ind w:hanging="283" w:start="709"/>
-        <w:rPr/>
-      </w:pPr>
-      <w:r>
-        <w:rPr/>
-        <w:t xml:space="preserve">Check slot </w:t>
-      </w:r>
-      <w:r>
-        <w:rPr>
-          <w:rStyle w:val="SourceText"/>
-        </w:rPr>
-        <w:t>2</w:t>
-      </w:r>
-      <w:r>
-        <w:rPr/>
-        <w:t>. It is occupied.</w:t>
-      </w:r>
-    </w:p>
-    <w:p>
-      <w:pPr>
-        <w:pStyle w:val="BodyText"/>
-        <w:numPr>
-          <w:ilvl w:val="0"/>
-          <w:numId w:val="69"/>
-        </w:numPr>
-        <w:tabs>
-          <w:tab w:val="clear" w:pos="709"/>
-          <w:tab w:val="left" w:pos="0" w:leader="none"/>
-        </w:tabs>
-        <w:ind w:hanging="283" w:start="709"/>
-        <w:rPr/>
-      </w:pPr>
-      <w:r>
-        <w:rPr/>
-        <w:t xml:space="preserve">Check slot </w:t>
-      </w:r>
-      <w:r>
-        <w:rPr>
-          <w:rStyle w:val="SourceText"/>
-        </w:rPr>
-        <w:t>1</w:t>
-      </w:r>
-      <w:r>
-        <w:rPr/>
-        <w:t>. It is free.</w:t>
-        <w:br/>
-      </w:r>
-      <w:r>
-        <w:rPr>
-          <w:rStyle w:val="Strong"/>
-        </w:rPr>
-        <w:t>Action</w:t>
-      </w:r>
-      <w:r>
-        <w:rPr/>
-        <w:t xml:space="preserve">: Assign this job to slot </w:t>
-      </w:r>
-      <w:r>
-        <w:rPr>
-          <w:rStyle w:val="SourceText"/>
-        </w:rPr>
-        <w:t>1</w:t>
-      </w:r>
-      <w:r>
-        <w:rPr/>
-        <w:t>.</w:t>
-      </w:r>
-    </w:p>
-    <w:p>
-      <w:pPr>
-        <w:pStyle w:val="BodyText"/>
-        <w:rPr/>
-      </w:pPr>
-      <w:r>
-        <w:rPr>
-          <w:rStyle w:val="Strong"/>
-        </w:rPr>
-        <w:t>Updated Slots</w:t>
-      </w:r>
-      <w:r>
-        <w:rPr/>
-        <w:t xml:space="preserve">: </w:t>
-      </w:r>
-      <w:r>
-        <w:rPr>
-          <w:rStyle w:val="SourceText"/>
-        </w:rPr>
-        <w:t>[-1, 27, 100, -1]</w:t>
-      </w:r>
-      <w:r>
-        <w:rPr/>
-        <w:br/>
-      </w:r>
-      <w:r>
-        <w:rPr>
-          <w:rStyle w:val="Strong"/>
-        </w:rPr>
-        <w:t>Total Profit</w:t>
-      </w:r>
-      <w:r>
-        <w:rPr/>
-        <w:t xml:space="preserve">: </w:t>
-      </w:r>
-      <w:r>
-        <w:rPr>
-          <w:rStyle w:val="SourceText"/>
-        </w:rPr>
-        <w:t>127</w:t>
-      </w:r>
-    </w:p>
-    <w:p>
-      <w:pPr>
-        <w:pStyle w:val="Heading5"/>
-        <w:rPr/>
-      </w:pPr>
-      <w:r>
-        <w:rPr>
-          <w:rStyle w:val="Strong"/>
-          <w:b/>
-          <w:bCs/>
-        </w:rPr>
-        <w:t>Job 3: (1, 25)</w:t>
-      </w:r>
-    </w:p>
-    <w:p>
-      <w:pPr>
-        <w:pStyle w:val="BodyText"/>
-        <w:numPr>
-          <w:ilvl w:val="0"/>
-          <w:numId w:val="70"/>
-        </w:numPr>
-        <w:tabs>
-          <w:tab w:val="clear" w:pos="709"/>
-          <w:tab w:val="left" w:pos="0" w:leader="none"/>
-        </w:tabs>
-        <w:spacing w:before="0" w:after="0"/>
-        <w:ind w:hanging="283" w:start="709"/>
-        <w:rPr/>
-      </w:pPr>
-      <w:r>
-        <w:rPr/>
-        <w:t xml:space="preserve">Deadline: </w:t>
-      </w:r>
-      <w:r>
-        <w:rPr>
-          <w:rStyle w:val="SourceText"/>
-        </w:rPr>
-        <w:t>1</w:t>
-      </w:r>
-      <w:r>
-        <w:rPr/>
-        <w:t xml:space="preserve">, Profit: </w:t>
-      </w:r>
-      <w:r>
-        <w:rPr>
-          <w:rStyle w:val="SourceText"/>
-        </w:rPr>
-        <w:t>25</w:t>
-      </w:r>
-    </w:p>
-    <w:p>
-      <w:pPr>
-        <w:pStyle w:val="BodyText"/>
-        <w:numPr>
-          <w:ilvl w:val="0"/>
-          <w:numId w:val="70"/>
-        </w:numPr>
-        <w:tabs>
-          <w:tab w:val="clear" w:pos="709"/>
-          <w:tab w:val="left" w:pos="0" w:leader="none"/>
-        </w:tabs>
-        <w:ind w:hanging="283" w:start="709"/>
-        <w:rPr/>
-      </w:pPr>
-      <w:r>
-        <w:rPr/>
-        <w:t xml:space="preserve">Check slot </w:t>
-      </w:r>
-      <w:r>
-        <w:rPr>
-          <w:rStyle w:val="SourceText"/>
-        </w:rPr>
-        <w:t>1</w:t>
-      </w:r>
-      <w:r>
-        <w:rPr/>
-        <w:t xml:space="preserve">. It is </w:t>
-      </w:r>
-      <w:r>
-        <w:rPr>
-          <w:rStyle w:val="Strong"/>
-        </w:rPr>
-        <w:t>free</w:t>
-      </w:r>
-      <w:r>
-        <w:rPr/>
-        <w:t>.</w:t>
-        <w:br/>
-      </w:r>
-      <w:r>
-        <w:rPr>
-          <w:rStyle w:val="Strong"/>
-        </w:rPr>
-        <w:t>Action</w:t>
-      </w:r>
-      <w:r>
-        <w:rPr/>
-        <w:t xml:space="preserve">: Assign this job to slot </w:t>
-      </w:r>
-      <w:r>
-        <w:rPr>
-          <w:rStyle w:val="SourceText"/>
-        </w:rPr>
-        <w:t>1</w:t>
-      </w:r>
-      <w:r>
-        <w:rPr/>
-        <w:t>.</w:t>
-      </w:r>
-    </w:p>
-    <w:p>
-      <w:pPr>
-        <w:pStyle w:val="BodyText"/>
-        <w:rPr/>
-      </w:pPr>
-      <w:r>
-        <w:rPr>
-          <w:rStyle w:val="Strong"/>
-        </w:rPr>
-        <w:t>Updated Slots</w:t>
-      </w:r>
-      <w:r>
-        <w:rPr/>
-        <w:t xml:space="preserve">: </w:t>
-      </w:r>
-      <w:r>
-        <w:rPr>
-          <w:rStyle w:val="SourceText"/>
-        </w:rPr>
-        <w:t>[-1, 25, 100, -1]</w:t>
-      </w:r>
-      <w:r>
-        <w:rPr/>
-        <w:br/>
-      </w:r>
-      <w:r>
-        <w:rPr>
-          <w:rStyle w:val="Strong"/>
-        </w:rPr>
-        <w:t>Total Profit</w:t>
-      </w:r>
-      <w:r>
-        <w:rPr/>
-        <w:t xml:space="preserve">: </w:t>
-      </w:r>
-      <w:r>
-        <w:rPr>
-          <w:rStyle w:val="SourceText"/>
-        </w:rPr>
-        <w:t>127 + 25 = 142</w:t>
-      </w:r>
-    </w:p>
-    <w:p>
-      <w:pPr>
-        <w:pStyle w:val="HorizontalLine"/>
-        <w:rPr/>
-      </w:pPr>
-      <w:r>
-        <w:rPr/>
-      </w:r>
-    </w:p>
-    <w:p>
-      <w:pPr>
-        <w:pStyle w:val="Heading5"/>
-        <w:rPr/>
-      </w:pPr>
-      <w:r>
-        <w:rPr>
-          <w:rStyle w:val="Strong"/>
-          <w:b/>
-          <w:bCs/>
-        </w:rPr>
-        <w:t>Job 4: (1, 19)</w:t>
-      </w:r>
-    </w:p>
-    <w:p>
-      <w:pPr>
-        <w:pStyle w:val="BodyText"/>
-        <w:numPr>
-          <w:ilvl w:val="0"/>
-          <w:numId w:val="71"/>
-        </w:numPr>
-        <w:tabs>
-          <w:tab w:val="clear" w:pos="709"/>
-          <w:tab w:val="left" w:pos="0" w:leader="none"/>
-        </w:tabs>
-        <w:spacing w:before="0" w:after="0"/>
-        <w:ind w:hanging="283" w:start="709"/>
-        <w:rPr/>
-      </w:pPr>
-      <w:r>
-        <w:rPr/>
-        <w:t xml:space="preserve">Deadline: </w:t>
-      </w:r>
-      <w:r>
-        <w:rPr>
-          <w:rStyle w:val="SourceText"/>
-        </w:rPr>
-        <w:t>1</w:t>
-      </w:r>
-      <w:r>
-        <w:rPr/>
-        <w:t xml:space="preserve">, Profit: </w:t>
-      </w:r>
-      <w:r>
-        <w:rPr>
-          <w:rStyle w:val="SourceText"/>
-        </w:rPr>
-        <w:t>19</w:t>
-      </w:r>
-    </w:p>
-    <w:p>
-      <w:pPr>
-        <w:pStyle w:val="BodyText"/>
-        <w:numPr>
-          <w:ilvl w:val="0"/>
-          <w:numId w:val="71"/>
-        </w:numPr>
-        <w:tabs>
-          <w:tab w:val="clear" w:pos="709"/>
-          <w:tab w:val="left" w:pos="0" w:leader="none"/>
-        </w:tabs>
-        <w:ind w:hanging="283" w:start="709"/>
-        <w:rPr/>
-      </w:pPr>
-      <w:r>
-        <w:rPr/>
-        <w:t xml:space="preserve">Check slot </w:t>
-      </w:r>
-      <w:r>
-        <w:rPr>
-          <w:rStyle w:val="SourceText"/>
-        </w:rPr>
-        <w:t>1</w:t>
-      </w:r>
-      <w:r>
-        <w:rPr/>
-        <w:t xml:space="preserve">. It is </w:t>
-      </w:r>
-      <w:r>
-        <w:rPr>
-          <w:rStyle w:val="Strong"/>
-        </w:rPr>
-        <w:t>already occupied</w:t>
-      </w:r>
-      <w:r>
-        <w:rPr/>
-        <w:t xml:space="preserve"> by job </w:t>
-      </w:r>
-      <w:r>
-        <w:rPr>
-          <w:rStyle w:val="SourceText"/>
-        </w:rPr>
-        <w:t>(1, 25)</w:t>
-      </w:r>
-      <w:r>
-        <w:rPr/>
-        <w:t>.</w:t>
-        <w:br/>
-      </w:r>
-      <w:r>
-        <w:rPr>
-          <w:rStyle w:val="Strong"/>
-        </w:rPr>
-        <w:t>Action</w:t>
-      </w:r>
-      <w:r>
-        <w:rPr/>
-        <w:t>: Skip this job.</w:t>
-      </w:r>
-    </w:p>
-    <w:p>
-      <w:pPr>
-        <w:pStyle w:val="HorizontalLine"/>
-        <w:rPr/>
-      </w:pPr>
-      <w:r>
-        <w:rPr/>
-      </w:r>
-    </w:p>
-    <w:p>
-      <w:pPr>
-        <w:pStyle w:val="Heading5"/>
-        <w:rPr/>
-      </w:pPr>
-      <w:r>
-        <w:rPr>
-          <w:rStyle w:val="Strong"/>
-          <w:b/>
-          <w:bCs/>
-        </w:rPr>
-        <w:t>Job 5: (3, 15)</w:t>
-      </w:r>
-    </w:p>
-    <w:p>
-      <w:pPr>
-        <w:pStyle w:val="BodyText"/>
-        <w:numPr>
-          <w:ilvl w:val="0"/>
-          <w:numId w:val="72"/>
-        </w:numPr>
-        <w:tabs>
-          <w:tab w:val="clear" w:pos="709"/>
-          <w:tab w:val="left" w:pos="0" w:leader="none"/>
-        </w:tabs>
-        <w:spacing w:before="0" w:after="0"/>
-        <w:ind w:hanging="283" w:start="709"/>
-        <w:rPr/>
-      </w:pPr>
-      <w:r>
-        <w:rPr/>
-        <w:t xml:space="preserve">Deadline: </w:t>
-      </w:r>
-      <w:r>
-        <w:rPr>
-          <w:rStyle w:val="SourceText"/>
-        </w:rPr>
-        <w:t>3</w:t>
-      </w:r>
-      <w:r>
-        <w:rPr/>
-        <w:t xml:space="preserve">, Profit: </w:t>
-      </w:r>
-      <w:r>
-        <w:rPr>
-          <w:rStyle w:val="SourceText"/>
-        </w:rPr>
-        <w:t>15</w:t>
-      </w:r>
-    </w:p>
-    <w:p>
-      <w:pPr>
-        <w:pStyle w:val="BodyText"/>
-        <w:numPr>
-          <w:ilvl w:val="0"/>
-          <w:numId w:val="72"/>
-        </w:numPr>
-        <w:tabs>
-          <w:tab w:val="clear" w:pos="709"/>
-          <w:tab w:val="left" w:pos="0" w:leader="none"/>
-        </w:tabs>
-        <w:ind w:hanging="283" w:start="709"/>
-        <w:rPr/>
-      </w:pPr>
-      <w:r>
-        <w:rPr/>
-        <w:t xml:space="preserve">Check slot </w:t>
-      </w:r>
-      <w:r>
-        <w:rPr>
-          <w:rStyle w:val="SourceText"/>
-        </w:rPr>
-        <w:t>3</w:t>
-      </w:r>
-      <w:r>
-        <w:rPr/>
-        <w:t xml:space="preserve">. It is </w:t>
-      </w:r>
-      <w:r>
-        <w:rPr>
-          <w:rStyle w:val="Strong"/>
-        </w:rPr>
-        <w:t>free</w:t>
-      </w:r>
-      <w:r>
-        <w:rPr/>
-        <w:t>.</w:t>
-        <w:br/>
-      </w:r>
-      <w:r>
-        <w:rPr>
-          <w:rStyle w:val="Strong"/>
-        </w:rPr>
-        <w:t>Action</w:t>
-      </w:r>
-      <w:r>
-        <w:rPr/>
-        <w:t xml:space="preserve">: Assign this job to slot </w:t>
-      </w:r>
-      <w:r>
-        <w:rPr>
-          <w:rStyle w:val="SourceText"/>
-        </w:rPr>
-        <w:t>3</w:t>
-      </w:r>
-      <w:r>
-        <w:rPr/>
-        <w:t>.</w:t>
-      </w:r>
-    </w:p>
-    <w:p>
-      <w:pPr>
-        <w:pStyle w:val="BodyText"/>
-        <w:rPr/>
-      </w:pPr>
-      <w:r>
-        <w:rPr>
-          <w:rStyle w:val="Strong"/>
-        </w:rPr>
-        <w:t>Updated Slots</w:t>
-      </w:r>
-      <w:r>
-        <w:rPr/>
-        <w:t xml:space="preserve">: </w:t>
-      </w:r>
-      <w:r>
-        <w:rPr>
-          <w:rStyle w:val="SourceText"/>
-        </w:rPr>
-        <w:t>[-1, 25, 100, 15]</w:t>
-      </w:r>
-      <w:r>
-        <w:rPr/>
-        <w:br/>
-      </w:r>
-      <w:r>
-        <w:rPr>
-          <w:rStyle w:val="Strong"/>
-        </w:rPr>
-        <w:t>Total Profit</w:t>
-      </w:r>
-      <w:r>
-        <w:rPr/>
-        <w:t xml:space="preserve">: </w:t>
-      </w:r>
-      <w:r>
-        <w:rPr>
-          <w:rStyle w:val="SourceText"/>
-        </w:rPr>
-        <w:t>142 + 15 = 157</w:t>
-      </w:r>
-    </w:p>
-    <w:p>
-      <w:pPr>
-        <w:pStyle w:val="HorizontalLine"/>
-        <w:rPr/>
-      </w:pPr>
-      <w:r>
-        <w:rPr/>
-      </w:r>
-    </w:p>
-    <w:p>
-      <w:pPr>
-        <w:pStyle w:val="Heading4"/>
-        <w:rPr/>
-      </w:pPr>
-      <w:r>
-        <w:rPr>
-          <w:rStyle w:val="Strong"/>
-          <w:b/>
-          <w:bCs/>
-        </w:rPr>
-        <w:t>Step 5: Return the Total Profit</w:t>
-      </w:r>
-    </w:p>
-    <w:p>
-      <w:pPr>
-        <w:pStyle w:val="BodyText"/>
-        <w:rPr/>
-      </w:pPr>
-      <w:r>
-        <w:rPr/>
-        <w:t xml:space="preserve">At the end of the scheduling process, the total profit is </w:t>
-      </w:r>
-      <w:r>
-        <w:rPr>
-          <w:rStyle w:val="Strong"/>
-        </w:rPr>
-        <w:t>157</w:t>
-      </w:r>
-      <w:r>
-        <w:rPr/>
-        <w:t>, and the scheduled jobs are:</w:t>
-      </w:r>
-    </w:p>
-    <w:p>
-      <w:pPr>
-        <w:pStyle w:val="BodyText"/>
-        <w:numPr>
-          <w:ilvl w:val="0"/>
-          <w:numId w:val="73"/>
-        </w:numPr>
-        <w:tabs>
-          <w:tab w:val="clear" w:pos="709"/>
-          <w:tab w:val="left" w:pos="0" w:leader="none"/>
-        </w:tabs>
-        <w:spacing w:before="0" w:after="0"/>
-        <w:ind w:hanging="283" w:start="709"/>
-        <w:rPr/>
-      </w:pPr>
-      <w:r>
-        <w:rPr/>
-        <w:t xml:space="preserve">Slot </w:t>
-      </w:r>
-      <w:r>
-        <w:rPr>
-          <w:rStyle w:val="SourceText"/>
-        </w:rPr>
-        <w:t>1</w:t>
-      </w:r>
-      <w:r>
-        <w:rPr/>
-        <w:t xml:space="preserve">: </w:t>
-      </w:r>
-      <w:r>
-        <w:rPr>
-          <w:rStyle w:val="SourceText"/>
-        </w:rPr>
-        <w:t>(1, 25)</w:t>
-      </w:r>
-    </w:p>
-    <w:p>
-      <w:pPr>
-        <w:pStyle w:val="BodyText"/>
-        <w:numPr>
-          <w:ilvl w:val="0"/>
-          <w:numId w:val="73"/>
-        </w:numPr>
-        <w:tabs>
-          <w:tab w:val="clear" w:pos="709"/>
-          <w:tab w:val="left" w:pos="0" w:leader="none"/>
-        </w:tabs>
-        <w:spacing w:before="0" w:after="0"/>
-        <w:ind w:hanging="283" w:start="709"/>
-        <w:rPr/>
-      </w:pPr>
-      <w:r>
-        <w:rPr/>
-        <w:t xml:space="preserve">Slot </w:t>
-      </w:r>
-      <w:r>
-        <w:rPr>
-          <w:rStyle w:val="SourceText"/>
-        </w:rPr>
-        <w:t>2</w:t>
-      </w:r>
-      <w:r>
-        <w:rPr/>
-        <w:t xml:space="preserve">: </w:t>
-      </w:r>
-      <w:r>
-        <w:rPr>
-          <w:rStyle w:val="SourceText"/>
-        </w:rPr>
-        <w:t>(2, 100)</w:t>
-      </w:r>
-    </w:p>
-    <w:p>
-      <w:pPr>
-        <w:pStyle w:val="BodyText"/>
-        <w:numPr>
-          <w:ilvl w:val="0"/>
-          <w:numId w:val="73"/>
-        </w:numPr>
-        <w:tabs>
-          <w:tab w:val="clear" w:pos="709"/>
-          <w:tab w:val="left" w:pos="0" w:leader="none"/>
-        </w:tabs>
-        <w:ind w:hanging="283" w:start="709"/>
-        <w:rPr/>
-      </w:pPr>
-      <w:r>
-        <w:rPr/>
-        <w:t xml:space="preserve">Slot </w:t>
-      </w:r>
-      <w:r>
-        <w:rPr>
-          <w:rStyle w:val="SourceText"/>
-        </w:rPr>
-        <w:t>3</w:t>
-      </w:r>
-      <w:r>
-        <w:rPr/>
-        <w:t xml:space="preserve">: </w:t>
-      </w:r>
-      <w:r>
-        <w:rPr>
-          <w:rStyle w:val="SourceText"/>
-        </w:rPr>
-        <w:t>(3, 15)</w:t>
-      </w:r>
-    </w:p>
-    <w:p>
-      <w:pPr>
-        <w:pStyle w:val="HorizontalLine"/>
-        <w:rPr/>
-      </w:pPr>
-      <w:r>
-        <w:rPr/>
-      </w:r>
-    </w:p>
-    <w:p>
-      <w:pPr>
-        <w:pStyle w:val="Heading3"/>
-        <w:rPr/>
-      </w:pPr>
-      <w:r>
-        <w:rPr>
-          <w:rStyle w:val="Strong"/>
-          <w:b/>
-          <w:bCs/>
-        </w:rPr>
-        <w:t>Key Observations</w:t>
-      </w:r>
-    </w:p>
-    <w:p>
-      <w:pPr>
-        <w:pStyle w:val="BodyText"/>
-        <w:numPr>
-          <w:ilvl w:val="0"/>
-          <w:numId w:val="74"/>
-        </w:numPr>
-        <w:tabs>
-          <w:tab w:val="clear" w:pos="709"/>
-          <w:tab w:val="left" w:pos="0" w:leader="none"/>
-        </w:tabs>
-        <w:spacing w:before="0" w:after="0"/>
-        <w:ind w:hanging="283" w:start="709"/>
-        <w:rPr/>
-      </w:pPr>
-      <w:r>
-        <w:rPr>
-          <w:rStyle w:val="Strong"/>
-        </w:rPr>
-        <w:t>Sorting by Profit</w:t>
-      </w:r>
-      <w:r>
-        <w:rPr/>
-        <w:t>: Ensures we prioritize the most profitable jobs first.</w:t>
-      </w:r>
-    </w:p>
-    <w:p>
-      <w:pPr>
-        <w:pStyle w:val="BodyText"/>
-        <w:numPr>
-          <w:ilvl w:val="0"/>
-          <w:numId w:val="74"/>
-        </w:numPr>
-        <w:tabs>
-          <w:tab w:val="clear" w:pos="709"/>
-          <w:tab w:val="left" w:pos="0" w:leader="none"/>
-        </w:tabs>
-        <w:spacing w:before="0" w:after="0"/>
-        <w:ind w:hanging="283" w:start="709"/>
-        <w:rPr/>
-      </w:pPr>
-      <w:r>
-        <w:rPr>
-          <w:rStyle w:val="Strong"/>
-        </w:rPr>
-        <w:t>Time Slot Allocation</w:t>
-      </w:r>
-      <w:r>
-        <w:rPr/>
-        <w:t>: Backtracking from the deadline helps find the earliest available slot for a job.</w:t>
-      </w:r>
-    </w:p>
-    <w:p>
-      <w:pPr>
-        <w:pStyle w:val="BodyText"/>
-        <w:numPr>
-          <w:ilvl w:val="0"/>
-          <w:numId w:val="74"/>
-        </w:numPr>
-        <w:tabs>
-          <w:tab w:val="clear" w:pos="709"/>
-          <w:tab w:val="left" w:pos="0" w:leader="none"/>
-        </w:tabs>
-        <w:spacing w:before="0" w:after="0"/>
-        <w:ind w:hanging="283" w:start="709"/>
-        <w:rPr/>
-      </w:pPr>
-      <w:r>
-        <w:rPr>
-          <w:rStyle w:val="Strong"/>
-        </w:rPr>
-        <w:t>Efficiency</w:t>
-      </w:r>
-      <w:r>
-        <w:rPr/>
-        <w:t>:</w:t>
+        </w:rPr>
+        <w:t>Iterate through sorted jobs and assign them to the latest possible free slot before their deadline:</w:t>
       </w:r>
     </w:p>
     <w:p>
@@ -6205,7 +4905,7 @@
         <w:pStyle w:val="BodyText"/>
         <w:numPr>
           <w:ilvl w:val="1"/>
-          <w:numId w:val="74"/>
+          <w:numId w:val="95"/>
         </w:numPr>
         <w:tabs>
           <w:tab w:val="clear" w:pos="709"/>
@@ -6216,8 +4916,94 @@
         <w:rPr/>
       </w:pPr>
       <w:r>
-        <w:rPr/>
-        <w:t>Sorting jobs: O(nlogn)</w:t>
+        <w:rPr>
+          <w:rStyle w:val="Strong"/>
+        </w:rPr>
+        <w:t>Job (2, 100)</w:t>
+      </w:r>
+    </w:p>
+    <w:p>
+      <w:pPr>
+        <w:pStyle w:val="BodyText"/>
+        <w:numPr>
+          <w:ilvl w:val="2"/>
+          <w:numId w:val="95"/>
+        </w:numPr>
+        <w:tabs>
+          <w:tab w:val="clear" w:pos="709"/>
+          <w:tab w:val="left" w:pos="0" w:leader="none"/>
+        </w:tabs>
+        <w:spacing w:before="0" w:after="0"/>
+        <w:ind w:hanging="283" w:start="2127"/>
+        <w:rPr/>
+      </w:pPr>
+      <w:r>
+        <w:rPr/>
+        <w:t>Deadline: 2, Profit: 100</w:t>
+      </w:r>
+    </w:p>
+    <w:p>
+      <w:pPr>
+        <w:pStyle w:val="BodyText"/>
+        <w:numPr>
+          <w:ilvl w:val="2"/>
+          <w:numId w:val="95"/>
+        </w:numPr>
+        <w:tabs>
+          <w:tab w:val="clear" w:pos="709"/>
+          <w:tab w:val="left" w:pos="0" w:leader="none"/>
+        </w:tabs>
+        <w:spacing w:before="0" w:after="0"/>
+        <w:ind w:hanging="283" w:start="2127"/>
+        <w:rPr/>
+      </w:pPr>
+      <w:r>
+        <w:rPr/>
+        <w:t>Slot 2 is free → Assign to slot 2</w:t>
+      </w:r>
+    </w:p>
+    <w:p>
+      <w:pPr>
+        <w:pStyle w:val="BodyText"/>
+        <w:numPr>
+          <w:ilvl w:val="2"/>
+          <w:numId w:val="95"/>
+        </w:numPr>
+        <w:tabs>
+          <w:tab w:val="clear" w:pos="709"/>
+          <w:tab w:val="left" w:pos="0" w:leader="none"/>
+        </w:tabs>
+        <w:spacing w:before="0" w:after="0"/>
+        <w:ind w:hanging="283" w:start="2127"/>
+        <w:rPr/>
+      </w:pPr>
+      <w:r>
+        <w:rPr>
+          <w:rStyle w:val="SourceText"/>
+        </w:rPr>
+        <w:t>slots = [-1, -1, 100, -1]</w:t>
+      </w:r>
+    </w:p>
+    <w:p>
+      <w:pPr>
+        <w:pStyle w:val="BodyText"/>
+        <w:numPr>
+          <w:ilvl w:val="2"/>
+          <w:numId w:val="95"/>
+        </w:numPr>
+        <w:tabs>
+          <w:tab w:val="clear" w:pos="709"/>
+          <w:tab w:val="left" w:pos="0" w:leader="none"/>
+        </w:tabs>
+        <w:spacing w:before="0" w:after="0"/>
+        <w:ind w:hanging="283" w:start="2127"/>
+        <w:rPr/>
+      </w:pPr>
+      <w:r>
+        <w:rPr>
+          <w:rStyle w:val="SourceText"/>
+        </w:rPr>
+        <w:t>total_profit = 100</w:t>
       </w:r>
     </w:p>
     <w:p>
@@ -6225,41 +5011,429 @@
         <w:pStyle w:val="BodyText"/>
         <w:numPr>
           <w:ilvl w:val="1"/>
-          <w:numId w:val="74"/>
-        </w:numPr>
-        <w:tabs>
-          <w:tab w:val="clear" w:pos="709"/>
-          <w:tab w:val="left" w:pos="0" w:leader="none"/>
-        </w:tabs>
+          <w:numId w:val="95"/>
+        </w:numPr>
+        <w:tabs>
+          <w:tab w:val="clear" w:pos="709"/>
+          <w:tab w:val="left" w:pos="0" w:leader="none"/>
+        </w:tabs>
+        <w:spacing w:before="0" w:after="0"/>
         <w:ind w:hanging="283" w:start="1418"/>
         <w:rPr/>
       </w:pPr>
       <w:r>
-        <w:rPr/>
-        <w:t>Scheduling jobs: O(n⋅k), where k is the maximum deadline.</w:t>
-      </w:r>
-    </w:p>
-    <w:p>
-      <w:pPr>
-        <w:pStyle w:val="HorizontalLine"/>
-        <w:rPr/>
-      </w:pPr>
-      <w:r>
-        <w:rPr/>
-      </w:r>
-    </w:p>
-    <w:p>
-      <w:pPr>
-        <w:pStyle w:val="Heading3"/>
-        <w:rPr/>
-      </w:pPr>
-      <w:r>
         <w:rPr>
           <w:rStyle w:val="Strong"/>
-          <w:b/>
-          <w:bCs/>
-        </w:rPr>
-        <w:t>Final Solution</w:t>
+        </w:rPr>
+        <w:t>Job (2, 27)</w:t>
+      </w:r>
+    </w:p>
+    <w:p>
+      <w:pPr>
+        <w:pStyle w:val="BodyText"/>
+        <w:numPr>
+          <w:ilvl w:val="2"/>
+          <w:numId w:val="95"/>
+        </w:numPr>
+        <w:tabs>
+          <w:tab w:val="clear" w:pos="709"/>
+          <w:tab w:val="left" w:pos="0" w:leader="none"/>
+        </w:tabs>
+        <w:spacing w:before="0" w:after="0"/>
+        <w:ind w:hanging="283" w:start="2127"/>
+        <w:rPr/>
+      </w:pPr>
+      <w:r>
+        <w:rPr/>
+        <w:t>Deadline: 2, Profit: 27</w:t>
+      </w:r>
+    </w:p>
+    <w:p>
+      <w:pPr>
+        <w:pStyle w:val="BodyText"/>
+        <w:numPr>
+          <w:ilvl w:val="2"/>
+          <w:numId w:val="95"/>
+        </w:numPr>
+        <w:tabs>
+          <w:tab w:val="clear" w:pos="709"/>
+          <w:tab w:val="left" w:pos="0" w:leader="none"/>
+        </w:tabs>
+        <w:spacing w:before="0" w:after="0"/>
+        <w:ind w:hanging="283" w:start="2127"/>
+        <w:rPr/>
+      </w:pPr>
+      <w:r>
+        <w:rPr/>
+        <w:t>Slot 2 is occupied → Check slot 1 (free)</w:t>
+      </w:r>
+    </w:p>
+    <w:p>
+      <w:pPr>
+        <w:pStyle w:val="BodyText"/>
+        <w:numPr>
+          <w:ilvl w:val="2"/>
+          <w:numId w:val="95"/>
+        </w:numPr>
+        <w:tabs>
+          <w:tab w:val="clear" w:pos="709"/>
+          <w:tab w:val="left" w:pos="0" w:leader="none"/>
+        </w:tabs>
+        <w:spacing w:before="0" w:after="0"/>
+        <w:ind w:hanging="283" w:start="2127"/>
+        <w:rPr/>
+      </w:pPr>
+      <w:r>
+        <w:rPr/>
+        <w:t>Assign to slot 1</w:t>
+      </w:r>
+    </w:p>
+    <w:p>
+      <w:pPr>
+        <w:pStyle w:val="BodyText"/>
+        <w:numPr>
+          <w:ilvl w:val="2"/>
+          <w:numId w:val="95"/>
+        </w:numPr>
+        <w:tabs>
+          <w:tab w:val="clear" w:pos="709"/>
+          <w:tab w:val="left" w:pos="0" w:leader="none"/>
+        </w:tabs>
+        <w:spacing w:before="0" w:after="0"/>
+        <w:ind w:hanging="283" w:start="2127"/>
+        <w:rPr/>
+      </w:pPr>
+      <w:r>
+        <w:rPr>
+          <w:rStyle w:val="SourceText"/>
+        </w:rPr>
+        <w:t>slots = [-1, 27, 100, -1]</w:t>
+      </w:r>
+    </w:p>
+    <w:p>
+      <w:pPr>
+        <w:pStyle w:val="BodyText"/>
+        <w:numPr>
+          <w:ilvl w:val="2"/>
+          <w:numId w:val="95"/>
+        </w:numPr>
+        <w:tabs>
+          <w:tab w:val="clear" w:pos="709"/>
+          <w:tab w:val="left" w:pos="0" w:leader="none"/>
+        </w:tabs>
+        <w:spacing w:before="0" w:after="0"/>
+        <w:ind w:hanging="283" w:start="2127"/>
+        <w:rPr/>
+      </w:pPr>
+      <w:r>
+        <w:rPr>
+          <w:rStyle w:val="SourceText"/>
+        </w:rPr>
+        <w:t>total_profit = 127</w:t>
+      </w:r>
+    </w:p>
+    <w:p>
+      <w:pPr>
+        <w:pStyle w:val="BodyText"/>
+        <w:numPr>
+          <w:ilvl w:val="1"/>
+          <w:numId w:val="95"/>
+        </w:numPr>
+        <w:tabs>
+          <w:tab w:val="clear" w:pos="709"/>
+          <w:tab w:val="left" w:pos="0" w:leader="none"/>
+        </w:tabs>
+        <w:spacing w:before="0" w:after="0"/>
+        <w:ind w:hanging="283" w:start="1418"/>
+        <w:rPr/>
+      </w:pPr>
+      <w:r>
+        <w:rPr>
+          <w:rStyle w:val="Strong"/>
+        </w:rPr>
+        <w:t>Job (1, 25)</w:t>
+      </w:r>
+    </w:p>
+    <w:p>
+      <w:pPr>
+        <w:pStyle w:val="BodyText"/>
+        <w:numPr>
+          <w:ilvl w:val="2"/>
+          <w:numId w:val="95"/>
+        </w:numPr>
+        <w:tabs>
+          <w:tab w:val="clear" w:pos="709"/>
+          <w:tab w:val="left" w:pos="0" w:leader="none"/>
+        </w:tabs>
+        <w:spacing w:before="0" w:after="0"/>
+        <w:ind w:hanging="283" w:start="2127"/>
+        <w:rPr/>
+      </w:pPr>
+      <w:r>
+        <w:rPr/>
+        <w:t>Deadline: 1, Profit: 25</w:t>
+      </w:r>
+    </w:p>
+    <w:p>
+      <w:pPr>
+        <w:pStyle w:val="BodyText"/>
+        <w:numPr>
+          <w:ilvl w:val="2"/>
+          <w:numId w:val="95"/>
+        </w:numPr>
+        <w:tabs>
+          <w:tab w:val="clear" w:pos="709"/>
+          <w:tab w:val="left" w:pos="0" w:leader="none"/>
+        </w:tabs>
+        <w:spacing w:before="0" w:after="0"/>
+        <w:ind w:hanging="283" w:start="2127"/>
+        <w:rPr/>
+      </w:pPr>
+      <w:r>
+        <w:rPr/>
+        <w:t xml:space="preserve">Slot 1 is </w:t>
+      </w:r>
+      <w:r>
+        <w:rPr>
+          <w:rStyle w:val="Strong"/>
+        </w:rPr>
+        <w:t>already occupied</w:t>
+      </w:r>
+      <w:r>
+        <w:rPr/>
+        <w:t xml:space="preserve"> → Cannot be assigned</w:t>
+      </w:r>
+    </w:p>
+    <w:p>
+      <w:pPr>
+        <w:pStyle w:val="BodyText"/>
+        <w:numPr>
+          <w:ilvl w:val="2"/>
+          <w:numId w:val="95"/>
+        </w:numPr>
+        <w:tabs>
+          <w:tab w:val="clear" w:pos="709"/>
+          <w:tab w:val="left" w:pos="0" w:leader="none"/>
+        </w:tabs>
+        <w:spacing w:before="0" w:after="0"/>
+        <w:ind w:hanging="283" w:start="2127"/>
+        <w:rPr/>
+      </w:pPr>
+      <w:r>
+        <w:rPr>
+          <w:rStyle w:val="SourceText"/>
+        </w:rPr>
+        <w:t>total_profit</w:t>
+      </w:r>
+      <w:r>
+        <w:rPr/>
+        <w:t xml:space="preserve"> remains </w:t>
+      </w:r>
+      <w:r>
+        <w:rPr>
+          <w:rStyle w:val="Strong"/>
+        </w:rPr>
+        <w:t>127</w:t>
+      </w:r>
+    </w:p>
+    <w:p>
+      <w:pPr>
+        <w:pStyle w:val="BodyText"/>
+        <w:numPr>
+          <w:ilvl w:val="1"/>
+          <w:numId w:val="95"/>
+        </w:numPr>
+        <w:tabs>
+          <w:tab w:val="clear" w:pos="709"/>
+          <w:tab w:val="left" w:pos="0" w:leader="none"/>
+        </w:tabs>
+        <w:spacing w:before="0" w:after="0"/>
+        <w:ind w:hanging="283" w:start="1418"/>
+        <w:rPr/>
+      </w:pPr>
+      <w:r>
+        <w:rPr>
+          <w:rStyle w:val="Strong"/>
+        </w:rPr>
+        <w:t>Job (1, 19)</w:t>
+      </w:r>
+    </w:p>
+    <w:p>
+      <w:pPr>
+        <w:pStyle w:val="BodyText"/>
+        <w:numPr>
+          <w:ilvl w:val="2"/>
+          <w:numId w:val="95"/>
+        </w:numPr>
+        <w:tabs>
+          <w:tab w:val="clear" w:pos="709"/>
+          <w:tab w:val="left" w:pos="0" w:leader="none"/>
+        </w:tabs>
+        <w:spacing w:before="0" w:after="0"/>
+        <w:ind w:hanging="283" w:start="2127"/>
+        <w:rPr/>
+      </w:pPr>
+      <w:r>
+        <w:rPr/>
+        <w:t>Deadline: 1, Profit: 19</w:t>
+      </w:r>
+    </w:p>
+    <w:p>
+      <w:pPr>
+        <w:pStyle w:val="BodyText"/>
+        <w:numPr>
+          <w:ilvl w:val="2"/>
+          <w:numId w:val="95"/>
+        </w:numPr>
+        <w:tabs>
+          <w:tab w:val="clear" w:pos="709"/>
+          <w:tab w:val="left" w:pos="0" w:leader="none"/>
+        </w:tabs>
+        <w:spacing w:before="0" w:after="0"/>
+        <w:ind w:hanging="283" w:start="2127"/>
+        <w:rPr/>
+      </w:pPr>
+      <w:r>
+        <w:rPr/>
+        <w:t>Slot 1 is occupied → Cannot be assigned</w:t>
+      </w:r>
+    </w:p>
+    <w:p>
+      <w:pPr>
+        <w:pStyle w:val="BodyText"/>
+        <w:numPr>
+          <w:ilvl w:val="2"/>
+          <w:numId w:val="95"/>
+        </w:numPr>
+        <w:tabs>
+          <w:tab w:val="clear" w:pos="709"/>
+          <w:tab w:val="left" w:pos="0" w:leader="none"/>
+        </w:tabs>
+        <w:spacing w:before="0" w:after="0"/>
+        <w:ind w:hanging="283" w:start="2127"/>
+        <w:rPr/>
+      </w:pPr>
+      <w:r>
+        <w:rPr>
+          <w:rStyle w:val="SourceText"/>
+        </w:rPr>
+        <w:t>total_profit</w:t>
+      </w:r>
+      <w:r>
+        <w:rPr/>
+        <w:t xml:space="preserve"> remains </w:t>
+      </w:r>
+      <w:r>
+        <w:rPr>
+          <w:rStyle w:val="Strong"/>
+        </w:rPr>
+        <w:t>127</w:t>
+      </w:r>
+    </w:p>
+    <w:p>
+      <w:pPr>
+        <w:pStyle w:val="BodyText"/>
+        <w:numPr>
+          <w:ilvl w:val="1"/>
+          <w:numId w:val="95"/>
+        </w:numPr>
+        <w:tabs>
+          <w:tab w:val="clear" w:pos="709"/>
+          <w:tab w:val="left" w:pos="0" w:leader="none"/>
+        </w:tabs>
+        <w:spacing w:before="0" w:after="0"/>
+        <w:ind w:hanging="283" w:start="1418"/>
+        <w:rPr/>
+      </w:pPr>
+      <w:r>
+        <w:rPr>
+          <w:rStyle w:val="Strong"/>
+        </w:rPr>
+        <w:t>Job (3, 15)</w:t>
+      </w:r>
+    </w:p>
+    <w:p>
+      <w:pPr>
+        <w:pStyle w:val="BodyText"/>
+        <w:numPr>
+          <w:ilvl w:val="2"/>
+          <w:numId w:val="95"/>
+        </w:numPr>
+        <w:tabs>
+          <w:tab w:val="clear" w:pos="709"/>
+          <w:tab w:val="left" w:pos="0" w:leader="none"/>
+        </w:tabs>
+        <w:spacing w:before="0" w:after="0"/>
+        <w:ind w:hanging="283" w:start="2127"/>
+        <w:rPr/>
+      </w:pPr>
+      <w:r>
+        <w:rPr/>
+        <w:t>Deadline: 3, Profit: 15</w:t>
+      </w:r>
+    </w:p>
+    <w:p>
+      <w:pPr>
+        <w:pStyle w:val="BodyText"/>
+        <w:numPr>
+          <w:ilvl w:val="2"/>
+          <w:numId w:val="95"/>
+        </w:numPr>
+        <w:tabs>
+          <w:tab w:val="clear" w:pos="709"/>
+          <w:tab w:val="left" w:pos="0" w:leader="none"/>
+        </w:tabs>
+        <w:spacing w:before="0" w:after="0"/>
+        <w:ind w:hanging="283" w:start="2127"/>
+        <w:rPr/>
+      </w:pPr>
+      <w:r>
+        <w:rPr/>
+        <w:t>Slot 3 is free → Assign to slot 3</w:t>
+      </w:r>
+    </w:p>
+    <w:p>
+      <w:pPr>
+        <w:pStyle w:val="BodyText"/>
+        <w:numPr>
+          <w:ilvl w:val="2"/>
+          <w:numId w:val="95"/>
+        </w:numPr>
+        <w:tabs>
+          <w:tab w:val="clear" w:pos="709"/>
+          <w:tab w:val="left" w:pos="0" w:leader="none"/>
+        </w:tabs>
+        <w:spacing w:before="0" w:after="0"/>
+        <w:ind w:hanging="283" w:start="2127"/>
+        <w:rPr/>
+      </w:pPr>
+      <w:r>
+        <w:rPr>
+          <w:rStyle w:val="SourceText"/>
+        </w:rPr>
+        <w:t>slots = [-1, 27, 100, 15]</w:t>
+      </w:r>
+    </w:p>
+    <w:p>
+      <w:pPr>
+        <w:pStyle w:val="BodyText"/>
+        <w:numPr>
+          <w:ilvl w:val="2"/>
+          <w:numId w:val="95"/>
+        </w:numPr>
+        <w:tabs>
+          <w:tab w:val="clear" w:pos="709"/>
+          <w:tab w:val="left" w:pos="0" w:leader="none"/>
+        </w:tabs>
+        <w:spacing w:before="0" w:after="0"/>
+        <w:ind w:hanging="283" w:start="2127"/>
+        <w:rPr/>
+      </w:pPr>
+      <w:r>
+        <w:rPr>
+          <w:rStyle w:val="SourceText"/>
+        </w:rPr>
+        <w:t>total_profit = 127 + 15 = 142</w:t>
       </w:r>
     </w:p>
     <w:p>
@@ -6267,50 +5441,69 @@
         <w:pStyle w:val="BodyText"/>
         <w:numPr>
           <w:ilvl w:val="0"/>
-          <w:numId w:val="75"/>
-        </w:numPr>
-        <w:tabs>
-          <w:tab w:val="clear" w:pos="709"/>
-          <w:tab w:val="left" w:pos="0" w:leader="none"/>
-        </w:tabs>
-        <w:spacing w:before="0" w:after="0"/>
+          <w:numId w:val="95"/>
+        </w:numPr>
+        <w:tabs>
+          <w:tab w:val="clear" w:pos="709"/>
+          <w:tab w:val="left" w:pos="0" w:leader="none"/>
+        </w:tabs>
         <w:ind w:hanging="283" w:start="709"/>
         <w:rPr/>
       </w:pPr>
       <w:r>
-        <w:rPr/>
-        <w:t xml:space="preserve">Maximum Profit: </w:t>
+        <w:rPr>
+          <w:rStyle w:val="Strong"/>
+        </w:rPr>
+        <w:t>Final Total Profit:</w:t>
+      </w:r>
+    </w:p>
+    <w:p>
+      <w:pPr>
+        <w:pStyle w:val="BodyText"/>
+        <w:numPr>
+          <w:ilvl w:val="1"/>
+          <w:numId w:val="95"/>
+        </w:numPr>
+        <w:tabs>
+          <w:tab w:val="clear" w:pos="709"/>
+          <w:tab w:val="left" w:pos="0" w:leader="none"/>
+        </w:tabs>
+        <w:ind w:hanging="283" w:start="1418"/>
+        <w:rPr/>
+      </w:pPr>
+      <w:r>
+        <w:rPr/>
+        <w:t xml:space="preserve">The output of </w:t>
       </w:r>
       <w:r>
         <w:rPr>
           <w:rStyle w:val="SourceText"/>
         </w:rPr>
-        <w:t>157</w:t>
-      </w:r>
-    </w:p>
-    <w:p>
-      <w:pPr>
-        <w:pStyle w:val="BodyText"/>
-        <w:numPr>
-          <w:ilvl w:val="0"/>
-          <w:numId w:val="75"/>
-        </w:numPr>
-        <w:tabs>
-          <w:tab w:val="clear" w:pos="709"/>
-          <w:tab w:val="left" w:pos="0" w:leader="none"/>
-        </w:tabs>
-        <w:ind w:hanging="283" w:start="709"/>
-        <w:rPr/>
-      </w:pPr>
-      <w:r>
-        <w:rPr/>
-        <w:t xml:space="preserve">Jobs Scheduled: </w:t>
-      </w:r>
-      <w:r>
-        <w:rPr>
-          <w:rStyle w:val="SourceText"/>
-        </w:rPr>
-        <w:t>[(1, 25), (2, 100), (3, 15)]</w:t>
+        <w:t>job_sequencing(jobs)</w:t>
+      </w:r>
+      <w:r>
+        <w:rPr/>
+        <w:t xml:space="preserve"> is </w:t>
+      </w:r>
+      <w:r>
+        <w:rPr>
+          <w:rStyle w:val="Strong"/>
+        </w:rPr>
+        <w:t>142</w:t>
+      </w:r>
+      <w:r>
+        <w:rPr/>
+        <w:t xml:space="preserve">, which is </w:t>
+      </w:r>
+      <w:r>
+        <w:rPr>
+          <w:rStyle w:val="Strong"/>
+        </w:rPr>
+        <w:t>correct</w:t>
+      </w:r>
+      <w:r>
+        <w:rPr/>
+        <w:t xml:space="preserve"> based on the walkthrough.</w:t>
       </w:r>
     </w:p>
     <w:p>
@@ -6713,7 +5906,7 @@
         <w:pStyle w:val="BodyText"/>
         <w:numPr>
           <w:ilvl w:val="0"/>
-          <w:numId w:val="103"/>
+          <w:numId w:val="93"/>
         </w:numPr>
         <w:tabs>
           <w:tab w:val="clear" w:pos="709"/>
@@ -6733,7 +5926,7 @@
         <w:pStyle w:val="BodyText"/>
         <w:numPr>
           <w:ilvl w:val="0"/>
-          <w:numId w:val="103"/>
+          <w:numId w:val="93"/>
         </w:numPr>
         <w:tabs>
           <w:tab w:val="clear" w:pos="709"/>
@@ -6753,7 +5946,7 @@
         <w:pStyle w:val="BodyText"/>
         <w:numPr>
           <w:ilvl w:val="0"/>
-          <w:numId w:val="103"/>
+          <w:numId w:val="93"/>
         </w:numPr>
         <w:tabs>
           <w:tab w:val="clear" w:pos="709"/>
@@ -6773,7 +5966,7 @@
         <w:pStyle w:val="BodyText"/>
         <w:numPr>
           <w:ilvl w:val="0"/>
-          <w:numId w:val="103"/>
+          <w:numId w:val="93"/>
         </w:numPr>
         <w:tabs>
           <w:tab w:val="clear" w:pos="709"/>
@@ -6793,7 +5986,7 @@
         <w:pStyle w:val="BodyText"/>
         <w:numPr>
           <w:ilvl w:val="0"/>
-          <w:numId w:val="103"/>
+          <w:numId w:val="93"/>
         </w:numPr>
         <w:tabs>
           <w:tab w:val="clear" w:pos="709"/>
@@ -6813,7 +6006,7 @@
         <w:pStyle w:val="BodyText"/>
         <w:numPr>
           <w:ilvl w:val="0"/>
-          <w:numId w:val="103"/>
+          <w:numId w:val="93"/>
         </w:numPr>
         <w:tabs>
           <w:tab w:val="clear" w:pos="709"/>
@@ -6833,7 +6026,7 @@
         <w:pStyle w:val="BodyText"/>
         <w:numPr>
           <w:ilvl w:val="0"/>
-          <w:numId w:val="103"/>
+          <w:numId w:val="93"/>
         </w:numPr>
         <w:tabs>
           <w:tab w:val="clear" w:pos="709"/>
@@ -6853,7 +6046,7 @@
         <w:pStyle w:val="BodyText"/>
         <w:numPr>
           <w:ilvl w:val="0"/>
-          <w:numId w:val="103"/>
+          <w:numId w:val="93"/>
         </w:numPr>
         <w:tabs>
           <w:tab w:val="clear" w:pos="709"/>
@@ -6873,7 +6066,7 @@
         <w:pStyle w:val="BodyText"/>
         <w:numPr>
           <w:ilvl w:val="0"/>
-          <w:numId w:val="103"/>
+          <w:numId w:val="93"/>
         </w:numPr>
         <w:tabs>
           <w:tab w:val="clear" w:pos="709"/>
@@ -6910,7 +6103,7 @@
         <w:pStyle w:val="BodyText"/>
         <w:numPr>
           <w:ilvl w:val="0"/>
-          <w:numId w:val="104"/>
+          <w:numId w:val="94"/>
         </w:numPr>
         <w:tabs>
           <w:tab w:val="clear" w:pos="709"/>
@@ -6930,7 +6123,7 @@
         <w:pStyle w:val="BodyText"/>
         <w:numPr>
           <w:ilvl w:val="0"/>
-          <w:numId w:val="104"/>
+          <w:numId w:val="94"/>
         </w:numPr>
         <w:tabs>
           <w:tab w:val="clear" w:pos="709"/>
@@ -6950,7 +6143,7 @@
         <w:pStyle w:val="BodyText"/>
         <w:numPr>
           <w:ilvl w:val="0"/>
-          <w:numId w:val="104"/>
+          <w:numId w:val="94"/>
         </w:numPr>
         <w:tabs>
           <w:tab w:val="clear" w:pos="709"/>
@@ -6970,7 +6163,7 @@
         <w:pStyle w:val="BodyText"/>
         <w:numPr>
           <w:ilvl w:val="0"/>
-          <w:numId w:val="104"/>
+          <w:numId w:val="94"/>
         </w:numPr>
         <w:tabs>
           <w:tab w:val="clear" w:pos="709"/>
@@ -6990,7 +6183,7 @@
         <w:pStyle w:val="BodyText"/>
         <w:numPr>
           <w:ilvl w:val="0"/>
-          <w:numId w:val="104"/>
+          <w:numId w:val="94"/>
         </w:numPr>
         <w:tabs>
           <w:tab w:val="clear" w:pos="709"/>
@@ -7010,7 +6203,7 @@
         <w:pStyle w:val="BodyText"/>
         <w:numPr>
           <w:ilvl w:val="0"/>
-          <w:numId w:val="104"/>
+          <w:numId w:val="94"/>
         </w:numPr>
         <w:tabs>
           <w:tab w:val="clear" w:pos="709"/>
@@ -7030,7 +6223,7 @@
         <w:pStyle w:val="BodyText"/>
         <w:numPr>
           <w:ilvl w:val="0"/>
-          <w:numId w:val="104"/>
+          <w:numId w:val="94"/>
         </w:numPr>
         <w:tabs>
           <w:tab w:val="clear" w:pos="709"/>
@@ -7050,7 +6243,7 @@
         <w:pStyle w:val="BodyText"/>
         <w:numPr>
           <w:ilvl w:val="0"/>
-          <w:numId w:val="104"/>
+          <w:numId w:val="94"/>
         </w:numPr>
         <w:tabs>
           <w:tab w:val="clear" w:pos="709"/>
@@ -7070,7 +6263,7 @@
         <w:pStyle w:val="BodyText"/>
         <w:numPr>
           <w:ilvl w:val="0"/>
-          <w:numId w:val="104"/>
+          <w:numId w:val="94"/>
         </w:numPr>
         <w:tabs>
           <w:tab w:val="clear" w:pos="709"/>
@@ -8711,7 +7904,7 @@
         <w:pStyle w:val="BodyText"/>
         <w:numPr>
           <w:ilvl w:val="0"/>
-          <w:numId w:val="76"/>
+          <w:numId w:val="66"/>
         </w:numPr>
         <w:tabs>
           <w:tab w:val="clear" w:pos="709"/>
@@ -8737,7 +7930,7 @@
         <w:pStyle w:val="BodyText"/>
         <w:numPr>
           <w:ilvl w:val="0"/>
-          <w:numId w:val="76"/>
+          <w:numId w:val="66"/>
         </w:numPr>
         <w:tabs>
           <w:tab w:val="clear" w:pos="709"/>
@@ -8776,7 +7969,7 @@
         <w:pStyle w:val="BodyText"/>
         <w:numPr>
           <w:ilvl w:val="0"/>
-          <w:numId w:val="77"/>
+          <w:numId w:val="67"/>
         </w:numPr>
         <w:tabs>
           <w:tab w:val="clear" w:pos="709"/>
@@ -8796,7 +7989,7 @@
         <w:pStyle w:val="BodyText"/>
         <w:numPr>
           <w:ilvl w:val="1"/>
-          <w:numId w:val="77"/>
+          <w:numId w:val="67"/>
         </w:numPr>
         <w:tabs>
           <w:tab w:val="clear" w:pos="709"/>
@@ -8818,7 +8011,7 @@
         <w:pStyle w:val="BodyText"/>
         <w:numPr>
           <w:ilvl w:val="1"/>
-          <w:numId w:val="77"/>
+          <w:numId w:val="67"/>
         </w:numPr>
         <w:tabs>
           <w:tab w:val="clear" w:pos="709"/>
@@ -8840,7 +8033,7 @@
         <w:pStyle w:val="BodyText"/>
         <w:numPr>
           <w:ilvl w:val="1"/>
-          <w:numId w:val="77"/>
+          <w:numId w:val="67"/>
         </w:numPr>
         <w:tabs>
           <w:tab w:val="clear" w:pos="709"/>
@@ -8862,7 +8055,7 @@
         <w:pStyle w:val="BodyText"/>
         <w:numPr>
           <w:ilvl w:val="1"/>
-          <w:numId w:val="77"/>
+          <w:numId w:val="67"/>
         </w:numPr>
         <w:tabs>
           <w:tab w:val="clear" w:pos="709"/>
@@ -8884,7 +8077,7 @@
         <w:pStyle w:val="BodyText"/>
         <w:numPr>
           <w:ilvl w:val="1"/>
-          <w:numId w:val="77"/>
+          <w:numId w:val="67"/>
         </w:numPr>
         <w:tabs>
           <w:tab w:val="clear" w:pos="709"/>
@@ -8906,7 +8099,7 @@
         <w:pStyle w:val="BodyText"/>
         <w:numPr>
           <w:ilvl w:val="1"/>
-          <w:numId w:val="77"/>
+          <w:numId w:val="67"/>
         </w:numPr>
         <w:tabs>
           <w:tab w:val="clear" w:pos="709"/>
@@ -9020,7 +8213,7 @@
         <w:pStyle w:val="BodyText"/>
         <w:numPr>
           <w:ilvl w:val="0"/>
-          <w:numId w:val="78"/>
+          <w:numId w:val="68"/>
         </w:numPr>
         <w:tabs>
           <w:tab w:val="clear" w:pos="709"/>
@@ -9040,7 +8233,7 @@
         <w:pStyle w:val="BodyText"/>
         <w:numPr>
           <w:ilvl w:val="0"/>
-          <w:numId w:val="78"/>
+          <w:numId w:val="68"/>
         </w:numPr>
         <w:tabs>
           <w:tab w:val="clear" w:pos="709"/>
@@ -9084,7 +8277,7 @@
         <w:pStyle w:val="BodyText"/>
         <w:numPr>
           <w:ilvl w:val="0"/>
-          <w:numId w:val="79"/>
+          <w:numId w:val="69"/>
         </w:numPr>
         <w:tabs>
           <w:tab w:val="clear" w:pos="709"/>
@@ -9110,7 +8303,7 @@
         <w:pStyle w:val="BodyText"/>
         <w:numPr>
           <w:ilvl w:val="0"/>
-          <w:numId w:val="79"/>
+          <w:numId w:val="69"/>
         </w:numPr>
         <w:tabs>
           <w:tab w:val="clear" w:pos="709"/>
@@ -9136,7 +8329,7 @@
         <w:pStyle w:val="BodyText"/>
         <w:numPr>
           <w:ilvl w:val="0"/>
-          <w:numId w:val="79"/>
+          <w:numId w:val="69"/>
         </w:numPr>
         <w:tabs>
           <w:tab w:val="clear" w:pos="709"/>
@@ -9166,7 +8359,7 @@
         <w:pStyle w:val="BodyText"/>
         <w:numPr>
           <w:ilvl w:val="0"/>
-          <w:numId w:val="79"/>
+          <w:numId w:val="69"/>
         </w:numPr>
         <w:tabs>
           <w:tab w:val="clear" w:pos="709"/>
@@ -9207,7 +8400,7 @@
         <w:pStyle w:val="BodyText"/>
         <w:numPr>
           <w:ilvl w:val="0"/>
-          <w:numId w:val="80"/>
+          <w:numId w:val="70"/>
         </w:numPr>
         <w:tabs>
           <w:tab w:val="clear" w:pos="709"/>
@@ -9233,7 +8426,7 @@
         <w:pStyle w:val="BodyText"/>
         <w:numPr>
           <w:ilvl w:val="0"/>
-          <w:numId w:val="80"/>
+          <w:numId w:val="70"/>
         </w:numPr>
         <w:tabs>
           <w:tab w:val="clear" w:pos="709"/>
@@ -9259,7 +8452,7 @@
         <w:pStyle w:val="BodyText"/>
         <w:numPr>
           <w:ilvl w:val="0"/>
-          <w:numId w:val="80"/>
+          <w:numId w:val="70"/>
         </w:numPr>
         <w:tabs>
           <w:tab w:val="clear" w:pos="709"/>
@@ -9289,7 +8482,7 @@
         <w:pStyle w:val="BodyText"/>
         <w:numPr>
           <w:ilvl w:val="0"/>
-          <w:numId w:val="80"/>
+          <w:numId w:val="70"/>
         </w:numPr>
         <w:tabs>
           <w:tab w:val="clear" w:pos="709"/>
@@ -9330,7 +8523,7 @@
         <w:pStyle w:val="BodyText"/>
         <w:numPr>
           <w:ilvl w:val="0"/>
-          <w:numId w:val="81"/>
+          <w:numId w:val="71"/>
         </w:numPr>
         <w:tabs>
           <w:tab w:val="clear" w:pos="709"/>
@@ -9356,7 +8549,7 @@
         <w:pStyle w:val="BodyText"/>
         <w:numPr>
           <w:ilvl w:val="0"/>
-          <w:numId w:val="81"/>
+          <w:numId w:val="71"/>
         </w:numPr>
         <w:tabs>
           <w:tab w:val="clear" w:pos="709"/>
@@ -9382,7 +8575,7 @@
         <w:pStyle w:val="BodyText"/>
         <w:numPr>
           <w:ilvl w:val="0"/>
-          <w:numId w:val="81"/>
+          <w:numId w:val="71"/>
         </w:numPr>
         <w:tabs>
           <w:tab w:val="clear" w:pos="709"/>
@@ -9412,7 +8605,7 @@
         <w:pStyle w:val="BodyText"/>
         <w:numPr>
           <w:ilvl w:val="0"/>
-          <w:numId w:val="81"/>
+          <w:numId w:val="71"/>
         </w:numPr>
         <w:tabs>
           <w:tab w:val="clear" w:pos="709"/>
@@ -9453,7 +8646,7 @@
         <w:pStyle w:val="BodyText"/>
         <w:numPr>
           <w:ilvl w:val="0"/>
-          <w:numId w:val="82"/>
+          <w:numId w:val="72"/>
         </w:numPr>
         <w:tabs>
           <w:tab w:val="clear" w:pos="709"/>
@@ -9479,7 +8672,7 @@
         <w:pStyle w:val="BodyText"/>
         <w:numPr>
           <w:ilvl w:val="0"/>
-          <w:numId w:val="82"/>
+          <w:numId w:val="72"/>
         </w:numPr>
         <w:tabs>
           <w:tab w:val="clear" w:pos="709"/>
@@ -9505,7 +8698,7 @@
         <w:pStyle w:val="BodyText"/>
         <w:numPr>
           <w:ilvl w:val="0"/>
-          <w:numId w:val="82"/>
+          <w:numId w:val="72"/>
         </w:numPr>
         <w:tabs>
           <w:tab w:val="clear" w:pos="709"/>
@@ -9535,7 +8728,7 @@
         <w:pStyle w:val="BodyText"/>
         <w:numPr>
           <w:ilvl w:val="0"/>
-          <w:numId w:val="82"/>
+          <w:numId w:val="72"/>
         </w:numPr>
         <w:tabs>
           <w:tab w:val="clear" w:pos="709"/>
@@ -9576,7 +8769,7 @@
         <w:pStyle w:val="BodyText"/>
         <w:numPr>
           <w:ilvl w:val="0"/>
-          <w:numId w:val="83"/>
+          <w:numId w:val="73"/>
         </w:numPr>
         <w:tabs>
           <w:tab w:val="clear" w:pos="709"/>
@@ -9602,7 +8795,7 @@
         <w:pStyle w:val="BodyText"/>
         <w:numPr>
           <w:ilvl w:val="0"/>
-          <w:numId w:val="83"/>
+          <w:numId w:val="73"/>
         </w:numPr>
         <w:tabs>
           <w:tab w:val="clear" w:pos="709"/>
@@ -9628,7 +8821,7 @@
         <w:pStyle w:val="BodyText"/>
         <w:numPr>
           <w:ilvl w:val="0"/>
-          <w:numId w:val="83"/>
+          <w:numId w:val="73"/>
         </w:numPr>
         <w:tabs>
           <w:tab w:val="clear" w:pos="709"/>
@@ -9658,7 +8851,7 @@
         <w:pStyle w:val="BodyText"/>
         <w:numPr>
           <w:ilvl w:val="0"/>
-          <w:numId w:val="83"/>
+          <w:numId w:val="73"/>
         </w:numPr>
         <w:tabs>
           <w:tab w:val="clear" w:pos="709"/>
@@ -9706,7 +8899,7 @@
         <w:pStyle w:val="BodyText"/>
         <w:numPr>
           <w:ilvl w:val="0"/>
-          <w:numId w:val="84"/>
+          <w:numId w:val="74"/>
         </w:numPr>
         <w:tabs>
           <w:tab w:val="clear" w:pos="709"/>
@@ -9726,7 +8919,7 @@
         <w:pStyle w:val="BodyText"/>
         <w:numPr>
           <w:ilvl w:val="0"/>
-          <w:numId w:val="84"/>
+          <w:numId w:val="74"/>
         </w:numPr>
         <w:tabs>
           <w:tab w:val="clear" w:pos="709"/>
@@ -9768,7 +8961,7 @@
         <w:pStyle w:val="BodyText"/>
         <w:numPr>
           <w:ilvl w:val="0"/>
-          <w:numId w:val="84"/>
+          <w:numId w:val="74"/>
         </w:numPr>
         <w:tabs>
           <w:tab w:val="clear" w:pos="709"/>
@@ -9812,7 +9005,7 @@
         <w:pStyle w:val="BodyText"/>
         <w:numPr>
           <w:ilvl w:val="0"/>
-          <w:numId w:val="85"/>
+          <w:numId w:val="75"/>
         </w:numPr>
         <w:tabs>
           <w:tab w:val="clear" w:pos="709"/>
@@ -9832,7 +9025,7 @@
         <w:pStyle w:val="BodyText"/>
         <w:numPr>
           <w:ilvl w:val="1"/>
-          <w:numId w:val="85"/>
+          <w:numId w:val="75"/>
         </w:numPr>
         <w:tabs>
           <w:tab w:val="clear" w:pos="709"/>
@@ -9868,7 +9061,7 @@
         <w:pStyle w:val="BodyText"/>
         <w:numPr>
           <w:ilvl w:val="1"/>
-          <w:numId w:val="85"/>
+          <w:numId w:val="75"/>
         </w:numPr>
         <w:tabs>
           <w:tab w:val="clear" w:pos="709"/>
@@ -9898,7 +9091,7 @@
         <w:pStyle w:val="BodyText"/>
         <w:numPr>
           <w:ilvl w:val="2"/>
-          <w:numId w:val="85"/>
+          <w:numId w:val="75"/>
         </w:numPr>
         <w:tabs>
           <w:tab w:val="clear" w:pos="709"/>
@@ -9928,7 +9121,7 @@
         <w:pStyle w:val="BodyText"/>
         <w:numPr>
           <w:ilvl w:val="3"/>
-          <w:numId w:val="85"/>
+          <w:numId w:val="75"/>
         </w:numPr>
         <w:tabs>
           <w:tab w:val="clear" w:pos="709"/>
@@ -9964,7 +9157,7 @@
         <w:pStyle w:val="BodyText"/>
         <w:numPr>
           <w:ilvl w:val="3"/>
-          <w:numId w:val="85"/>
+          <w:numId w:val="75"/>
         </w:numPr>
         <w:tabs>
           <w:tab w:val="clear" w:pos="709"/>
@@ -10000,7 +9193,7 @@
         <w:pStyle w:val="BodyText"/>
         <w:numPr>
           <w:ilvl w:val="2"/>
-          <w:numId w:val="85"/>
+          <w:numId w:val="75"/>
         </w:numPr>
         <w:tabs>
           <w:tab w:val="clear" w:pos="709"/>
@@ -10030,7 +9223,7 @@
         <w:pStyle w:val="BodyText"/>
         <w:numPr>
           <w:ilvl w:val="3"/>
-          <w:numId w:val="85"/>
+          <w:numId w:val="75"/>
         </w:numPr>
         <w:tabs>
           <w:tab w:val="clear" w:pos="709"/>
@@ -10060,7 +9253,7 @@
         <w:pStyle w:val="BodyText"/>
         <w:numPr>
           <w:ilvl w:val="4"/>
-          <w:numId w:val="85"/>
+          <w:numId w:val="75"/>
         </w:numPr>
         <w:tabs>
           <w:tab w:val="clear" w:pos="709"/>
@@ -10096,7 +9289,7 @@
         <w:pStyle w:val="BodyText"/>
         <w:numPr>
           <w:ilvl w:val="4"/>
-          <w:numId w:val="85"/>
+          <w:numId w:val="75"/>
         </w:numPr>
         <w:tabs>
           <w:tab w:val="clear" w:pos="709"/>
@@ -10132,7 +9325,7 @@
         <w:pStyle w:val="BodyText"/>
         <w:numPr>
           <w:ilvl w:val="3"/>
-          <w:numId w:val="85"/>
+          <w:numId w:val="75"/>
         </w:numPr>
         <w:tabs>
           <w:tab w:val="clear" w:pos="709"/>
@@ -10227,7 +9420,7 @@
         <w:pStyle w:val="BodyText"/>
         <w:numPr>
           <w:ilvl w:val="0"/>
-          <w:numId w:val="86"/>
+          <w:numId w:val="76"/>
         </w:numPr>
         <w:tabs>
           <w:tab w:val="clear" w:pos="709"/>
@@ -10247,7 +9440,7 @@
         <w:pStyle w:val="BodyText"/>
         <w:numPr>
           <w:ilvl w:val="0"/>
-          <w:numId w:val="86"/>
+          <w:numId w:val="76"/>
         </w:numPr>
         <w:tabs>
           <w:tab w:val="clear" w:pos="709"/>
@@ -10267,7 +9460,7 @@
         <w:pStyle w:val="BodyText"/>
         <w:numPr>
           <w:ilvl w:val="0"/>
-          <w:numId w:val="86"/>
+          <w:numId w:val="76"/>
         </w:numPr>
         <w:tabs>
           <w:tab w:val="clear" w:pos="709"/>
@@ -10300,7 +9493,7 @@
         <w:pStyle w:val="BodyText"/>
         <w:numPr>
           <w:ilvl w:val="0"/>
-          <w:numId w:val="87"/>
+          <w:numId w:val="77"/>
         </w:numPr>
         <w:tabs>
           <w:tab w:val="clear" w:pos="709"/>
@@ -10320,7 +9513,7 @@
         <w:pStyle w:val="BodyText"/>
         <w:numPr>
           <w:ilvl w:val="0"/>
-          <w:numId w:val="87"/>
+          <w:numId w:val="77"/>
         </w:numPr>
         <w:tabs>
           <w:tab w:val="clear" w:pos="709"/>
@@ -10362,7 +9555,7 @@
         <w:pStyle w:val="BodyText"/>
         <w:numPr>
           <w:ilvl w:val="0"/>
-          <w:numId w:val="88"/>
+          <w:numId w:val="78"/>
         </w:numPr>
         <w:tabs>
           <w:tab w:val="clear" w:pos="709"/>
@@ -10388,7 +9581,7 @@
         <w:pStyle w:val="BodyText"/>
         <w:numPr>
           <w:ilvl w:val="1"/>
-          <w:numId w:val="88"/>
+          <w:numId w:val="78"/>
         </w:numPr>
         <w:tabs>
           <w:tab w:val="clear" w:pos="709"/>
@@ -10410,7 +9603,7 @@
         <w:pStyle w:val="BodyText"/>
         <w:numPr>
           <w:ilvl w:val="1"/>
-          <w:numId w:val="88"/>
+          <w:numId w:val="78"/>
         </w:numPr>
         <w:tabs>
           <w:tab w:val="clear" w:pos="709"/>
@@ -10432,7 +9625,7 @@
         <w:pStyle w:val="BodyText"/>
         <w:numPr>
           <w:ilvl w:val="1"/>
-          <w:numId w:val="88"/>
+          <w:numId w:val="78"/>
         </w:numPr>
         <w:tabs>
           <w:tab w:val="clear" w:pos="709"/>
@@ -10454,7 +9647,7 @@
         <w:pStyle w:val="BodyText"/>
         <w:numPr>
           <w:ilvl w:val="1"/>
-          <w:numId w:val="88"/>
+          <w:numId w:val="78"/>
         </w:numPr>
         <w:tabs>
           <w:tab w:val="clear" w:pos="709"/>
@@ -10476,7 +9669,7 @@
         <w:pStyle w:val="BodyText"/>
         <w:numPr>
           <w:ilvl w:val="1"/>
-          <w:numId w:val="88"/>
+          <w:numId w:val="78"/>
         </w:numPr>
         <w:tabs>
           <w:tab w:val="clear" w:pos="709"/>
@@ -10498,7 +9691,7 @@
         <w:pStyle w:val="BodyText"/>
         <w:numPr>
           <w:ilvl w:val="1"/>
-          <w:numId w:val="88"/>
+          <w:numId w:val="78"/>
         </w:numPr>
         <w:tabs>
           <w:tab w:val="clear" w:pos="709"/>
@@ -10520,7 +9713,7 @@
         <w:pStyle w:val="BodyText"/>
         <w:numPr>
           <w:ilvl w:val="0"/>
-          <w:numId w:val="88"/>
+          <w:numId w:val="78"/>
         </w:numPr>
         <w:tabs>
           <w:tab w:val="clear" w:pos="709"/>
@@ -11203,7 +10396,7 @@
         <w:pStyle w:val="BodyText"/>
         <w:numPr>
           <w:ilvl w:val="0"/>
-          <w:numId w:val="89"/>
+          <w:numId w:val="79"/>
         </w:numPr>
         <w:tabs>
           <w:tab w:val="clear" w:pos="709"/>
@@ -11223,7 +10416,7 @@
         <w:pStyle w:val="BodyText"/>
         <w:numPr>
           <w:ilvl w:val="0"/>
-          <w:numId w:val="89"/>
+          <w:numId w:val="79"/>
         </w:numPr>
         <w:tabs>
           <w:tab w:val="clear" w:pos="709"/>
@@ -11285,7 +10478,7 @@
         <w:pStyle w:val="BodyText"/>
         <w:numPr>
           <w:ilvl w:val="0"/>
-          <w:numId w:val="90"/>
+          <w:numId w:val="80"/>
         </w:numPr>
         <w:tabs>
           <w:tab w:val="clear" w:pos="709"/>
@@ -11317,7 +10510,7 @@
         <w:pStyle w:val="BodyText"/>
         <w:numPr>
           <w:ilvl w:val="0"/>
-          <w:numId w:val="90"/>
+          <w:numId w:val="80"/>
         </w:numPr>
         <w:tabs>
           <w:tab w:val="clear" w:pos="709"/>
@@ -11386,7 +10579,7 @@
         <w:pStyle w:val="BodyText"/>
         <w:numPr>
           <w:ilvl w:val="0"/>
-          <w:numId w:val="91"/>
+          <w:numId w:val="81"/>
         </w:numPr>
         <w:tabs>
           <w:tab w:val="clear" w:pos="709"/>
@@ -11661,7 +10854,7 @@
         <w:pStyle w:val="BodyText"/>
         <w:numPr>
           <w:ilvl w:val="0"/>
-          <w:numId w:val="92"/>
+          <w:numId w:val="82"/>
         </w:numPr>
         <w:tabs>
           <w:tab w:val="clear" w:pos="709"/>
@@ -11681,7 +10874,7 @@
         <w:pStyle w:val="BodyText"/>
         <w:numPr>
           <w:ilvl w:val="0"/>
-          <w:numId w:val="92"/>
+          <w:numId w:val="82"/>
         </w:numPr>
         <w:tabs>
           <w:tab w:val="clear" w:pos="709"/>
@@ -11701,7 +10894,7 @@
         <w:pStyle w:val="BodyText"/>
         <w:numPr>
           <w:ilvl w:val="1"/>
-          <w:numId w:val="92"/>
+          <w:numId w:val="82"/>
         </w:numPr>
         <w:tabs>
           <w:tab w:val="clear" w:pos="709"/>
@@ -11727,7 +10920,7 @@
         <w:pStyle w:val="BodyText"/>
         <w:numPr>
           <w:ilvl w:val="2"/>
-          <w:numId w:val="92"/>
+          <w:numId w:val="82"/>
         </w:numPr>
         <w:tabs>
           <w:tab w:val="clear" w:pos="709"/>
@@ -11747,7 +10940,7 @@
         <w:pStyle w:val="BodyText"/>
         <w:numPr>
           <w:ilvl w:val="2"/>
-          <w:numId w:val="92"/>
+          <w:numId w:val="82"/>
         </w:numPr>
         <w:tabs>
           <w:tab w:val="clear" w:pos="709"/>
@@ -11767,7 +10960,7 @@
         <w:pStyle w:val="BodyText"/>
         <w:numPr>
           <w:ilvl w:val="1"/>
-          <w:numId w:val="92"/>
+          <w:numId w:val="82"/>
         </w:numPr>
         <w:tabs>
           <w:tab w:val="clear" w:pos="709"/>
@@ -11793,7 +10986,7 @@
         <w:pStyle w:val="BodyText"/>
         <w:numPr>
           <w:ilvl w:val="2"/>
-          <w:numId w:val="92"/>
+          <w:numId w:val="82"/>
         </w:numPr>
         <w:tabs>
           <w:tab w:val="clear" w:pos="709"/>
@@ -11813,7 +11006,7 @@
         <w:pStyle w:val="BodyText"/>
         <w:numPr>
           <w:ilvl w:val="2"/>
-          <w:numId w:val="92"/>
+          <w:numId w:val="82"/>
         </w:numPr>
         <w:tabs>
           <w:tab w:val="clear" w:pos="709"/>
@@ -11833,7 +11026,7 @@
         <w:pStyle w:val="BodyText"/>
         <w:numPr>
           <w:ilvl w:val="0"/>
-          <w:numId w:val="92"/>
+          <w:numId w:val="82"/>
         </w:numPr>
         <w:tabs>
           <w:tab w:val="clear" w:pos="709"/>
@@ -11853,7 +11046,7 @@
         <w:pStyle w:val="BodyText"/>
         <w:numPr>
           <w:ilvl w:val="0"/>
-          <w:numId w:val="92"/>
+          <w:numId w:val="82"/>
         </w:numPr>
         <w:tabs>
           <w:tab w:val="clear" w:pos="709"/>
@@ -11951,7 +11144,7 @@
         <w:pStyle w:val="BodyText"/>
         <w:numPr>
           <w:ilvl w:val="0"/>
-          <w:numId w:val="93"/>
+          <w:numId w:val="83"/>
         </w:numPr>
         <w:tabs>
           <w:tab w:val="clear" w:pos="709"/>
@@ -11977,7 +11170,7 @@
         <w:pStyle w:val="BodyText"/>
         <w:numPr>
           <w:ilvl w:val="1"/>
-          <w:numId w:val="93"/>
+          <w:numId w:val="83"/>
         </w:numPr>
         <w:tabs>
           <w:tab w:val="clear" w:pos="709"/>
@@ -12003,7 +11196,7 @@
         <w:pStyle w:val="BodyText"/>
         <w:numPr>
           <w:ilvl w:val="1"/>
-          <w:numId w:val="93"/>
+          <w:numId w:val="83"/>
         </w:numPr>
         <w:tabs>
           <w:tab w:val="clear" w:pos="709"/>
@@ -12029,7 +11222,7 @@
         <w:pStyle w:val="BodyText"/>
         <w:numPr>
           <w:ilvl w:val="1"/>
-          <w:numId w:val="93"/>
+          <w:numId w:val="83"/>
         </w:numPr>
         <w:tabs>
           <w:tab w:val="clear" w:pos="709"/>
@@ -12055,7 +11248,7 @@
         <w:pStyle w:val="BodyText"/>
         <w:numPr>
           <w:ilvl w:val="1"/>
-          <w:numId w:val="93"/>
+          <w:numId w:val="83"/>
         </w:numPr>
         <w:tabs>
           <w:tab w:val="clear" w:pos="709"/>
@@ -12089,7 +11282,7 @@
         <w:pStyle w:val="BodyText"/>
         <w:numPr>
           <w:ilvl w:val="0"/>
-          <w:numId w:val="94"/>
+          <w:numId w:val="84"/>
         </w:numPr>
         <w:tabs>
           <w:tab w:val="clear" w:pos="709"/>
@@ -12115,7 +11308,7 @@
         <w:pStyle w:val="BodyText"/>
         <w:numPr>
           <w:ilvl w:val="1"/>
-          <w:numId w:val="94"/>
+          <w:numId w:val="84"/>
         </w:numPr>
         <w:tabs>
           <w:tab w:val="clear" w:pos="709"/>
@@ -12141,7 +11334,7 @@
         <w:pStyle w:val="BodyText"/>
         <w:numPr>
           <w:ilvl w:val="1"/>
-          <w:numId w:val="94"/>
+          <w:numId w:val="84"/>
         </w:numPr>
         <w:tabs>
           <w:tab w:val="clear" w:pos="709"/>
@@ -12167,7 +11360,7 @@
         <w:pStyle w:val="BodyText"/>
         <w:numPr>
           <w:ilvl w:val="1"/>
-          <w:numId w:val="94"/>
+          <w:numId w:val="84"/>
         </w:numPr>
         <w:tabs>
           <w:tab w:val="clear" w:pos="709"/>
@@ -12193,7 +11386,7 @@
         <w:pStyle w:val="BodyText"/>
         <w:numPr>
           <w:ilvl w:val="1"/>
-          <w:numId w:val="94"/>
+          <w:numId w:val="84"/>
         </w:numPr>
         <w:tabs>
           <w:tab w:val="clear" w:pos="709"/>
@@ -12227,7 +11420,7 @@
         <w:pStyle w:val="BodyText"/>
         <w:numPr>
           <w:ilvl w:val="0"/>
-          <w:numId w:val="95"/>
+          <w:numId w:val="85"/>
         </w:numPr>
         <w:tabs>
           <w:tab w:val="clear" w:pos="709"/>
@@ -12253,7 +11446,7 @@
         <w:pStyle w:val="BodyText"/>
         <w:numPr>
           <w:ilvl w:val="1"/>
-          <w:numId w:val="95"/>
+          <w:numId w:val="85"/>
         </w:numPr>
         <w:tabs>
           <w:tab w:val="clear" w:pos="709"/>
@@ -12279,7 +11472,7 @@
         <w:pStyle w:val="BodyText"/>
         <w:numPr>
           <w:ilvl w:val="1"/>
-          <w:numId w:val="95"/>
+          <w:numId w:val="85"/>
         </w:numPr>
         <w:tabs>
           <w:tab w:val="clear" w:pos="709"/>
@@ -12305,7 +11498,7 @@
         <w:pStyle w:val="BodyText"/>
         <w:numPr>
           <w:ilvl w:val="1"/>
-          <w:numId w:val="95"/>
+          <w:numId w:val="85"/>
         </w:numPr>
         <w:tabs>
           <w:tab w:val="clear" w:pos="709"/>
@@ -12331,7 +11524,7 @@
         <w:pStyle w:val="BodyText"/>
         <w:numPr>
           <w:ilvl w:val="1"/>
-          <w:numId w:val="95"/>
+          <w:numId w:val="85"/>
         </w:numPr>
         <w:tabs>
           <w:tab w:val="clear" w:pos="709"/>
@@ -12379,7 +11572,7 @@
         <w:pStyle w:val="BodyText"/>
         <w:numPr>
           <w:ilvl w:val="0"/>
-          <w:numId w:val="96"/>
+          <w:numId w:val="86"/>
         </w:numPr>
         <w:tabs>
           <w:tab w:val="clear" w:pos="709"/>
@@ -12433,7 +11626,7 @@
         <w:pStyle w:val="BodyText"/>
         <w:numPr>
           <w:ilvl w:val="0"/>
-          <w:numId w:val="97"/>
+          <w:numId w:val="87"/>
         </w:numPr>
         <w:tabs>
           <w:tab w:val="clear" w:pos="709"/>
@@ -12459,7 +11652,7 @@
         <w:pStyle w:val="BodyText"/>
         <w:numPr>
           <w:ilvl w:val="0"/>
-          <w:numId w:val="97"/>
+          <w:numId w:val="87"/>
         </w:numPr>
         <w:tabs>
           <w:tab w:val="clear" w:pos="709"/>
@@ -12518,7 +11711,7 @@
         <w:pStyle w:val="BodyText"/>
         <w:numPr>
           <w:ilvl w:val="0"/>
-          <w:numId w:val="98"/>
+          <w:numId w:val="88"/>
         </w:numPr>
         <w:tabs>
           <w:tab w:val="clear" w:pos="709"/>
@@ -12621,7 +11814,7 @@
         <w:pStyle w:val="BodyText"/>
         <w:numPr>
           <w:ilvl w:val="0"/>
-          <w:numId w:val="99"/>
+          <w:numId w:val="89"/>
         </w:numPr>
         <w:tabs>
           <w:tab w:val="clear" w:pos="709"/>
@@ -12653,7 +11846,7 @@
         <w:pStyle w:val="BodyText"/>
         <w:numPr>
           <w:ilvl w:val="0"/>
-          <w:numId w:val="99"/>
+          <w:numId w:val="89"/>
         </w:numPr>
         <w:tabs>
           <w:tab w:val="clear" w:pos="709"/>
@@ -12824,7 +12017,7 @@
         <w:pStyle w:val="BodyText"/>
         <w:numPr>
           <w:ilvl w:val="0"/>
-          <w:numId w:val="100"/>
+          <w:numId w:val="90"/>
         </w:numPr>
         <w:tabs>
           <w:tab w:val="clear" w:pos="709"/>
@@ -12864,7 +12057,7 @@
         <w:pStyle w:val="BodyText"/>
         <w:numPr>
           <w:ilvl w:val="1"/>
-          <w:numId w:val="100"/>
+          <w:numId w:val="90"/>
         </w:numPr>
         <w:tabs>
           <w:tab w:val="clear" w:pos="709"/>
@@ -12930,7 +12123,7 @@
         <w:pStyle w:val="BodyText"/>
         <w:numPr>
           <w:ilvl w:val="0"/>
-          <w:numId w:val="100"/>
+          <w:numId w:val="90"/>
         </w:numPr>
         <w:tabs>
           <w:tab w:val="clear" w:pos="709"/>
@@ -13158,7 +12351,7 @@
         <w:pStyle w:val="BodyText"/>
         <w:numPr>
           <w:ilvl w:val="0"/>
-          <w:numId w:val="101"/>
+          <w:numId w:val="91"/>
         </w:numPr>
         <w:tabs>
           <w:tab w:val="clear" w:pos="709"/>
@@ -13184,7 +12377,7 @@
         <w:pStyle w:val="BodyText"/>
         <w:numPr>
           <w:ilvl w:val="0"/>
-          <w:numId w:val="101"/>
+          <w:numId w:val="91"/>
         </w:numPr>
         <w:tabs>
           <w:tab w:val="clear" w:pos="709"/>
@@ -13248,7 +12441,7 @@
         <w:pStyle w:val="BodyText"/>
         <w:numPr>
           <w:ilvl w:val="0"/>
-          <w:numId w:val="102"/>
+          <w:numId w:val="92"/>
         </w:numPr>
         <w:tabs>
           <w:tab w:val="clear" w:pos="709"/>
@@ -13274,7 +12467,7 @@
         <w:pStyle w:val="BodyText"/>
         <w:numPr>
           <w:ilvl w:val="0"/>
-          <w:numId w:val="102"/>
+          <w:numId w:val="92"/>
         </w:numPr>
         <w:tabs>
           <w:tab w:val="clear" w:pos="709"/>
@@ -22503,8 +21696,8 @@
   <w:abstractNum w:abstractNumId="68">
     <w:lvl w:ilvl="0">
       <w:start w:val="1"/>
-      <w:numFmt w:val="bullet"/>
-      <w:lvlText w:val=""/>
+      <w:numFmt w:val="decimal"/>
+      <w:lvlText w:val="%1."/>
       <w:lvlJc w:val="start"/>
       <w:pPr>
         <w:tabs>
@@ -22512,14 +21705,12 @@
         </w:tabs>
         <w:ind w:start="709" w:hanging="283"/>
       </w:pPr>
-      <w:rPr>
-        <w:rFonts w:ascii="Symbol" w:hAnsi="Symbol" w:cs="Symbol" w:hint="default"/>
-      </w:rPr>
+      <w:rPr/>
     </w:lvl>
     <w:lvl w:ilvl="1">
       <w:start w:val="1"/>
-      <w:numFmt w:val="bullet"/>
-      <w:lvlText w:val=""/>
+      <w:numFmt w:val="decimal"/>
+      <w:lvlText w:val="%2."/>
       <w:lvlJc w:val="start"/>
       <w:pPr>
         <w:tabs>
@@ -22527,14 +21718,12 @@
         </w:tabs>
         <w:ind w:start="1418" w:hanging="283"/>
       </w:pPr>
-      <w:rPr>
-        <w:rFonts w:ascii="Symbol" w:hAnsi="Symbol" w:cs="Symbol" w:hint="default"/>
-      </w:rPr>
+      <w:rPr/>
     </w:lvl>
     <w:lvl w:ilvl="2">
       <w:start w:val="1"/>
-      <w:numFmt w:val="bullet"/>
-      <w:lvlText w:val=""/>
+      <w:numFmt w:val="decimal"/>
+      <w:lvlText w:val="%3."/>
       <w:lvlJc w:val="start"/>
       <w:pPr>
         <w:tabs>
@@ -22542,14 +21731,12 @@
         </w:tabs>
         <w:ind w:start="2127" w:hanging="283"/>
       </w:pPr>
-      <w:rPr>
-        <w:rFonts w:ascii="Symbol" w:hAnsi="Symbol" w:cs="Symbol" w:hint="default"/>
-      </w:rPr>
+      <w:rPr/>
     </w:lvl>
     <w:lvl w:ilvl="3">
       <w:start w:val="1"/>
-      <w:numFmt w:val="bullet"/>
-      <w:lvlText w:val=""/>
+      <w:numFmt w:val="decimal"/>
+      <w:lvlText w:val="%4."/>
       <w:lvlJc w:val="start"/>
       <w:pPr>
         <w:tabs>
@@ -22557,14 +21744,12 @@
         </w:tabs>
         <w:ind w:start="2836" w:hanging="283"/>
       </w:pPr>
-      <w:rPr>
-        <w:rFonts w:ascii="Symbol" w:hAnsi="Symbol" w:cs="Symbol" w:hint="default"/>
-      </w:rPr>
+      <w:rPr/>
     </w:lvl>
     <w:lvl w:ilvl="4">
       <w:start w:val="1"/>
-      <w:numFmt w:val="bullet"/>
-      <w:lvlText w:val=""/>
+      <w:numFmt w:val="decimal"/>
+      <w:lvlText w:val="%5."/>
       <w:lvlJc w:val="start"/>
       <w:pPr>
         <w:tabs>
@@ -22572,14 +21757,12 @@
         </w:tabs>
         <w:ind w:start="3545" w:hanging="283"/>
       </w:pPr>
-      <w:rPr>
-        <w:rFonts w:ascii="Symbol" w:hAnsi="Symbol" w:cs="Symbol" w:hint="default"/>
-      </w:rPr>
+      <w:rPr/>
     </w:lvl>
     <w:lvl w:ilvl="5">
       <w:start w:val="1"/>
-      <w:numFmt w:val="bullet"/>
-      <w:lvlText w:val=""/>
+      <w:numFmt w:val="decimal"/>
+      <w:lvlText w:val="%6."/>
       <w:lvlJc w:val="start"/>
       <w:pPr>
         <w:tabs>
@@ -22587,14 +21770,12 @@
         </w:tabs>
         <w:ind w:start="4254" w:hanging="283"/>
       </w:pPr>
-      <w:rPr>
-        <w:rFonts w:ascii="Symbol" w:hAnsi="Symbol" w:cs="Symbol" w:hint="default"/>
-      </w:rPr>
+      <w:rPr/>
     </w:lvl>
     <w:lvl w:ilvl="6">
       <w:start w:val="1"/>
-      <w:numFmt w:val="bullet"/>
-      <w:lvlText w:val=""/>
+      <w:numFmt w:val="decimal"/>
+      <w:lvlText w:val="%7."/>
       <w:lvlJc w:val="start"/>
       <w:pPr>
         <w:tabs>
@@ -22602,14 +21783,12 @@
         </w:tabs>
         <w:ind w:start="4963" w:hanging="283"/>
       </w:pPr>
-      <w:rPr>
-        <w:rFonts w:ascii="Symbol" w:hAnsi="Symbol" w:cs="Symbol" w:hint="default"/>
-      </w:rPr>
+      <w:rPr/>
     </w:lvl>
     <w:lvl w:ilvl="7">
       <w:start w:val="1"/>
-      <w:numFmt w:val="bullet"/>
-      <w:lvlText w:val=""/>
+      <w:numFmt w:val="decimal"/>
+      <w:lvlText w:val="%8."/>
       <w:lvlJc w:val="start"/>
       <w:pPr>
         <w:tabs>
@@ -22617,14 +21796,12 @@
         </w:tabs>
         <w:ind w:start="5672" w:hanging="283"/>
       </w:pPr>
-      <w:rPr>
-        <w:rFonts w:ascii="Symbol" w:hAnsi="Symbol" w:cs="Symbol" w:hint="default"/>
-      </w:rPr>
+      <w:rPr/>
     </w:lvl>
     <w:lvl w:ilvl="8">
       <w:start w:val="1"/>
-      <w:numFmt w:val="bullet"/>
-      <w:lvlText w:val=""/>
+      <w:numFmt w:val="decimal"/>
+      <w:lvlText w:val="%9."/>
       <w:lvlJc w:val="start"/>
       <w:pPr>
         <w:tabs>
@@ -22632,9 +21809,7 @@
         </w:tabs>
         <w:ind w:start="6381" w:hanging="283"/>
       </w:pPr>
-      <w:rPr>
-        <w:rFonts w:ascii="Symbol" w:hAnsi="Symbol" w:cs="Symbol" w:hint="default"/>
-      </w:rPr>
+      <w:rPr/>
     </w:lvl>
   </w:abstractNum>
   <w:abstractNum w:abstractNumId="69">
@@ -23338,8 +22513,8 @@
     </w:lvl>
     <w:lvl w:ilvl="1">
       <w:start w:val="1"/>
-      <w:numFmt w:val="bullet"/>
-      <w:lvlText w:val=""/>
+      <w:numFmt w:val="decimal"/>
+      <w:lvlText w:val="%2."/>
       <w:lvlJc w:val="start"/>
       <w:pPr>
         <w:tabs>
@@ -23347,14 +22522,12 @@
         </w:tabs>
         <w:ind w:start="1418" w:hanging="283"/>
       </w:pPr>
-      <w:rPr>
-        <w:rFonts w:ascii="Symbol" w:hAnsi="Symbol" w:cs="Symbol" w:hint="default"/>
-      </w:rPr>
+      <w:rPr/>
     </w:lvl>
     <w:lvl w:ilvl="2">
       <w:start w:val="1"/>
-      <w:numFmt w:val="bullet"/>
-      <w:lvlText w:val=""/>
+      <w:numFmt w:val="decimal"/>
+      <w:lvlText w:val="%3."/>
       <w:lvlJc w:val="start"/>
       <w:pPr>
         <w:tabs>
@@ -23362,14 +22535,12 @@
         </w:tabs>
         <w:ind w:start="2127" w:hanging="283"/>
       </w:pPr>
-      <w:rPr>
-        <w:rFonts w:ascii="Symbol" w:hAnsi="Symbol" w:cs="Symbol" w:hint="default"/>
-      </w:rPr>
+      <w:rPr/>
     </w:lvl>
     <w:lvl w:ilvl="3">
       <w:start w:val="1"/>
-      <w:numFmt w:val="bullet"/>
-      <w:lvlText w:val=""/>
+      <w:numFmt w:val="decimal"/>
+      <w:lvlText w:val="%4."/>
       <w:lvlJc w:val="start"/>
       <w:pPr>
         <w:tabs>
@@ -23377,14 +22548,12 @@
         </w:tabs>
         <w:ind w:start="2836" w:hanging="283"/>
       </w:pPr>
-      <w:rPr>
-        <w:rFonts w:ascii="Symbol" w:hAnsi="Symbol" w:cs="Symbol" w:hint="default"/>
-      </w:rPr>
+      <w:rPr/>
     </w:lvl>
     <w:lvl w:ilvl="4">
       <w:start w:val="1"/>
-      <w:numFmt w:val="bullet"/>
-      <w:lvlText w:val=""/>
+      <w:numFmt w:val="decimal"/>
+      <w:lvlText w:val="%5."/>
       <w:lvlJc w:val="start"/>
       <w:pPr>
         <w:tabs>
@@ -23392,14 +22561,12 @@
         </w:tabs>
         <w:ind w:start="3545" w:hanging="283"/>
       </w:pPr>
-      <w:rPr>
-        <w:rFonts w:ascii="Symbol" w:hAnsi="Symbol" w:cs="Symbol" w:hint="default"/>
-      </w:rPr>
+      <w:rPr/>
     </w:lvl>
     <w:lvl w:ilvl="5">
       <w:start w:val="1"/>
-      <w:numFmt w:val="bullet"/>
-      <w:lvlText w:val=""/>
+      <w:numFmt w:val="decimal"/>
+      <w:lvlText w:val="%6."/>
       <w:lvlJc w:val="start"/>
       <w:pPr>
         <w:tabs>
@@ -23407,14 +22574,12 @@
         </w:tabs>
         <w:ind w:start="4254" w:hanging="283"/>
       </w:pPr>
-      <w:rPr>
-        <w:rFonts w:ascii="Symbol" w:hAnsi="Symbol" w:cs="Symbol" w:hint="default"/>
-      </w:rPr>
+      <w:rPr/>
     </w:lvl>
     <w:lvl w:ilvl="6">
       <w:start w:val="1"/>
-      <w:numFmt w:val="bullet"/>
-      <w:lvlText w:val=""/>
+      <w:numFmt w:val="decimal"/>
+      <w:lvlText w:val="%7."/>
       <w:lvlJc w:val="start"/>
       <w:pPr>
         <w:tabs>
@@ -23422,14 +22587,12 @@
         </w:tabs>
         <w:ind w:start="4963" w:hanging="283"/>
       </w:pPr>
-      <w:rPr>
-        <w:rFonts w:ascii="Symbol" w:hAnsi="Symbol" w:cs="Symbol" w:hint="default"/>
-      </w:rPr>
+      <w:rPr/>
     </w:lvl>
     <w:lvl w:ilvl="7">
       <w:start w:val="1"/>
-      <w:numFmt w:val="bullet"/>
-      <w:lvlText w:val=""/>
+      <w:numFmt w:val="decimal"/>
+      <w:lvlText w:val="%8."/>
       <w:lvlJc w:val="start"/>
       <w:pPr>
         <w:tabs>
@@ -23437,14 +22600,12 @@
         </w:tabs>
         <w:ind w:start="5672" w:hanging="283"/>
       </w:pPr>
-      <w:rPr>
-        <w:rFonts w:ascii="Symbol" w:hAnsi="Symbol" w:cs="Symbol" w:hint="default"/>
-      </w:rPr>
+      <w:rPr/>
     </w:lvl>
     <w:lvl w:ilvl="8">
       <w:start w:val="1"/>
-      <w:numFmt w:val="bullet"/>
-      <w:lvlText w:val=""/>
+      <w:numFmt w:val="decimal"/>
+      <w:lvlText w:val="%9."/>
       <w:lvlJc w:val="start"/>
       <w:pPr>
         <w:tabs>
@@ -23452,9 +22613,7 @@
         </w:tabs>
         <w:ind w:start="6381" w:hanging="283"/>
       </w:pPr>
-      <w:rPr>
-        <w:rFonts w:ascii="Symbol" w:hAnsi="Symbol" w:cs="Symbol" w:hint="default"/>
-      </w:rPr>
+      <w:rPr/>
     </w:lvl>
   </w:abstractNum>
   <w:abstractNum w:abstractNumId="75">
@@ -23871,8 +23030,8 @@
   <w:abstractNum w:abstractNumId="78">
     <w:lvl w:ilvl="0">
       <w:start w:val="1"/>
-      <w:numFmt w:val="decimal"/>
-      <w:lvlText w:val="%1."/>
+      <w:numFmt w:val="bullet"/>
+      <w:lvlText w:val=""/>
       <w:lvlJc w:val="start"/>
       <w:pPr>
         <w:tabs>
@@ -23880,12 +23039,14 @@
         </w:tabs>
         <w:ind w:start="709" w:hanging="283"/>
       </w:pPr>
-      <w:rPr/>
+      <w:rPr>
+        <w:rFonts w:ascii="Symbol" w:hAnsi="Symbol" w:cs="Symbol" w:hint="default"/>
+      </w:rPr>
     </w:lvl>
     <w:lvl w:ilvl="1">
       <w:start w:val="1"/>
-      <w:numFmt w:val="decimal"/>
-      <w:lvlText w:val="%2."/>
+      <w:numFmt w:val="bullet"/>
+      <w:lvlText w:val=""/>
       <w:lvlJc w:val="start"/>
       <w:pPr>
         <w:tabs>
@@ -23893,12 +23054,14 @@
         </w:tabs>
         <w:ind w:start="1418" w:hanging="283"/>
       </w:pPr>
-      <w:rPr/>
+      <w:rPr>
+        <w:rFonts w:ascii="Symbol" w:hAnsi="Symbol" w:cs="Symbol" w:hint="default"/>
+      </w:rPr>
     </w:lvl>
     <w:lvl w:ilvl="2">
       <w:start w:val="1"/>
-      <w:numFmt w:val="decimal"/>
-      <w:lvlText w:val="%3."/>
+      <w:numFmt w:val="bullet"/>
+      <w:lvlText w:val=""/>
       <w:lvlJc w:val="start"/>
       <w:pPr>
         <w:tabs>
@@ -23906,12 +23069,14 @@
         </w:tabs>
         <w:ind w:start="2127" w:hanging="283"/>
       </w:pPr>
-      <w:rPr/>
+      <w:rPr>
+        <w:rFonts w:ascii="Symbol" w:hAnsi="Symbol" w:cs="Symbol" w:hint="default"/>
+      </w:rPr>
     </w:lvl>
     <w:lvl w:ilvl="3">
       <w:start w:val="1"/>
-      <w:numFmt w:val="decimal"/>
-      <w:lvlText w:val="%4."/>
+      <w:numFmt w:val="bullet"/>
+      <w:lvlText w:val=""/>
       <w:lvlJc w:val="start"/>
       <w:pPr>
         <w:tabs>
@@ -23919,12 +23084,14 @@
         </w:tabs>
         <w:ind w:start="2836" w:hanging="283"/>
       </w:pPr>
-      <w:rPr/>
+      <w:rPr>
+        <w:rFonts w:ascii="Symbol" w:hAnsi="Symbol" w:cs="Symbol" w:hint="default"/>
+      </w:rPr>
     </w:lvl>
     <w:lvl w:ilvl="4">
       <w:start w:val="1"/>
-      <w:numFmt w:val="decimal"/>
-      <w:lvlText w:val="%5."/>
+      <w:numFmt w:val="bullet"/>
+      <w:lvlText w:val=""/>
       <w:lvlJc w:val="start"/>
       <w:pPr>
         <w:tabs>
@@ -23932,12 +23099,14 @@
         </w:tabs>
         <w:ind w:start="3545" w:hanging="283"/>
       </w:pPr>
-      <w:rPr/>
+      <w:rPr>
+        <w:rFonts w:ascii="Symbol" w:hAnsi="Symbol" w:cs="Symbol" w:hint="default"/>
+      </w:rPr>
     </w:lvl>
     <w:lvl w:ilvl="5">
       <w:start w:val="1"/>
-      <w:numFmt w:val="decimal"/>
-      <w:lvlText w:val="%6."/>
+      <w:numFmt w:val="bullet"/>
+      <w:lvlText w:val=""/>
       <w:lvlJc w:val="start"/>
       <w:pPr>
         <w:tabs>
@@ -23945,12 +23114,14 @@
         </w:tabs>
         <w:ind w:start="4254" w:hanging="283"/>
       </w:pPr>
-      <w:rPr/>
+      <w:rPr>
+        <w:rFonts w:ascii="Symbol" w:hAnsi="Symbol" w:cs="Symbol" w:hint="default"/>
+      </w:rPr>
     </w:lvl>
     <w:lvl w:ilvl="6">
       <w:start w:val="1"/>
-      <w:numFmt w:val="decimal"/>
-      <w:lvlText w:val="%7."/>
+      <w:numFmt w:val="bullet"/>
+      <w:lvlText w:val=""/>
       <w:lvlJc w:val="start"/>
       <w:pPr>
         <w:tabs>
@@ -23958,12 +23129,14 @@
         </w:tabs>
         <w:ind w:start="4963" w:hanging="283"/>
       </w:pPr>
-      <w:rPr/>
+      <w:rPr>
+        <w:rFonts w:ascii="Symbol" w:hAnsi="Symbol" w:cs="Symbol" w:hint="default"/>
+      </w:rPr>
     </w:lvl>
     <w:lvl w:ilvl="7">
       <w:start w:val="1"/>
-      <w:numFmt w:val="decimal"/>
-      <w:lvlText w:val="%8."/>
+      <w:numFmt w:val="bullet"/>
+      <w:lvlText w:val=""/>
       <w:lvlJc w:val="start"/>
       <w:pPr>
         <w:tabs>
@@ -23971,12 +23144,14 @@
         </w:tabs>
         <w:ind w:start="5672" w:hanging="283"/>
       </w:pPr>
-      <w:rPr/>
+      <w:rPr>
+        <w:rFonts w:ascii="Symbol" w:hAnsi="Symbol" w:cs="Symbol" w:hint="default"/>
+      </w:rPr>
     </w:lvl>
     <w:lvl w:ilvl="8">
       <w:start w:val="1"/>
-      <w:numFmt w:val="decimal"/>
-      <w:lvlText w:val="%9."/>
+      <w:numFmt w:val="bullet"/>
+      <w:lvlText w:val=""/>
       <w:lvlJc w:val="start"/>
       <w:pPr>
         <w:tabs>
@@ -23984,14 +23159,16 @@
         </w:tabs>
         <w:ind w:start="6381" w:hanging="283"/>
       </w:pPr>
-      <w:rPr/>
+      <w:rPr>
+        <w:rFonts w:ascii="Symbol" w:hAnsi="Symbol" w:cs="Symbol" w:hint="default"/>
+      </w:rPr>
     </w:lvl>
   </w:abstractNum>
   <w:abstractNum w:abstractNumId="79">
     <w:lvl w:ilvl="0">
       <w:start w:val="1"/>
-      <w:numFmt w:val="bullet"/>
-      <w:lvlText w:val=""/>
+      <w:numFmt w:val="decimal"/>
+      <w:lvlText w:val="%1."/>
       <w:lvlJc w:val="start"/>
       <w:pPr>
         <w:tabs>
@@ -23999,14 +23176,12 @@
         </w:tabs>
         <w:ind w:start="709" w:hanging="283"/>
       </w:pPr>
-      <w:rPr>
-        <w:rFonts w:ascii="Symbol" w:hAnsi="Symbol" w:cs="Symbol" w:hint="default"/>
-      </w:rPr>
+      <w:rPr/>
     </w:lvl>
     <w:lvl w:ilvl="1">
       <w:start w:val="1"/>
-      <w:numFmt w:val="bullet"/>
-      <w:lvlText w:val=""/>
+      <w:numFmt w:val="decimal"/>
+      <w:lvlText w:val="%2."/>
       <w:lvlJc w:val="start"/>
       <w:pPr>
         <w:tabs>
@@ -24014,14 +23189,12 @@
         </w:tabs>
         <w:ind w:start="1418" w:hanging="283"/>
       </w:pPr>
-      <w:rPr>
-        <w:rFonts w:ascii="Symbol" w:hAnsi="Symbol" w:cs="Symbol" w:hint="default"/>
-      </w:rPr>
+      <w:rPr/>
     </w:lvl>
     <w:lvl w:ilvl="2">
       <w:start w:val="1"/>
-      <w:numFmt w:val="bullet"/>
-      <w:lvlText w:val=""/>
+      <w:numFmt w:val="decimal"/>
+      <w:lvlText w:val="%3."/>
       <w:lvlJc w:val="start"/>
       <w:pPr>
         <w:tabs>
@@ -24029,14 +23202,12 @@
         </w:tabs>
         <w:ind w:start="2127" w:hanging="283"/>
       </w:pPr>
-      <w:rPr>
-        <w:rFonts w:ascii="Symbol" w:hAnsi="Symbol" w:cs="Symbol" w:hint="default"/>
-      </w:rPr>
+      <w:rPr/>
     </w:lvl>
     <w:lvl w:ilvl="3">
       <w:start w:val="1"/>
-      <w:numFmt w:val="bullet"/>
-      <w:lvlText w:val=""/>
+      <w:numFmt w:val="decimal"/>
+      <w:lvlText w:val="%4."/>
       <w:lvlJc w:val="start"/>
       <w:pPr>
         <w:tabs>
@@ -24044,14 +23215,12 @@
         </w:tabs>
         <w:ind w:start="2836" w:hanging="283"/>
       </w:pPr>
-      <w:rPr>
-        <w:rFonts w:ascii="Symbol" w:hAnsi="Symbol" w:cs="Symbol" w:hint="default"/>
-      </w:rPr>
+      <w:rPr/>
     </w:lvl>
     <w:lvl w:ilvl="4">
       <w:start w:val="1"/>
-      <w:numFmt w:val="bullet"/>
-      <w:lvlText w:val=""/>
+      <w:numFmt w:val="decimal"/>
+      <w:lvlText w:val="%5."/>
       <w:lvlJc w:val="start"/>
       <w:pPr>
         <w:tabs>
@@ -24059,14 +23228,12 @@
         </w:tabs>
         <w:ind w:start="3545" w:hanging="283"/>
       </w:pPr>
-      <w:rPr>
-        <w:rFonts w:ascii="Symbol" w:hAnsi="Symbol" w:cs="Symbol" w:hint="default"/>
-      </w:rPr>
+      <w:rPr/>
     </w:lvl>
     <w:lvl w:ilvl="5">
       <w:start w:val="1"/>
-      <w:numFmt w:val="bullet"/>
-      <w:lvlText w:val=""/>
+      <w:numFmt w:val="decimal"/>
+      <w:lvlText w:val="%6."/>
       <w:lvlJc w:val="start"/>
       <w:pPr>
         <w:tabs>
@@ -24074,14 +23241,12 @@
         </w:tabs>
         <w:ind w:start="4254" w:hanging="283"/>
       </w:pPr>
-      <w:rPr>
-        <w:rFonts w:ascii="Symbol" w:hAnsi="Symbol" w:cs="Symbol" w:hint="default"/>
-      </w:rPr>
+      <w:rPr/>
     </w:lvl>
     <w:lvl w:ilvl="6">
       <w:start w:val="1"/>
-      <w:numFmt w:val="bullet"/>
-      <w:lvlText w:val=""/>
+      <w:numFmt w:val="decimal"/>
+      <w:lvlText w:val="%7."/>
       <w:lvlJc w:val="start"/>
       <w:pPr>
         <w:tabs>
@@ -24089,14 +23254,12 @@
         </w:tabs>
         <w:ind w:start="4963" w:hanging="283"/>
       </w:pPr>
-      <w:rPr>
-        <w:rFonts w:ascii="Symbol" w:hAnsi="Symbol" w:cs="Symbol" w:hint="default"/>
-      </w:rPr>
+      <w:rPr/>
     </w:lvl>
     <w:lvl w:ilvl="7">
       <w:start w:val="1"/>
-      <w:numFmt w:val="bullet"/>
-      <w:lvlText w:val=""/>
+      <w:numFmt w:val="decimal"/>
+      <w:lvlText w:val="%8."/>
       <w:lvlJc w:val="start"/>
       <w:pPr>
         <w:tabs>
@@ -24104,14 +23267,12 @@
         </w:tabs>
         <w:ind w:start="5672" w:hanging="283"/>
       </w:pPr>
-      <w:rPr>
-        <w:rFonts w:ascii="Symbol" w:hAnsi="Symbol" w:cs="Symbol" w:hint="default"/>
-      </w:rPr>
+      <w:rPr/>
     </w:lvl>
     <w:lvl w:ilvl="8">
       <w:start w:val="1"/>
-      <w:numFmt w:val="bullet"/>
-      <w:lvlText w:val=""/>
+      <w:numFmt w:val="decimal"/>
+      <w:lvlText w:val="%9."/>
       <w:lvlJc w:val="start"/>
       <w:pPr>
         <w:tabs>
@@ -24119,9 +23280,7 @@
         </w:tabs>
         <w:ind w:start="6381" w:hanging="283"/>
       </w:pPr>
-      <w:rPr>
-        <w:rFonts w:ascii="Symbol" w:hAnsi="Symbol" w:cs="Symbol" w:hint="default"/>
-      </w:rPr>
+      <w:rPr/>
     </w:lvl>
   </w:abstractNum>
   <w:abstractNum w:abstractNumId="80">
@@ -24538,8 +23697,8 @@
   <w:abstractNum w:abstractNumId="83">
     <w:lvl w:ilvl="0">
       <w:start w:val="1"/>
-      <w:numFmt w:val="bullet"/>
-      <w:lvlText w:val=""/>
+      <w:numFmt w:val="decimal"/>
+      <w:lvlText w:val="%1."/>
       <w:lvlJc w:val="start"/>
       <w:pPr>
         <w:tabs>
@@ -24547,9 +23706,7 @@
         </w:tabs>
         <w:ind w:start="709" w:hanging="283"/>
       </w:pPr>
-      <w:rPr>
-        <w:rFonts w:ascii="Symbol" w:hAnsi="Symbol" w:cs="Symbol" w:hint="default"/>
-      </w:rPr>
+      <w:rPr/>
     </w:lvl>
     <w:lvl w:ilvl="1">
       <w:start w:val="1"/>
@@ -24673,1338 +23830,6 @@
     </w:lvl>
   </w:abstractNum>
   <w:abstractNum w:abstractNumId="84">
-    <w:lvl w:ilvl="0">
-      <w:start w:val="1"/>
-      <w:numFmt w:val="decimal"/>
-      <w:lvlText w:val="%1."/>
-      <w:lvlJc w:val="start"/>
-      <w:pPr>
-        <w:tabs>
-          <w:tab w:val="num" w:pos="709"/>
-        </w:tabs>
-        <w:ind w:start="709" w:hanging="283"/>
-      </w:pPr>
-      <w:rPr/>
-    </w:lvl>
-    <w:lvl w:ilvl="1">
-      <w:start w:val="1"/>
-      <w:numFmt w:val="decimal"/>
-      <w:lvlText w:val="%2."/>
-      <w:lvlJc w:val="start"/>
-      <w:pPr>
-        <w:tabs>
-          <w:tab w:val="num" w:pos="1418"/>
-        </w:tabs>
-        <w:ind w:start="1418" w:hanging="283"/>
-      </w:pPr>
-      <w:rPr/>
-    </w:lvl>
-    <w:lvl w:ilvl="2">
-      <w:start w:val="1"/>
-      <w:numFmt w:val="decimal"/>
-      <w:lvlText w:val="%3."/>
-      <w:lvlJc w:val="start"/>
-      <w:pPr>
-        <w:tabs>
-          <w:tab w:val="num" w:pos="2127"/>
-        </w:tabs>
-        <w:ind w:start="2127" w:hanging="283"/>
-      </w:pPr>
-      <w:rPr/>
-    </w:lvl>
-    <w:lvl w:ilvl="3">
-      <w:start w:val="1"/>
-      <w:numFmt w:val="decimal"/>
-      <w:lvlText w:val="%4."/>
-      <w:lvlJc w:val="start"/>
-      <w:pPr>
-        <w:tabs>
-          <w:tab w:val="num" w:pos="2836"/>
-        </w:tabs>
-        <w:ind w:start="2836" w:hanging="283"/>
-      </w:pPr>
-      <w:rPr/>
-    </w:lvl>
-    <w:lvl w:ilvl="4">
-      <w:start w:val="1"/>
-      <w:numFmt w:val="decimal"/>
-      <w:lvlText w:val="%5."/>
-      <w:lvlJc w:val="start"/>
-      <w:pPr>
-        <w:tabs>
-          <w:tab w:val="num" w:pos="3545"/>
-        </w:tabs>
-        <w:ind w:start="3545" w:hanging="283"/>
-      </w:pPr>
-      <w:rPr/>
-    </w:lvl>
-    <w:lvl w:ilvl="5">
-      <w:start w:val="1"/>
-      <w:numFmt w:val="decimal"/>
-      <w:lvlText w:val="%6."/>
-      <w:lvlJc w:val="start"/>
-      <w:pPr>
-        <w:tabs>
-          <w:tab w:val="num" w:pos="4254"/>
-        </w:tabs>
-        <w:ind w:start="4254" w:hanging="283"/>
-      </w:pPr>
-      <w:rPr/>
-    </w:lvl>
-    <w:lvl w:ilvl="6">
-      <w:start w:val="1"/>
-      <w:numFmt w:val="decimal"/>
-      <w:lvlText w:val="%7."/>
-      <w:lvlJc w:val="start"/>
-      <w:pPr>
-        <w:tabs>
-          <w:tab w:val="num" w:pos="4963"/>
-        </w:tabs>
-        <w:ind w:start="4963" w:hanging="283"/>
-      </w:pPr>
-      <w:rPr/>
-    </w:lvl>
-    <w:lvl w:ilvl="7">
-      <w:start w:val="1"/>
-      <w:numFmt w:val="decimal"/>
-      <w:lvlText w:val="%8."/>
-      <w:lvlJc w:val="start"/>
-      <w:pPr>
-        <w:tabs>
-          <w:tab w:val="num" w:pos="5672"/>
-        </w:tabs>
-        <w:ind w:start="5672" w:hanging="283"/>
-      </w:pPr>
-      <w:rPr/>
-    </w:lvl>
-    <w:lvl w:ilvl="8">
-      <w:start w:val="1"/>
-      <w:numFmt w:val="decimal"/>
-      <w:lvlText w:val="%9."/>
-      <w:lvlJc w:val="start"/>
-      <w:pPr>
-        <w:tabs>
-          <w:tab w:val="num" w:pos="6381"/>
-        </w:tabs>
-        <w:ind w:start="6381" w:hanging="283"/>
-      </w:pPr>
-      <w:rPr/>
-    </w:lvl>
-  </w:abstractNum>
-  <w:abstractNum w:abstractNumId="85">
-    <w:lvl w:ilvl="0">
-      <w:start w:val="1"/>
-      <w:numFmt w:val="bullet"/>
-      <w:lvlText w:val=""/>
-      <w:lvlJc w:val="start"/>
-      <w:pPr>
-        <w:tabs>
-          <w:tab w:val="num" w:pos="709"/>
-        </w:tabs>
-        <w:ind w:start="709" w:hanging="283"/>
-      </w:pPr>
-      <w:rPr>
-        <w:rFonts w:ascii="Symbol" w:hAnsi="Symbol" w:cs="Symbol" w:hint="default"/>
-      </w:rPr>
-    </w:lvl>
-    <w:lvl w:ilvl="1">
-      <w:start w:val="1"/>
-      <w:numFmt w:val="bullet"/>
-      <w:lvlText w:val=""/>
-      <w:lvlJc w:val="start"/>
-      <w:pPr>
-        <w:tabs>
-          <w:tab w:val="num" w:pos="1418"/>
-        </w:tabs>
-        <w:ind w:start="1418" w:hanging="283"/>
-      </w:pPr>
-      <w:rPr>
-        <w:rFonts w:ascii="Symbol" w:hAnsi="Symbol" w:cs="Symbol" w:hint="default"/>
-      </w:rPr>
-    </w:lvl>
-    <w:lvl w:ilvl="2">
-      <w:start w:val="1"/>
-      <w:numFmt w:val="bullet"/>
-      <w:lvlText w:val=""/>
-      <w:lvlJc w:val="start"/>
-      <w:pPr>
-        <w:tabs>
-          <w:tab w:val="num" w:pos="2127"/>
-        </w:tabs>
-        <w:ind w:start="2127" w:hanging="283"/>
-      </w:pPr>
-      <w:rPr>
-        <w:rFonts w:ascii="Symbol" w:hAnsi="Symbol" w:cs="Symbol" w:hint="default"/>
-      </w:rPr>
-    </w:lvl>
-    <w:lvl w:ilvl="3">
-      <w:start w:val="1"/>
-      <w:numFmt w:val="bullet"/>
-      <w:lvlText w:val=""/>
-      <w:lvlJc w:val="start"/>
-      <w:pPr>
-        <w:tabs>
-          <w:tab w:val="num" w:pos="2836"/>
-        </w:tabs>
-        <w:ind w:start="2836" w:hanging="283"/>
-      </w:pPr>
-      <w:rPr>
-        <w:rFonts w:ascii="Symbol" w:hAnsi="Symbol" w:cs="Symbol" w:hint="default"/>
-      </w:rPr>
-    </w:lvl>
-    <w:lvl w:ilvl="4">
-      <w:start w:val="1"/>
-      <w:numFmt w:val="bullet"/>
-      <w:lvlText w:val=""/>
-      <w:lvlJc w:val="start"/>
-      <w:pPr>
-        <w:tabs>
-          <w:tab w:val="num" w:pos="3545"/>
-        </w:tabs>
-        <w:ind w:start="3545" w:hanging="283"/>
-      </w:pPr>
-      <w:rPr>
-        <w:rFonts w:ascii="Symbol" w:hAnsi="Symbol" w:cs="Symbol" w:hint="default"/>
-      </w:rPr>
-    </w:lvl>
-    <w:lvl w:ilvl="5">
-      <w:start w:val="1"/>
-      <w:numFmt w:val="bullet"/>
-      <w:lvlText w:val=""/>
-      <w:lvlJc w:val="start"/>
-      <w:pPr>
-        <w:tabs>
-          <w:tab w:val="num" w:pos="4254"/>
-        </w:tabs>
-        <w:ind w:start="4254" w:hanging="283"/>
-      </w:pPr>
-      <w:rPr>
-        <w:rFonts w:ascii="Symbol" w:hAnsi="Symbol" w:cs="Symbol" w:hint="default"/>
-      </w:rPr>
-    </w:lvl>
-    <w:lvl w:ilvl="6">
-      <w:start w:val="1"/>
-      <w:numFmt w:val="bullet"/>
-      <w:lvlText w:val=""/>
-      <w:lvlJc w:val="start"/>
-      <w:pPr>
-        <w:tabs>
-          <w:tab w:val="num" w:pos="4963"/>
-        </w:tabs>
-        <w:ind w:start="4963" w:hanging="283"/>
-      </w:pPr>
-      <w:rPr>
-        <w:rFonts w:ascii="Symbol" w:hAnsi="Symbol" w:cs="Symbol" w:hint="default"/>
-      </w:rPr>
-    </w:lvl>
-    <w:lvl w:ilvl="7">
-      <w:start w:val="1"/>
-      <w:numFmt w:val="bullet"/>
-      <w:lvlText w:val=""/>
-      <w:lvlJc w:val="start"/>
-      <w:pPr>
-        <w:tabs>
-          <w:tab w:val="num" w:pos="5672"/>
-        </w:tabs>
-        <w:ind w:start="5672" w:hanging="283"/>
-      </w:pPr>
-      <w:rPr>
-        <w:rFonts w:ascii="Symbol" w:hAnsi="Symbol" w:cs="Symbol" w:hint="default"/>
-      </w:rPr>
-    </w:lvl>
-    <w:lvl w:ilvl="8">
-      <w:start w:val="1"/>
-      <w:numFmt w:val="bullet"/>
-      <w:lvlText w:val=""/>
-      <w:lvlJc w:val="start"/>
-      <w:pPr>
-        <w:tabs>
-          <w:tab w:val="num" w:pos="6381"/>
-        </w:tabs>
-        <w:ind w:start="6381" w:hanging="283"/>
-      </w:pPr>
-      <w:rPr>
-        <w:rFonts w:ascii="Symbol" w:hAnsi="Symbol" w:cs="Symbol" w:hint="default"/>
-      </w:rPr>
-    </w:lvl>
-  </w:abstractNum>
-  <w:abstractNum w:abstractNumId="86">
-    <w:lvl w:ilvl="0">
-      <w:start w:val="1"/>
-      <w:numFmt w:val="bullet"/>
-      <w:lvlText w:val=""/>
-      <w:lvlJc w:val="start"/>
-      <w:pPr>
-        <w:tabs>
-          <w:tab w:val="num" w:pos="709"/>
-        </w:tabs>
-        <w:ind w:start="709" w:hanging="283"/>
-      </w:pPr>
-      <w:rPr>
-        <w:rFonts w:ascii="Symbol" w:hAnsi="Symbol" w:cs="Symbol" w:hint="default"/>
-      </w:rPr>
-    </w:lvl>
-    <w:lvl w:ilvl="1">
-      <w:start w:val="1"/>
-      <w:numFmt w:val="bullet"/>
-      <w:lvlText w:val=""/>
-      <w:lvlJc w:val="start"/>
-      <w:pPr>
-        <w:tabs>
-          <w:tab w:val="num" w:pos="1418"/>
-        </w:tabs>
-        <w:ind w:start="1418" w:hanging="283"/>
-      </w:pPr>
-      <w:rPr>
-        <w:rFonts w:ascii="Symbol" w:hAnsi="Symbol" w:cs="Symbol" w:hint="default"/>
-      </w:rPr>
-    </w:lvl>
-    <w:lvl w:ilvl="2">
-      <w:start w:val="1"/>
-      <w:numFmt w:val="bullet"/>
-      <w:lvlText w:val=""/>
-      <w:lvlJc w:val="start"/>
-      <w:pPr>
-        <w:tabs>
-          <w:tab w:val="num" w:pos="2127"/>
-        </w:tabs>
-        <w:ind w:start="2127" w:hanging="283"/>
-      </w:pPr>
-      <w:rPr>
-        <w:rFonts w:ascii="Symbol" w:hAnsi="Symbol" w:cs="Symbol" w:hint="default"/>
-      </w:rPr>
-    </w:lvl>
-    <w:lvl w:ilvl="3">
-      <w:start w:val="1"/>
-      <w:numFmt w:val="bullet"/>
-      <w:lvlText w:val=""/>
-      <w:lvlJc w:val="start"/>
-      <w:pPr>
-        <w:tabs>
-          <w:tab w:val="num" w:pos="2836"/>
-        </w:tabs>
-        <w:ind w:start="2836" w:hanging="283"/>
-      </w:pPr>
-      <w:rPr>
-        <w:rFonts w:ascii="Symbol" w:hAnsi="Symbol" w:cs="Symbol" w:hint="default"/>
-      </w:rPr>
-    </w:lvl>
-    <w:lvl w:ilvl="4">
-      <w:start w:val="1"/>
-      <w:numFmt w:val="bullet"/>
-      <w:lvlText w:val=""/>
-      <w:lvlJc w:val="start"/>
-      <w:pPr>
-        <w:tabs>
-          <w:tab w:val="num" w:pos="3545"/>
-        </w:tabs>
-        <w:ind w:start="3545" w:hanging="283"/>
-      </w:pPr>
-      <w:rPr>
-        <w:rFonts w:ascii="Symbol" w:hAnsi="Symbol" w:cs="Symbol" w:hint="default"/>
-      </w:rPr>
-    </w:lvl>
-    <w:lvl w:ilvl="5">
-      <w:start w:val="1"/>
-      <w:numFmt w:val="bullet"/>
-      <w:lvlText w:val=""/>
-      <w:lvlJc w:val="start"/>
-      <w:pPr>
-        <w:tabs>
-          <w:tab w:val="num" w:pos="4254"/>
-        </w:tabs>
-        <w:ind w:start="4254" w:hanging="283"/>
-      </w:pPr>
-      <w:rPr>
-        <w:rFonts w:ascii="Symbol" w:hAnsi="Symbol" w:cs="Symbol" w:hint="default"/>
-      </w:rPr>
-    </w:lvl>
-    <w:lvl w:ilvl="6">
-      <w:start w:val="1"/>
-      <w:numFmt w:val="bullet"/>
-      <w:lvlText w:val=""/>
-      <w:lvlJc w:val="start"/>
-      <w:pPr>
-        <w:tabs>
-          <w:tab w:val="num" w:pos="4963"/>
-        </w:tabs>
-        <w:ind w:start="4963" w:hanging="283"/>
-      </w:pPr>
-      <w:rPr>
-        <w:rFonts w:ascii="Symbol" w:hAnsi="Symbol" w:cs="Symbol" w:hint="default"/>
-      </w:rPr>
-    </w:lvl>
-    <w:lvl w:ilvl="7">
-      <w:start w:val="1"/>
-      <w:numFmt w:val="bullet"/>
-      <w:lvlText w:val=""/>
-      <w:lvlJc w:val="start"/>
-      <w:pPr>
-        <w:tabs>
-          <w:tab w:val="num" w:pos="5672"/>
-        </w:tabs>
-        <w:ind w:start="5672" w:hanging="283"/>
-      </w:pPr>
-      <w:rPr>
-        <w:rFonts w:ascii="Symbol" w:hAnsi="Symbol" w:cs="Symbol" w:hint="default"/>
-      </w:rPr>
-    </w:lvl>
-    <w:lvl w:ilvl="8">
-      <w:start w:val="1"/>
-      <w:numFmt w:val="bullet"/>
-      <w:lvlText w:val=""/>
-      <w:lvlJc w:val="start"/>
-      <w:pPr>
-        <w:tabs>
-          <w:tab w:val="num" w:pos="6381"/>
-        </w:tabs>
-        <w:ind w:start="6381" w:hanging="283"/>
-      </w:pPr>
-      <w:rPr>
-        <w:rFonts w:ascii="Symbol" w:hAnsi="Symbol" w:cs="Symbol" w:hint="default"/>
-      </w:rPr>
-    </w:lvl>
-  </w:abstractNum>
-  <w:abstractNum w:abstractNumId="87">
-    <w:lvl w:ilvl="0">
-      <w:start w:val="1"/>
-      <w:numFmt w:val="bullet"/>
-      <w:lvlText w:val=""/>
-      <w:lvlJc w:val="start"/>
-      <w:pPr>
-        <w:tabs>
-          <w:tab w:val="num" w:pos="709"/>
-        </w:tabs>
-        <w:ind w:start="709" w:hanging="283"/>
-      </w:pPr>
-      <w:rPr>
-        <w:rFonts w:ascii="Symbol" w:hAnsi="Symbol" w:cs="Symbol" w:hint="default"/>
-      </w:rPr>
-    </w:lvl>
-    <w:lvl w:ilvl="1">
-      <w:start w:val="1"/>
-      <w:numFmt w:val="bullet"/>
-      <w:lvlText w:val=""/>
-      <w:lvlJc w:val="start"/>
-      <w:pPr>
-        <w:tabs>
-          <w:tab w:val="num" w:pos="1418"/>
-        </w:tabs>
-        <w:ind w:start="1418" w:hanging="283"/>
-      </w:pPr>
-      <w:rPr>
-        <w:rFonts w:ascii="Symbol" w:hAnsi="Symbol" w:cs="Symbol" w:hint="default"/>
-      </w:rPr>
-    </w:lvl>
-    <w:lvl w:ilvl="2">
-      <w:start w:val="1"/>
-      <w:numFmt w:val="bullet"/>
-      <w:lvlText w:val=""/>
-      <w:lvlJc w:val="start"/>
-      <w:pPr>
-        <w:tabs>
-          <w:tab w:val="num" w:pos="2127"/>
-        </w:tabs>
-        <w:ind w:start="2127" w:hanging="283"/>
-      </w:pPr>
-      <w:rPr>
-        <w:rFonts w:ascii="Symbol" w:hAnsi="Symbol" w:cs="Symbol" w:hint="default"/>
-      </w:rPr>
-    </w:lvl>
-    <w:lvl w:ilvl="3">
-      <w:start w:val="1"/>
-      <w:numFmt w:val="bullet"/>
-      <w:lvlText w:val=""/>
-      <w:lvlJc w:val="start"/>
-      <w:pPr>
-        <w:tabs>
-          <w:tab w:val="num" w:pos="2836"/>
-        </w:tabs>
-        <w:ind w:start="2836" w:hanging="283"/>
-      </w:pPr>
-      <w:rPr>
-        <w:rFonts w:ascii="Symbol" w:hAnsi="Symbol" w:cs="Symbol" w:hint="default"/>
-      </w:rPr>
-    </w:lvl>
-    <w:lvl w:ilvl="4">
-      <w:start w:val="1"/>
-      <w:numFmt w:val="bullet"/>
-      <w:lvlText w:val=""/>
-      <w:lvlJc w:val="start"/>
-      <w:pPr>
-        <w:tabs>
-          <w:tab w:val="num" w:pos="3545"/>
-        </w:tabs>
-        <w:ind w:start="3545" w:hanging="283"/>
-      </w:pPr>
-      <w:rPr>
-        <w:rFonts w:ascii="Symbol" w:hAnsi="Symbol" w:cs="Symbol" w:hint="default"/>
-      </w:rPr>
-    </w:lvl>
-    <w:lvl w:ilvl="5">
-      <w:start w:val="1"/>
-      <w:numFmt w:val="bullet"/>
-      <w:lvlText w:val=""/>
-      <w:lvlJc w:val="start"/>
-      <w:pPr>
-        <w:tabs>
-          <w:tab w:val="num" w:pos="4254"/>
-        </w:tabs>
-        <w:ind w:start="4254" w:hanging="283"/>
-      </w:pPr>
-      <w:rPr>
-        <w:rFonts w:ascii="Symbol" w:hAnsi="Symbol" w:cs="Symbol" w:hint="default"/>
-      </w:rPr>
-    </w:lvl>
-    <w:lvl w:ilvl="6">
-      <w:start w:val="1"/>
-      <w:numFmt w:val="bullet"/>
-      <w:lvlText w:val=""/>
-      <w:lvlJc w:val="start"/>
-      <w:pPr>
-        <w:tabs>
-          <w:tab w:val="num" w:pos="4963"/>
-        </w:tabs>
-        <w:ind w:start="4963" w:hanging="283"/>
-      </w:pPr>
-      <w:rPr>
-        <w:rFonts w:ascii="Symbol" w:hAnsi="Symbol" w:cs="Symbol" w:hint="default"/>
-      </w:rPr>
-    </w:lvl>
-    <w:lvl w:ilvl="7">
-      <w:start w:val="1"/>
-      <w:numFmt w:val="bullet"/>
-      <w:lvlText w:val=""/>
-      <w:lvlJc w:val="start"/>
-      <w:pPr>
-        <w:tabs>
-          <w:tab w:val="num" w:pos="5672"/>
-        </w:tabs>
-        <w:ind w:start="5672" w:hanging="283"/>
-      </w:pPr>
-      <w:rPr>
-        <w:rFonts w:ascii="Symbol" w:hAnsi="Symbol" w:cs="Symbol" w:hint="default"/>
-      </w:rPr>
-    </w:lvl>
-    <w:lvl w:ilvl="8">
-      <w:start w:val="1"/>
-      <w:numFmt w:val="bullet"/>
-      <w:lvlText w:val=""/>
-      <w:lvlJc w:val="start"/>
-      <w:pPr>
-        <w:tabs>
-          <w:tab w:val="num" w:pos="6381"/>
-        </w:tabs>
-        <w:ind w:start="6381" w:hanging="283"/>
-      </w:pPr>
-      <w:rPr>
-        <w:rFonts w:ascii="Symbol" w:hAnsi="Symbol" w:cs="Symbol" w:hint="default"/>
-      </w:rPr>
-    </w:lvl>
-  </w:abstractNum>
-  <w:abstractNum w:abstractNumId="88">
-    <w:lvl w:ilvl="0">
-      <w:start w:val="1"/>
-      <w:numFmt w:val="bullet"/>
-      <w:lvlText w:val=""/>
-      <w:lvlJc w:val="start"/>
-      <w:pPr>
-        <w:tabs>
-          <w:tab w:val="num" w:pos="709"/>
-        </w:tabs>
-        <w:ind w:start="709" w:hanging="283"/>
-      </w:pPr>
-      <w:rPr>
-        <w:rFonts w:ascii="Symbol" w:hAnsi="Symbol" w:cs="Symbol" w:hint="default"/>
-      </w:rPr>
-    </w:lvl>
-    <w:lvl w:ilvl="1">
-      <w:start w:val="1"/>
-      <w:numFmt w:val="bullet"/>
-      <w:lvlText w:val=""/>
-      <w:lvlJc w:val="start"/>
-      <w:pPr>
-        <w:tabs>
-          <w:tab w:val="num" w:pos="1418"/>
-        </w:tabs>
-        <w:ind w:start="1418" w:hanging="283"/>
-      </w:pPr>
-      <w:rPr>
-        <w:rFonts w:ascii="Symbol" w:hAnsi="Symbol" w:cs="Symbol" w:hint="default"/>
-      </w:rPr>
-    </w:lvl>
-    <w:lvl w:ilvl="2">
-      <w:start w:val="1"/>
-      <w:numFmt w:val="bullet"/>
-      <w:lvlText w:val=""/>
-      <w:lvlJc w:val="start"/>
-      <w:pPr>
-        <w:tabs>
-          <w:tab w:val="num" w:pos="2127"/>
-        </w:tabs>
-        <w:ind w:start="2127" w:hanging="283"/>
-      </w:pPr>
-      <w:rPr>
-        <w:rFonts w:ascii="Symbol" w:hAnsi="Symbol" w:cs="Symbol" w:hint="default"/>
-      </w:rPr>
-    </w:lvl>
-    <w:lvl w:ilvl="3">
-      <w:start w:val="1"/>
-      <w:numFmt w:val="bullet"/>
-      <w:lvlText w:val=""/>
-      <w:lvlJc w:val="start"/>
-      <w:pPr>
-        <w:tabs>
-          <w:tab w:val="num" w:pos="2836"/>
-        </w:tabs>
-        <w:ind w:start="2836" w:hanging="283"/>
-      </w:pPr>
-      <w:rPr>
-        <w:rFonts w:ascii="Symbol" w:hAnsi="Symbol" w:cs="Symbol" w:hint="default"/>
-      </w:rPr>
-    </w:lvl>
-    <w:lvl w:ilvl="4">
-      <w:start w:val="1"/>
-      <w:numFmt w:val="bullet"/>
-      <w:lvlText w:val=""/>
-      <w:lvlJc w:val="start"/>
-      <w:pPr>
-        <w:tabs>
-          <w:tab w:val="num" w:pos="3545"/>
-        </w:tabs>
-        <w:ind w:start="3545" w:hanging="283"/>
-      </w:pPr>
-      <w:rPr>
-        <w:rFonts w:ascii="Symbol" w:hAnsi="Symbol" w:cs="Symbol" w:hint="default"/>
-      </w:rPr>
-    </w:lvl>
-    <w:lvl w:ilvl="5">
-      <w:start w:val="1"/>
-      <w:numFmt w:val="bullet"/>
-      <w:lvlText w:val=""/>
-      <w:lvlJc w:val="start"/>
-      <w:pPr>
-        <w:tabs>
-          <w:tab w:val="num" w:pos="4254"/>
-        </w:tabs>
-        <w:ind w:start="4254" w:hanging="283"/>
-      </w:pPr>
-      <w:rPr>
-        <w:rFonts w:ascii="Symbol" w:hAnsi="Symbol" w:cs="Symbol" w:hint="default"/>
-      </w:rPr>
-    </w:lvl>
-    <w:lvl w:ilvl="6">
-      <w:start w:val="1"/>
-      <w:numFmt w:val="bullet"/>
-      <w:lvlText w:val=""/>
-      <w:lvlJc w:val="start"/>
-      <w:pPr>
-        <w:tabs>
-          <w:tab w:val="num" w:pos="4963"/>
-        </w:tabs>
-        <w:ind w:start="4963" w:hanging="283"/>
-      </w:pPr>
-      <w:rPr>
-        <w:rFonts w:ascii="Symbol" w:hAnsi="Symbol" w:cs="Symbol" w:hint="default"/>
-      </w:rPr>
-    </w:lvl>
-    <w:lvl w:ilvl="7">
-      <w:start w:val="1"/>
-      <w:numFmt w:val="bullet"/>
-      <w:lvlText w:val=""/>
-      <w:lvlJc w:val="start"/>
-      <w:pPr>
-        <w:tabs>
-          <w:tab w:val="num" w:pos="5672"/>
-        </w:tabs>
-        <w:ind w:start="5672" w:hanging="283"/>
-      </w:pPr>
-      <w:rPr>
-        <w:rFonts w:ascii="Symbol" w:hAnsi="Symbol" w:cs="Symbol" w:hint="default"/>
-      </w:rPr>
-    </w:lvl>
-    <w:lvl w:ilvl="8">
-      <w:start w:val="1"/>
-      <w:numFmt w:val="bullet"/>
-      <w:lvlText w:val=""/>
-      <w:lvlJc w:val="start"/>
-      <w:pPr>
-        <w:tabs>
-          <w:tab w:val="num" w:pos="6381"/>
-        </w:tabs>
-        <w:ind w:start="6381" w:hanging="283"/>
-      </w:pPr>
-      <w:rPr>
-        <w:rFonts w:ascii="Symbol" w:hAnsi="Symbol" w:cs="Symbol" w:hint="default"/>
-      </w:rPr>
-    </w:lvl>
-  </w:abstractNum>
-  <w:abstractNum w:abstractNumId="89">
-    <w:lvl w:ilvl="0">
-      <w:start w:val="1"/>
-      <w:numFmt w:val="decimal"/>
-      <w:lvlText w:val="%1."/>
-      <w:lvlJc w:val="start"/>
-      <w:pPr>
-        <w:tabs>
-          <w:tab w:val="num" w:pos="709"/>
-        </w:tabs>
-        <w:ind w:start="709" w:hanging="283"/>
-      </w:pPr>
-      <w:rPr/>
-    </w:lvl>
-    <w:lvl w:ilvl="1">
-      <w:start w:val="1"/>
-      <w:numFmt w:val="decimal"/>
-      <w:lvlText w:val="%2."/>
-      <w:lvlJc w:val="start"/>
-      <w:pPr>
-        <w:tabs>
-          <w:tab w:val="num" w:pos="1418"/>
-        </w:tabs>
-        <w:ind w:start="1418" w:hanging="283"/>
-      </w:pPr>
-      <w:rPr/>
-    </w:lvl>
-    <w:lvl w:ilvl="2">
-      <w:start w:val="1"/>
-      <w:numFmt w:val="decimal"/>
-      <w:lvlText w:val="%3."/>
-      <w:lvlJc w:val="start"/>
-      <w:pPr>
-        <w:tabs>
-          <w:tab w:val="num" w:pos="2127"/>
-        </w:tabs>
-        <w:ind w:start="2127" w:hanging="283"/>
-      </w:pPr>
-      <w:rPr/>
-    </w:lvl>
-    <w:lvl w:ilvl="3">
-      <w:start w:val="1"/>
-      <w:numFmt w:val="decimal"/>
-      <w:lvlText w:val="%4."/>
-      <w:lvlJc w:val="start"/>
-      <w:pPr>
-        <w:tabs>
-          <w:tab w:val="num" w:pos="2836"/>
-        </w:tabs>
-        <w:ind w:start="2836" w:hanging="283"/>
-      </w:pPr>
-      <w:rPr/>
-    </w:lvl>
-    <w:lvl w:ilvl="4">
-      <w:start w:val="1"/>
-      <w:numFmt w:val="decimal"/>
-      <w:lvlText w:val="%5."/>
-      <w:lvlJc w:val="start"/>
-      <w:pPr>
-        <w:tabs>
-          <w:tab w:val="num" w:pos="3545"/>
-        </w:tabs>
-        <w:ind w:start="3545" w:hanging="283"/>
-      </w:pPr>
-      <w:rPr/>
-    </w:lvl>
-    <w:lvl w:ilvl="5">
-      <w:start w:val="1"/>
-      <w:numFmt w:val="decimal"/>
-      <w:lvlText w:val="%6."/>
-      <w:lvlJc w:val="start"/>
-      <w:pPr>
-        <w:tabs>
-          <w:tab w:val="num" w:pos="4254"/>
-        </w:tabs>
-        <w:ind w:start="4254" w:hanging="283"/>
-      </w:pPr>
-      <w:rPr/>
-    </w:lvl>
-    <w:lvl w:ilvl="6">
-      <w:start w:val="1"/>
-      <w:numFmt w:val="decimal"/>
-      <w:lvlText w:val="%7."/>
-      <w:lvlJc w:val="start"/>
-      <w:pPr>
-        <w:tabs>
-          <w:tab w:val="num" w:pos="4963"/>
-        </w:tabs>
-        <w:ind w:start="4963" w:hanging="283"/>
-      </w:pPr>
-      <w:rPr/>
-    </w:lvl>
-    <w:lvl w:ilvl="7">
-      <w:start w:val="1"/>
-      <w:numFmt w:val="decimal"/>
-      <w:lvlText w:val="%8."/>
-      <w:lvlJc w:val="start"/>
-      <w:pPr>
-        <w:tabs>
-          <w:tab w:val="num" w:pos="5672"/>
-        </w:tabs>
-        <w:ind w:start="5672" w:hanging="283"/>
-      </w:pPr>
-      <w:rPr/>
-    </w:lvl>
-    <w:lvl w:ilvl="8">
-      <w:start w:val="1"/>
-      <w:numFmt w:val="decimal"/>
-      <w:lvlText w:val="%9."/>
-      <w:lvlJc w:val="start"/>
-      <w:pPr>
-        <w:tabs>
-          <w:tab w:val="num" w:pos="6381"/>
-        </w:tabs>
-        <w:ind w:start="6381" w:hanging="283"/>
-      </w:pPr>
-      <w:rPr/>
-    </w:lvl>
-  </w:abstractNum>
-  <w:abstractNum w:abstractNumId="90">
-    <w:lvl w:ilvl="0">
-      <w:start w:val="1"/>
-      <w:numFmt w:val="bullet"/>
-      <w:lvlText w:val=""/>
-      <w:lvlJc w:val="start"/>
-      <w:pPr>
-        <w:tabs>
-          <w:tab w:val="num" w:pos="709"/>
-        </w:tabs>
-        <w:ind w:start="709" w:hanging="283"/>
-      </w:pPr>
-      <w:rPr>
-        <w:rFonts w:ascii="Symbol" w:hAnsi="Symbol" w:cs="Symbol" w:hint="default"/>
-      </w:rPr>
-    </w:lvl>
-    <w:lvl w:ilvl="1">
-      <w:start w:val="1"/>
-      <w:numFmt w:val="bullet"/>
-      <w:lvlText w:val=""/>
-      <w:lvlJc w:val="start"/>
-      <w:pPr>
-        <w:tabs>
-          <w:tab w:val="num" w:pos="1418"/>
-        </w:tabs>
-        <w:ind w:start="1418" w:hanging="283"/>
-      </w:pPr>
-      <w:rPr>
-        <w:rFonts w:ascii="Symbol" w:hAnsi="Symbol" w:cs="Symbol" w:hint="default"/>
-      </w:rPr>
-    </w:lvl>
-    <w:lvl w:ilvl="2">
-      <w:start w:val="1"/>
-      <w:numFmt w:val="bullet"/>
-      <w:lvlText w:val=""/>
-      <w:lvlJc w:val="start"/>
-      <w:pPr>
-        <w:tabs>
-          <w:tab w:val="num" w:pos="2127"/>
-        </w:tabs>
-        <w:ind w:start="2127" w:hanging="283"/>
-      </w:pPr>
-      <w:rPr>
-        <w:rFonts w:ascii="Symbol" w:hAnsi="Symbol" w:cs="Symbol" w:hint="default"/>
-      </w:rPr>
-    </w:lvl>
-    <w:lvl w:ilvl="3">
-      <w:start w:val="1"/>
-      <w:numFmt w:val="bullet"/>
-      <w:lvlText w:val=""/>
-      <w:lvlJc w:val="start"/>
-      <w:pPr>
-        <w:tabs>
-          <w:tab w:val="num" w:pos="2836"/>
-        </w:tabs>
-        <w:ind w:start="2836" w:hanging="283"/>
-      </w:pPr>
-      <w:rPr>
-        <w:rFonts w:ascii="Symbol" w:hAnsi="Symbol" w:cs="Symbol" w:hint="default"/>
-      </w:rPr>
-    </w:lvl>
-    <w:lvl w:ilvl="4">
-      <w:start w:val="1"/>
-      <w:numFmt w:val="bullet"/>
-      <w:lvlText w:val=""/>
-      <w:lvlJc w:val="start"/>
-      <w:pPr>
-        <w:tabs>
-          <w:tab w:val="num" w:pos="3545"/>
-        </w:tabs>
-        <w:ind w:start="3545" w:hanging="283"/>
-      </w:pPr>
-      <w:rPr>
-        <w:rFonts w:ascii="Symbol" w:hAnsi="Symbol" w:cs="Symbol" w:hint="default"/>
-      </w:rPr>
-    </w:lvl>
-    <w:lvl w:ilvl="5">
-      <w:start w:val="1"/>
-      <w:numFmt w:val="bullet"/>
-      <w:lvlText w:val=""/>
-      <w:lvlJc w:val="start"/>
-      <w:pPr>
-        <w:tabs>
-          <w:tab w:val="num" w:pos="4254"/>
-        </w:tabs>
-        <w:ind w:start="4254" w:hanging="283"/>
-      </w:pPr>
-      <w:rPr>
-        <w:rFonts w:ascii="Symbol" w:hAnsi="Symbol" w:cs="Symbol" w:hint="default"/>
-      </w:rPr>
-    </w:lvl>
-    <w:lvl w:ilvl="6">
-      <w:start w:val="1"/>
-      <w:numFmt w:val="bullet"/>
-      <w:lvlText w:val=""/>
-      <w:lvlJc w:val="start"/>
-      <w:pPr>
-        <w:tabs>
-          <w:tab w:val="num" w:pos="4963"/>
-        </w:tabs>
-        <w:ind w:start="4963" w:hanging="283"/>
-      </w:pPr>
-      <w:rPr>
-        <w:rFonts w:ascii="Symbol" w:hAnsi="Symbol" w:cs="Symbol" w:hint="default"/>
-      </w:rPr>
-    </w:lvl>
-    <w:lvl w:ilvl="7">
-      <w:start w:val="1"/>
-      <w:numFmt w:val="bullet"/>
-      <w:lvlText w:val=""/>
-      <w:lvlJc w:val="start"/>
-      <w:pPr>
-        <w:tabs>
-          <w:tab w:val="num" w:pos="5672"/>
-        </w:tabs>
-        <w:ind w:start="5672" w:hanging="283"/>
-      </w:pPr>
-      <w:rPr>
-        <w:rFonts w:ascii="Symbol" w:hAnsi="Symbol" w:cs="Symbol" w:hint="default"/>
-      </w:rPr>
-    </w:lvl>
-    <w:lvl w:ilvl="8">
-      <w:start w:val="1"/>
-      <w:numFmt w:val="bullet"/>
-      <w:lvlText w:val=""/>
-      <w:lvlJc w:val="start"/>
-      <w:pPr>
-        <w:tabs>
-          <w:tab w:val="num" w:pos="6381"/>
-        </w:tabs>
-        <w:ind w:start="6381" w:hanging="283"/>
-      </w:pPr>
-      <w:rPr>
-        <w:rFonts w:ascii="Symbol" w:hAnsi="Symbol" w:cs="Symbol" w:hint="default"/>
-      </w:rPr>
-    </w:lvl>
-  </w:abstractNum>
-  <w:abstractNum w:abstractNumId="91">
-    <w:lvl w:ilvl="0">
-      <w:start w:val="1"/>
-      <w:numFmt w:val="bullet"/>
-      <w:lvlText w:val=""/>
-      <w:lvlJc w:val="start"/>
-      <w:pPr>
-        <w:tabs>
-          <w:tab w:val="num" w:pos="709"/>
-        </w:tabs>
-        <w:ind w:start="709" w:hanging="283"/>
-      </w:pPr>
-      <w:rPr>
-        <w:rFonts w:ascii="Symbol" w:hAnsi="Symbol" w:cs="Symbol" w:hint="default"/>
-      </w:rPr>
-    </w:lvl>
-    <w:lvl w:ilvl="1">
-      <w:start w:val="1"/>
-      <w:numFmt w:val="bullet"/>
-      <w:lvlText w:val=""/>
-      <w:lvlJc w:val="start"/>
-      <w:pPr>
-        <w:tabs>
-          <w:tab w:val="num" w:pos="1418"/>
-        </w:tabs>
-        <w:ind w:start="1418" w:hanging="283"/>
-      </w:pPr>
-      <w:rPr>
-        <w:rFonts w:ascii="Symbol" w:hAnsi="Symbol" w:cs="Symbol" w:hint="default"/>
-      </w:rPr>
-    </w:lvl>
-    <w:lvl w:ilvl="2">
-      <w:start w:val="1"/>
-      <w:numFmt w:val="bullet"/>
-      <w:lvlText w:val=""/>
-      <w:lvlJc w:val="start"/>
-      <w:pPr>
-        <w:tabs>
-          <w:tab w:val="num" w:pos="2127"/>
-        </w:tabs>
-        <w:ind w:start="2127" w:hanging="283"/>
-      </w:pPr>
-      <w:rPr>
-        <w:rFonts w:ascii="Symbol" w:hAnsi="Symbol" w:cs="Symbol" w:hint="default"/>
-      </w:rPr>
-    </w:lvl>
-    <w:lvl w:ilvl="3">
-      <w:start w:val="1"/>
-      <w:numFmt w:val="bullet"/>
-      <w:lvlText w:val=""/>
-      <w:lvlJc w:val="start"/>
-      <w:pPr>
-        <w:tabs>
-          <w:tab w:val="num" w:pos="2836"/>
-        </w:tabs>
-        <w:ind w:start="2836" w:hanging="283"/>
-      </w:pPr>
-      <w:rPr>
-        <w:rFonts w:ascii="Symbol" w:hAnsi="Symbol" w:cs="Symbol" w:hint="default"/>
-      </w:rPr>
-    </w:lvl>
-    <w:lvl w:ilvl="4">
-      <w:start w:val="1"/>
-      <w:numFmt w:val="bullet"/>
-      <w:lvlText w:val=""/>
-      <w:lvlJc w:val="start"/>
-      <w:pPr>
-        <w:tabs>
-          <w:tab w:val="num" w:pos="3545"/>
-        </w:tabs>
-        <w:ind w:start="3545" w:hanging="283"/>
-      </w:pPr>
-      <w:rPr>
-        <w:rFonts w:ascii="Symbol" w:hAnsi="Symbol" w:cs="Symbol" w:hint="default"/>
-      </w:rPr>
-    </w:lvl>
-    <w:lvl w:ilvl="5">
-      <w:start w:val="1"/>
-      <w:numFmt w:val="bullet"/>
-      <w:lvlText w:val=""/>
-      <w:lvlJc w:val="start"/>
-      <w:pPr>
-        <w:tabs>
-          <w:tab w:val="num" w:pos="4254"/>
-        </w:tabs>
-        <w:ind w:start="4254" w:hanging="283"/>
-      </w:pPr>
-      <w:rPr>
-        <w:rFonts w:ascii="Symbol" w:hAnsi="Symbol" w:cs="Symbol" w:hint="default"/>
-      </w:rPr>
-    </w:lvl>
-    <w:lvl w:ilvl="6">
-      <w:start w:val="1"/>
-      <w:numFmt w:val="bullet"/>
-      <w:lvlText w:val=""/>
-      <w:lvlJc w:val="start"/>
-      <w:pPr>
-        <w:tabs>
-          <w:tab w:val="num" w:pos="4963"/>
-        </w:tabs>
-        <w:ind w:start="4963" w:hanging="283"/>
-      </w:pPr>
-      <w:rPr>
-        <w:rFonts w:ascii="Symbol" w:hAnsi="Symbol" w:cs="Symbol" w:hint="default"/>
-      </w:rPr>
-    </w:lvl>
-    <w:lvl w:ilvl="7">
-      <w:start w:val="1"/>
-      <w:numFmt w:val="bullet"/>
-      <w:lvlText w:val=""/>
-      <w:lvlJc w:val="start"/>
-      <w:pPr>
-        <w:tabs>
-          <w:tab w:val="num" w:pos="5672"/>
-        </w:tabs>
-        <w:ind w:start="5672" w:hanging="283"/>
-      </w:pPr>
-      <w:rPr>
-        <w:rFonts w:ascii="Symbol" w:hAnsi="Symbol" w:cs="Symbol" w:hint="default"/>
-      </w:rPr>
-    </w:lvl>
-    <w:lvl w:ilvl="8">
-      <w:start w:val="1"/>
-      <w:numFmt w:val="bullet"/>
-      <w:lvlText w:val=""/>
-      <w:lvlJc w:val="start"/>
-      <w:pPr>
-        <w:tabs>
-          <w:tab w:val="num" w:pos="6381"/>
-        </w:tabs>
-        <w:ind w:start="6381" w:hanging="283"/>
-      </w:pPr>
-      <w:rPr>
-        <w:rFonts w:ascii="Symbol" w:hAnsi="Symbol" w:cs="Symbol" w:hint="default"/>
-      </w:rPr>
-    </w:lvl>
-  </w:abstractNum>
-  <w:abstractNum w:abstractNumId="92">
-    <w:lvl w:ilvl="0">
-      <w:start w:val="1"/>
-      <w:numFmt w:val="bullet"/>
-      <w:lvlText w:val=""/>
-      <w:lvlJc w:val="start"/>
-      <w:pPr>
-        <w:tabs>
-          <w:tab w:val="num" w:pos="709"/>
-        </w:tabs>
-        <w:ind w:start="709" w:hanging="283"/>
-      </w:pPr>
-      <w:rPr>
-        <w:rFonts w:ascii="Symbol" w:hAnsi="Symbol" w:cs="Symbol" w:hint="default"/>
-      </w:rPr>
-    </w:lvl>
-    <w:lvl w:ilvl="1">
-      <w:start w:val="1"/>
-      <w:numFmt w:val="bullet"/>
-      <w:lvlText w:val=""/>
-      <w:lvlJc w:val="start"/>
-      <w:pPr>
-        <w:tabs>
-          <w:tab w:val="num" w:pos="1418"/>
-        </w:tabs>
-        <w:ind w:start="1418" w:hanging="283"/>
-      </w:pPr>
-      <w:rPr>
-        <w:rFonts w:ascii="Symbol" w:hAnsi="Symbol" w:cs="Symbol" w:hint="default"/>
-      </w:rPr>
-    </w:lvl>
-    <w:lvl w:ilvl="2">
-      <w:start w:val="1"/>
-      <w:numFmt w:val="bullet"/>
-      <w:lvlText w:val=""/>
-      <w:lvlJc w:val="start"/>
-      <w:pPr>
-        <w:tabs>
-          <w:tab w:val="num" w:pos="2127"/>
-        </w:tabs>
-        <w:ind w:start="2127" w:hanging="283"/>
-      </w:pPr>
-      <w:rPr>
-        <w:rFonts w:ascii="Symbol" w:hAnsi="Symbol" w:cs="Symbol" w:hint="default"/>
-      </w:rPr>
-    </w:lvl>
-    <w:lvl w:ilvl="3">
-      <w:start w:val="1"/>
-      <w:numFmt w:val="bullet"/>
-      <w:lvlText w:val=""/>
-      <w:lvlJc w:val="start"/>
-      <w:pPr>
-        <w:tabs>
-          <w:tab w:val="num" w:pos="2836"/>
-        </w:tabs>
-        <w:ind w:start="2836" w:hanging="283"/>
-      </w:pPr>
-      <w:rPr>
-        <w:rFonts w:ascii="Symbol" w:hAnsi="Symbol" w:cs="Symbol" w:hint="default"/>
-      </w:rPr>
-    </w:lvl>
-    <w:lvl w:ilvl="4">
-      <w:start w:val="1"/>
-      <w:numFmt w:val="bullet"/>
-      <w:lvlText w:val=""/>
-      <w:lvlJc w:val="start"/>
-      <w:pPr>
-        <w:tabs>
-          <w:tab w:val="num" w:pos="3545"/>
-        </w:tabs>
-        <w:ind w:start="3545" w:hanging="283"/>
-      </w:pPr>
-      <w:rPr>
-        <w:rFonts w:ascii="Symbol" w:hAnsi="Symbol" w:cs="Symbol" w:hint="default"/>
-      </w:rPr>
-    </w:lvl>
-    <w:lvl w:ilvl="5">
-      <w:start w:val="1"/>
-      <w:numFmt w:val="bullet"/>
-      <w:lvlText w:val=""/>
-      <w:lvlJc w:val="start"/>
-      <w:pPr>
-        <w:tabs>
-          <w:tab w:val="num" w:pos="4254"/>
-        </w:tabs>
-        <w:ind w:start="4254" w:hanging="283"/>
-      </w:pPr>
-      <w:rPr>
-        <w:rFonts w:ascii="Symbol" w:hAnsi="Symbol" w:cs="Symbol" w:hint="default"/>
-      </w:rPr>
-    </w:lvl>
-    <w:lvl w:ilvl="6">
-      <w:start w:val="1"/>
-      <w:numFmt w:val="bullet"/>
-      <w:lvlText w:val=""/>
-      <w:lvlJc w:val="start"/>
-      <w:pPr>
-        <w:tabs>
-          <w:tab w:val="num" w:pos="4963"/>
-        </w:tabs>
-        <w:ind w:start="4963" w:hanging="283"/>
-      </w:pPr>
-      <w:rPr>
-        <w:rFonts w:ascii="Symbol" w:hAnsi="Symbol" w:cs="Symbol" w:hint="default"/>
-      </w:rPr>
-    </w:lvl>
-    <w:lvl w:ilvl="7">
-      <w:start w:val="1"/>
-      <w:numFmt w:val="bullet"/>
-      <w:lvlText w:val=""/>
-      <w:lvlJc w:val="start"/>
-      <w:pPr>
-        <w:tabs>
-          <w:tab w:val="num" w:pos="5672"/>
-        </w:tabs>
-        <w:ind w:start="5672" w:hanging="283"/>
-      </w:pPr>
-      <w:rPr>
-        <w:rFonts w:ascii="Symbol" w:hAnsi="Symbol" w:cs="Symbol" w:hint="default"/>
-      </w:rPr>
-    </w:lvl>
-    <w:lvl w:ilvl="8">
-      <w:start w:val="1"/>
-      <w:numFmt w:val="bullet"/>
-      <w:lvlText w:val=""/>
-      <w:lvlJc w:val="start"/>
-      <w:pPr>
-        <w:tabs>
-          <w:tab w:val="num" w:pos="6381"/>
-        </w:tabs>
-        <w:ind w:start="6381" w:hanging="283"/>
-      </w:pPr>
-      <w:rPr>
-        <w:rFonts w:ascii="Symbol" w:hAnsi="Symbol" w:cs="Symbol" w:hint="default"/>
-      </w:rPr>
-    </w:lvl>
-  </w:abstractNum>
-  <w:abstractNum w:abstractNumId="93">
-    <w:lvl w:ilvl="0">
-      <w:start w:val="1"/>
-      <w:numFmt w:val="decimal"/>
-      <w:lvlText w:val="%1."/>
-      <w:lvlJc w:val="start"/>
-      <w:pPr>
-        <w:tabs>
-          <w:tab w:val="num" w:pos="709"/>
-        </w:tabs>
-        <w:ind w:start="709" w:hanging="283"/>
-      </w:pPr>
-      <w:rPr/>
-    </w:lvl>
-    <w:lvl w:ilvl="1">
-      <w:start w:val="1"/>
-      <w:numFmt w:val="bullet"/>
-      <w:lvlText w:val=""/>
-      <w:lvlJc w:val="start"/>
-      <w:pPr>
-        <w:tabs>
-          <w:tab w:val="num" w:pos="1418"/>
-        </w:tabs>
-        <w:ind w:start="1418" w:hanging="283"/>
-      </w:pPr>
-      <w:rPr>
-        <w:rFonts w:ascii="Symbol" w:hAnsi="Symbol" w:cs="Symbol" w:hint="default"/>
-      </w:rPr>
-    </w:lvl>
-    <w:lvl w:ilvl="2">
-      <w:start w:val="1"/>
-      <w:numFmt w:val="bullet"/>
-      <w:lvlText w:val=""/>
-      <w:lvlJc w:val="start"/>
-      <w:pPr>
-        <w:tabs>
-          <w:tab w:val="num" w:pos="2127"/>
-        </w:tabs>
-        <w:ind w:start="2127" w:hanging="283"/>
-      </w:pPr>
-      <w:rPr>
-        <w:rFonts w:ascii="Symbol" w:hAnsi="Symbol" w:cs="Symbol" w:hint="default"/>
-      </w:rPr>
-    </w:lvl>
-    <w:lvl w:ilvl="3">
-      <w:start w:val="1"/>
-      <w:numFmt w:val="bullet"/>
-      <w:lvlText w:val=""/>
-      <w:lvlJc w:val="start"/>
-      <w:pPr>
-        <w:tabs>
-          <w:tab w:val="num" w:pos="2836"/>
-        </w:tabs>
-        <w:ind w:start="2836" w:hanging="283"/>
-      </w:pPr>
-      <w:rPr>
-        <w:rFonts w:ascii="Symbol" w:hAnsi="Symbol" w:cs="Symbol" w:hint="default"/>
-      </w:rPr>
-    </w:lvl>
-    <w:lvl w:ilvl="4">
-      <w:start w:val="1"/>
-      <w:numFmt w:val="bullet"/>
-      <w:lvlText w:val=""/>
-      <w:lvlJc w:val="start"/>
-      <w:pPr>
-        <w:tabs>
-          <w:tab w:val="num" w:pos="3545"/>
-        </w:tabs>
-        <w:ind w:start="3545" w:hanging="283"/>
-      </w:pPr>
-      <w:rPr>
-        <w:rFonts w:ascii="Symbol" w:hAnsi="Symbol" w:cs="Symbol" w:hint="default"/>
-      </w:rPr>
-    </w:lvl>
-    <w:lvl w:ilvl="5">
-      <w:start w:val="1"/>
-      <w:numFmt w:val="bullet"/>
-      <w:lvlText w:val=""/>
-      <w:lvlJc w:val="start"/>
-      <w:pPr>
-        <w:tabs>
-          <w:tab w:val="num" w:pos="4254"/>
-        </w:tabs>
-        <w:ind w:start="4254" w:hanging="283"/>
-      </w:pPr>
-      <w:rPr>
-        <w:rFonts w:ascii="Symbol" w:hAnsi="Symbol" w:cs="Symbol" w:hint="default"/>
-      </w:rPr>
-    </w:lvl>
-    <w:lvl w:ilvl="6">
-      <w:start w:val="1"/>
-      <w:numFmt w:val="bullet"/>
-      <w:lvlText w:val=""/>
-      <w:lvlJc w:val="start"/>
-      <w:pPr>
-        <w:tabs>
-          <w:tab w:val="num" w:pos="4963"/>
-        </w:tabs>
-        <w:ind w:start="4963" w:hanging="283"/>
-      </w:pPr>
-      <w:rPr>
-        <w:rFonts w:ascii="Symbol" w:hAnsi="Symbol" w:cs="Symbol" w:hint="default"/>
-      </w:rPr>
-    </w:lvl>
-    <w:lvl w:ilvl="7">
-      <w:start w:val="1"/>
-      <w:numFmt w:val="bullet"/>
-      <w:lvlText w:val=""/>
-      <w:lvlJc w:val="start"/>
-      <w:pPr>
-        <w:tabs>
-          <w:tab w:val="num" w:pos="5672"/>
-        </w:tabs>
-        <w:ind w:start="5672" w:hanging="283"/>
-      </w:pPr>
-      <w:rPr>
-        <w:rFonts w:ascii="Symbol" w:hAnsi="Symbol" w:cs="Symbol" w:hint="default"/>
-      </w:rPr>
-    </w:lvl>
-    <w:lvl w:ilvl="8">
-      <w:start w:val="1"/>
-      <w:numFmt w:val="bullet"/>
-      <w:lvlText w:val=""/>
-      <w:lvlJc w:val="start"/>
-      <w:pPr>
-        <w:tabs>
-          <w:tab w:val="num" w:pos="6381"/>
-        </w:tabs>
-        <w:ind w:start="6381" w:hanging="283"/>
-      </w:pPr>
-      <w:rPr>
-        <w:rFonts w:ascii="Symbol" w:hAnsi="Symbol" w:cs="Symbol" w:hint="default"/>
-      </w:rPr>
-    </w:lvl>
-  </w:abstractNum>
-  <w:abstractNum w:abstractNumId="94">
     <w:lvl w:ilvl="0">
       <w:start w:val="2"/>
       <w:numFmt w:val="decimal"/>
@@ -26139,7 +23964,7 @@
       </w:rPr>
     </w:lvl>
   </w:abstractNum>
-  <w:abstractNum w:abstractNumId="95">
+  <w:abstractNum w:abstractNumId="85">
     <w:lvl w:ilvl="0">
       <w:start w:val="3"/>
       <w:numFmt w:val="decimal"/>
@@ -26274,1240 +24099,1375 @@
       </w:rPr>
     </w:lvl>
   </w:abstractNum>
+  <w:abstractNum w:abstractNumId="86">
+    <w:lvl w:ilvl="0">
+      <w:start w:val="1"/>
+      <w:numFmt w:val="bullet"/>
+      <w:lvlText w:val=""/>
+      <w:lvlJc w:val="start"/>
+      <w:pPr>
+        <w:tabs>
+          <w:tab w:val="num" w:pos="709"/>
+        </w:tabs>
+        <w:ind w:start="709" w:hanging="283"/>
+      </w:pPr>
+      <w:rPr>
+        <w:rFonts w:ascii="Symbol" w:hAnsi="Symbol" w:cs="Symbol" w:hint="default"/>
+      </w:rPr>
+    </w:lvl>
+    <w:lvl w:ilvl="1">
+      <w:start w:val="1"/>
+      <w:numFmt w:val="bullet"/>
+      <w:lvlText w:val=""/>
+      <w:lvlJc w:val="start"/>
+      <w:pPr>
+        <w:tabs>
+          <w:tab w:val="num" w:pos="1418"/>
+        </w:tabs>
+        <w:ind w:start="1418" w:hanging="283"/>
+      </w:pPr>
+      <w:rPr>
+        <w:rFonts w:ascii="Symbol" w:hAnsi="Symbol" w:cs="Symbol" w:hint="default"/>
+      </w:rPr>
+    </w:lvl>
+    <w:lvl w:ilvl="2">
+      <w:start w:val="1"/>
+      <w:numFmt w:val="bullet"/>
+      <w:lvlText w:val=""/>
+      <w:lvlJc w:val="start"/>
+      <w:pPr>
+        <w:tabs>
+          <w:tab w:val="num" w:pos="2127"/>
+        </w:tabs>
+        <w:ind w:start="2127" w:hanging="283"/>
+      </w:pPr>
+      <w:rPr>
+        <w:rFonts w:ascii="Symbol" w:hAnsi="Symbol" w:cs="Symbol" w:hint="default"/>
+      </w:rPr>
+    </w:lvl>
+    <w:lvl w:ilvl="3">
+      <w:start w:val="1"/>
+      <w:numFmt w:val="bullet"/>
+      <w:lvlText w:val=""/>
+      <w:lvlJc w:val="start"/>
+      <w:pPr>
+        <w:tabs>
+          <w:tab w:val="num" w:pos="2836"/>
+        </w:tabs>
+        <w:ind w:start="2836" w:hanging="283"/>
+      </w:pPr>
+      <w:rPr>
+        <w:rFonts w:ascii="Symbol" w:hAnsi="Symbol" w:cs="Symbol" w:hint="default"/>
+      </w:rPr>
+    </w:lvl>
+    <w:lvl w:ilvl="4">
+      <w:start w:val="1"/>
+      <w:numFmt w:val="bullet"/>
+      <w:lvlText w:val=""/>
+      <w:lvlJc w:val="start"/>
+      <w:pPr>
+        <w:tabs>
+          <w:tab w:val="num" w:pos="3545"/>
+        </w:tabs>
+        <w:ind w:start="3545" w:hanging="283"/>
+      </w:pPr>
+      <w:rPr>
+        <w:rFonts w:ascii="Symbol" w:hAnsi="Symbol" w:cs="Symbol" w:hint="default"/>
+      </w:rPr>
+    </w:lvl>
+    <w:lvl w:ilvl="5">
+      <w:start w:val="1"/>
+      <w:numFmt w:val="bullet"/>
+      <w:lvlText w:val=""/>
+      <w:lvlJc w:val="start"/>
+      <w:pPr>
+        <w:tabs>
+          <w:tab w:val="num" w:pos="4254"/>
+        </w:tabs>
+        <w:ind w:start="4254" w:hanging="283"/>
+      </w:pPr>
+      <w:rPr>
+        <w:rFonts w:ascii="Symbol" w:hAnsi="Symbol" w:cs="Symbol" w:hint="default"/>
+      </w:rPr>
+    </w:lvl>
+    <w:lvl w:ilvl="6">
+      <w:start w:val="1"/>
+      <w:numFmt w:val="bullet"/>
+      <w:lvlText w:val=""/>
+      <w:lvlJc w:val="start"/>
+      <w:pPr>
+        <w:tabs>
+          <w:tab w:val="num" w:pos="4963"/>
+        </w:tabs>
+        <w:ind w:start="4963" w:hanging="283"/>
+      </w:pPr>
+      <w:rPr>
+        <w:rFonts w:ascii="Symbol" w:hAnsi="Symbol" w:cs="Symbol" w:hint="default"/>
+      </w:rPr>
+    </w:lvl>
+    <w:lvl w:ilvl="7">
+      <w:start w:val="1"/>
+      <w:numFmt w:val="bullet"/>
+      <w:lvlText w:val=""/>
+      <w:lvlJc w:val="start"/>
+      <w:pPr>
+        <w:tabs>
+          <w:tab w:val="num" w:pos="5672"/>
+        </w:tabs>
+        <w:ind w:start="5672" w:hanging="283"/>
+      </w:pPr>
+      <w:rPr>
+        <w:rFonts w:ascii="Symbol" w:hAnsi="Symbol" w:cs="Symbol" w:hint="default"/>
+      </w:rPr>
+    </w:lvl>
+    <w:lvl w:ilvl="8">
+      <w:start w:val="1"/>
+      <w:numFmt w:val="bullet"/>
+      <w:lvlText w:val=""/>
+      <w:lvlJc w:val="start"/>
+      <w:pPr>
+        <w:tabs>
+          <w:tab w:val="num" w:pos="6381"/>
+        </w:tabs>
+        <w:ind w:start="6381" w:hanging="283"/>
+      </w:pPr>
+      <w:rPr>
+        <w:rFonts w:ascii="Symbol" w:hAnsi="Symbol" w:cs="Symbol" w:hint="default"/>
+      </w:rPr>
+    </w:lvl>
+  </w:abstractNum>
+  <w:abstractNum w:abstractNumId="87">
+    <w:lvl w:ilvl="0">
+      <w:start w:val="1"/>
+      <w:numFmt w:val="bullet"/>
+      <w:lvlText w:val=""/>
+      <w:lvlJc w:val="start"/>
+      <w:pPr>
+        <w:tabs>
+          <w:tab w:val="num" w:pos="709"/>
+        </w:tabs>
+        <w:ind w:start="709" w:hanging="283"/>
+      </w:pPr>
+      <w:rPr>
+        <w:rFonts w:ascii="Symbol" w:hAnsi="Symbol" w:cs="Symbol" w:hint="default"/>
+      </w:rPr>
+    </w:lvl>
+    <w:lvl w:ilvl="1">
+      <w:start w:val="1"/>
+      <w:numFmt w:val="bullet"/>
+      <w:lvlText w:val=""/>
+      <w:lvlJc w:val="start"/>
+      <w:pPr>
+        <w:tabs>
+          <w:tab w:val="num" w:pos="1418"/>
+        </w:tabs>
+        <w:ind w:start="1418" w:hanging="283"/>
+      </w:pPr>
+      <w:rPr>
+        <w:rFonts w:ascii="Symbol" w:hAnsi="Symbol" w:cs="Symbol" w:hint="default"/>
+      </w:rPr>
+    </w:lvl>
+    <w:lvl w:ilvl="2">
+      <w:start w:val="1"/>
+      <w:numFmt w:val="bullet"/>
+      <w:lvlText w:val=""/>
+      <w:lvlJc w:val="start"/>
+      <w:pPr>
+        <w:tabs>
+          <w:tab w:val="num" w:pos="2127"/>
+        </w:tabs>
+        <w:ind w:start="2127" w:hanging="283"/>
+      </w:pPr>
+      <w:rPr>
+        <w:rFonts w:ascii="Symbol" w:hAnsi="Symbol" w:cs="Symbol" w:hint="default"/>
+      </w:rPr>
+    </w:lvl>
+    <w:lvl w:ilvl="3">
+      <w:start w:val="1"/>
+      <w:numFmt w:val="bullet"/>
+      <w:lvlText w:val=""/>
+      <w:lvlJc w:val="start"/>
+      <w:pPr>
+        <w:tabs>
+          <w:tab w:val="num" w:pos="2836"/>
+        </w:tabs>
+        <w:ind w:start="2836" w:hanging="283"/>
+      </w:pPr>
+      <w:rPr>
+        <w:rFonts w:ascii="Symbol" w:hAnsi="Symbol" w:cs="Symbol" w:hint="default"/>
+      </w:rPr>
+    </w:lvl>
+    <w:lvl w:ilvl="4">
+      <w:start w:val="1"/>
+      <w:numFmt w:val="bullet"/>
+      <w:lvlText w:val=""/>
+      <w:lvlJc w:val="start"/>
+      <w:pPr>
+        <w:tabs>
+          <w:tab w:val="num" w:pos="3545"/>
+        </w:tabs>
+        <w:ind w:start="3545" w:hanging="283"/>
+      </w:pPr>
+      <w:rPr>
+        <w:rFonts w:ascii="Symbol" w:hAnsi="Symbol" w:cs="Symbol" w:hint="default"/>
+      </w:rPr>
+    </w:lvl>
+    <w:lvl w:ilvl="5">
+      <w:start w:val="1"/>
+      <w:numFmt w:val="bullet"/>
+      <w:lvlText w:val=""/>
+      <w:lvlJc w:val="start"/>
+      <w:pPr>
+        <w:tabs>
+          <w:tab w:val="num" w:pos="4254"/>
+        </w:tabs>
+        <w:ind w:start="4254" w:hanging="283"/>
+      </w:pPr>
+      <w:rPr>
+        <w:rFonts w:ascii="Symbol" w:hAnsi="Symbol" w:cs="Symbol" w:hint="default"/>
+      </w:rPr>
+    </w:lvl>
+    <w:lvl w:ilvl="6">
+      <w:start w:val="1"/>
+      <w:numFmt w:val="bullet"/>
+      <w:lvlText w:val=""/>
+      <w:lvlJc w:val="start"/>
+      <w:pPr>
+        <w:tabs>
+          <w:tab w:val="num" w:pos="4963"/>
+        </w:tabs>
+        <w:ind w:start="4963" w:hanging="283"/>
+      </w:pPr>
+      <w:rPr>
+        <w:rFonts w:ascii="Symbol" w:hAnsi="Symbol" w:cs="Symbol" w:hint="default"/>
+      </w:rPr>
+    </w:lvl>
+    <w:lvl w:ilvl="7">
+      <w:start w:val="1"/>
+      <w:numFmt w:val="bullet"/>
+      <w:lvlText w:val=""/>
+      <w:lvlJc w:val="start"/>
+      <w:pPr>
+        <w:tabs>
+          <w:tab w:val="num" w:pos="5672"/>
+        </w:tabs>
+        <w:ind w:start="5672" w:hanging="283"/>
+      </w:pPr>
+      <w:rPr>
+        <w:rFonts w:ascii="Symbol" w:hAnsi="Symbol" w:cs="Symbol" w:hint="default"/>
+      </w:rPr>
+    </w:lvl>
+    <w:lvl w:ilvl="8">
+      <w:start w:val="1"/>
+      <w:numFmt w:val="bullet"/>
+      <w:lvlText w:val=""/>
+      <w:lvlJc w:val="start"/>
+      <w:pPr>
+        <w:tabs>
+          <w:tab w:val="num" w:pos="6381"/>
+        </w:tabs>
+        <w:ind w:start="6381" w:hanging="283"/>
+      </w:pPr>
+      <w:rPr>
+        <w:rFonts w:ascii="Symbol" w:hAnsi="Symbol" w:cs="Symbol" w:hint="default"/>
+      </w:rPr>
+    </w:lvl>
+  </w:abstractNum>
+  <w:abstractNum w:abstractNumId="88">
+    <w:lvl w:ilvl="0">
+      <w:start w:val="1"/>
+      <w:numFmt w:val="bullet"/>
+      <w:lvlText w:val=""/>
+      <w:lvlJc w:val="start"/>
+      <w:pPr>
+        <w:tabs>
+          <w:tab w:val="num" w:pos="709"/>
+        </w:tabs>
+        <w:ind w:start="709" w:hanging="283"/>
+      </w:pPr>
+      <w:rPr>
+        <w:rFonts w:ascii="Symbol" w:hAnsi="Symbol" w:cs="Symbol" w:hint="default"/>
+      </w:rPr>
+    </w:lvl>
+    <w:lvl w:ilvl="1">
+      <w:start w:val="1"/>
+      <w:numFmt w:val="bullet"/>
+      <w:lvlText w:val=""/>
+      <w:lvlJc w:val="start"/>
+      <w:pPr>
+        <w:tabs>
+          <w:tab w:val="num" w:pos="1418"/>
+        </w:tabs>
+        <w:ind w:start="1418" w:hanging="283"/>
+      </w:pPr>
+      <w:rPr>
+        <w:rFonts w:ascii="Symbol" w:hAnsi="Symbol" w:cs="Symbol" w:hint="default"/>
+      </w:rPr>
+    </w:lvl>
+    <w:lvl w:ilvl="2">
+      <w:start w:val="1"/>
+      <w:numFmt w:val="bullet"/>
+      <w:lvlText w:val=""/>
+      <w:lvlJc w:val="start"/>
+      <w:pPr>
+        <w:tabs>
+          <w:tab w:val="num" w:pos="2127"/>
+        </w:tabs>
+        <w:ind w:start="2127" w:hanging="283"/>
+      </w:pPr>
+      <w:rPr>
+        <w:rFonts w:ascii="Symbol" w:hAnsi="Symbol" w:cs="Symbol" w:hint="default"/>
+      </w:rPr>
+    </w:lvl>
+    <w:lvl w:ilvl="3">
+      <w:start w:val="1"/>
+      <w:numFmt w:val="bullet"/>
+      <w:lvlText w:val=""/>
+      <w:lvlJc w:val="start"/>
+      <w:pPr>
+        <w:tabs>
+          <w:tab w:val="num" w:pos="2836"/>
+        </w:tabs>
+        <w:ind w:start="2836" w:hanging="283"/>
+      </w:pPr>
+      <w:rPr>
+        <w:rFonts w:ascii="Symbol" w:hAnsi="Symbol" w:cs="Symbol" w:hint="default"/>
+      </w:rPr>
+    </w:lvl>
+    <w:lvl w:ilvl="4">
+      <w:start w:val="1"/>
+      <w:numFmt w:val="bullet"/>
+      <w:lvlText w:val=""/>
+      <w:lvlJc w:val="start"/>
+      <w:pPr>
+        <w:tabs>
+          <w:tab w:val="num" w:pos="3545"/>
+        </w:tabs>
+        <w:ind w:start="3545" w:hanging="283"/>
+      </w:pPr>
+      <w:rPr>
+        <w:rFonts w:ascii="Symbol" w:hAnsi="Symbol" w:cs="Symbol" w:hint="default"/>
+      </w:rPr>
+    </w:lvl>
+    <w:lvl w:ilvl="5">
+      <w:start w:val="1"/>
+      <w:numFmt w:val="bullet"/>
+      <w:lvlText w:val=""/>
+      <w:lvlJc w:val="start"/>
+      <w:pPr>
+        <w:tabs>
+          <w:tab w:val="num" w:pos="4254"/>
+        </w:tabs>
+        <w:ind w:start="4254" w:hanging="283"/>
+      </w:pPr>
+      <w:rPr>
+        <w:rFonts w:ascii="Symbol" w:hAnsi="Symbol" w:cs="Symbol" w:hint="default"/>
+      </w:rPr>
+    </w:lvl>
+    <w:lvl w:ilvl="6">
+      <w:start w:val="1"/>
+      <w:numFmt w:val="bullet"/>
+      <w:lvlText w:val=""/>
+      <w:lvlJc w:val="start"/>
+      <w:pPr>
+        <w:tabs>
+          <w:tab w:val="num" w:pos="4963"/>
+        </w:tabs>
+        <w:ind w:start="4963" w:hanging="283"/>
+      </w:pPr>
+      <w:rPr>
+        <w:rFonts w:ascii="Symbol" w:hAnsi="Symbol" w:cs="Symbol" w:hint="default"/>
+      </w:rPr>
+    </w:lvl>
+    <w:lvl w:ilvl="7">
+      <w:start w:val="1"/>
+      <w:numFmt w:val="bullet"/>
+      <w:lvlText w:val=""/>
+      <w:lvlJc w:val="start"/>
+      <w:pPr>
+        <w:tabs>
+          <w:tab w:val="num" w:pos="5672"/>
+        </w:tabs>
+        <w:ind w:start="5672" w:hanging="283"/>
+      </w:pPr>
+      <w:rPr>
+        <w:rFonts w:ascii="Symbol" w:hAnsi="Symbol" w:cs="Symbol" w:hint="default"/>
+      </w:rPr>
+    </w:lvl>
+    <w:lvl w:ilvl="8">
+      <w:start w:val="1"/>
+      <w:numFmt w:val="bullet"/>
+      <w:lvlText w:val=""/>
+      <w:lvlJc w:val="start"/>
+      <w:pPr>
+        <w:tabs>
+          <w:tab w:val="num" w:pos="6381"/>
+        </w:tabs>
+        <w:ind w:start="6381" w:hanging="283"/>
+      </w:pPr>
+      <w:rPr>
+        <w:rFonts w:ascii="Symbol" w:hAnsi="Symbol" w:cs="Symbol" w:hint="default"/>
+      </w:rPr>
+    </w:lvl>
+  </w:abstractNum>
+  <w:abstractNum w:abstractNumId="89">
+    <w:lvl w:ilvl="0">
+      <w:start w:val="1"/>
+      <w:numFmt w:val="bullet"/>
+      <w:lvlText w:val=""/>
+      <w:lvlJc w:val="start"/>
+      <w:pPr>
+        <w:tabs>
+          <w:tab w:val="num" w:pos="709"/>
+        </w:tabs>
+        <w:ind w:start="709" w:hanging="283"/>
+      </w:pPr>
+      <w:rPr>
+        <w:rFonts w:ascii="Symbol" w:hAnsi="Symbol" w:cs="Symbol" w:hint="default"/>
+      </w:rPr>
+    </w:lvl>
+    <w:lvl w:ilvl="1">
+      <w:start w:val="1"/>
+      <w:numFmt w:val="bullet"/>
+      <w:lvlText w:val=""/>
+      <w:lvlJc w:val="start"/>
+      <w:pPr>
+        <w:tabs>
+          <w:tab w:val="num" w:pos="1418"/>
+        </w:tabs>
+        <w:ind w:start="1418" w:hanging="283"/>
+      </w:pPr>
+      <w:rPr>
+        <w:rFonts w:ascii="Symbol" w:hAnsi="Symbol" w:cs="Symbol" w:hint="default"/>
+      </w:rPr>
+    </w:lvl>
+    <w:lvl w:ilvl="2">
+      <w:start w:val="1"/>
+      <w:numFmt w:val="bullet"/>
+      <w:lvlText w:val=""/>
+      <w:lvlJc w:val="start"/>
+      <w:pPr>
+        <w:tabs>
+          <w:tab w:val="num" w:pos="2127"/>
+        </w:tabs>
+        <w:ind w:start="2127" w:hanging="283"/>
+      </w:pPr>
+      <w:rPr>
+        <w:rFonts w:ascii="Symbol" w:hAnsi="Symbol" w:cs="Symbol" w:hint="default"/>
+      </w:rPr>
+    </w:lvl>
+    <w:lvl w:ilvl="3">
+      <w:start w:val="1"/>
+      <w:numFmt w:val="bullet"/>
+      <w:lvlText w:val=""/>
+      <w:lvlJc w:val="start"/>
+      <w:pPr>
+        <w:tabs>
+          <w:tab w:val="num" w:pos="2836"/>
+        </w:tabs>
+        <w:ind w:start="2836" w:hanging="283"/>
+      </w:pPr>
+      <w:rPr>
+        <w:rFonts w:ascii="Symbol" w:hAnsi="Symbol" w:cs="Symbol" w:hint="default"/>
+      </w:rPr>
+    </w:lvl>
+    <w:lvl w:ilvl="4">
+      <w:start w:val="1"/>
+      <w:numFmt w:val="bullet"/>
+      <w:lvlText w:val=""/>
+      <w:lvlJc w:val="start"/>
+      <w:pPr>
+        <w:tabs>
+          <w:tab w:val="num" w:pos="3545"/>
+        </w:tabs>
+        <w:ind w:start="3545" w:hanging="283"/>
+      </w:pPr>
+      <w:rPr>
+        <w:rFonts w:ascii="Symbol" w:hAnsi="Symbol" w:cs="Symbol" w:hint="default"/>
+      </w:rPr>
+    </w:lvl>
+    <w:lvl w:ilvl="5">
+      <w:start w:val="1"/>
+      <w:numFmt w:val="bullet"/>
+      <w:lvlText w:val=""/>
+      <w:lvlJc w:val="start"/>
+      <w:pPr>
+        <w:tabs>
+          <w:tab w:val="num" w:pos="4254"/>
+        </w:tabs>
+        <w:ind w:start="4254" w:hanging="283"/>
+      </w:pPr>
+      <w:rPr>
+        <w:rFonts w:ascii="Symbol" w:hAnsi="Symbol" w:cs="Symbol" w:hint="default"/>
+      </w:rPr>
+    </w:lvl>
+    <w:lvl w:ilvl="6">
+      <w:start w:val="1"/>
+      <w:numFmt w:val="bullet"/>
+      <w:lvlText w:val=""/>
+      <w:lvlJc w:val="start"/>
+      <w:pPr>
+        <w:tabs>
+          <w:tab w:val="num" w:pos="4963"/>
+        </w:tabs>
+        <w:ind w:start="4963" w:hanging="283"/>
+      </w:pPr>
+      <w:rPr>
+        <w:rFonts w:ascii="Symbol" w:hAnsi="Symbol" w:cs="Symbol" w:hint="default"/>
+      </w:rPr>
+    </w:lvl>
+    <w:lvl w:ilvl="7">
+      <w:start w:val="1"/>
+      <w:numFmt w:val="bullet"/>
+      <w:lvlText w:val=""/>
+      <w:lvlJc w:val="start"/>
+      <w:pPr>
+        <w:tabs>
+          <w:tab w:val="num" w:pos="5672"/>
+        </w:tabs>
+        <w:ind w:start="5672" w:hanging="283"/>
+      </w:pPr>
+      <w:rPr>
+        <w:rFonts w:ascii="Symbol" w:hAnsi="Symbol" w:cs="Symbol" w:hint="default"/>
+      </w:rPr>
+    </w:lvl>
+    <w:lvl w:ilvl="8">
+      <w:start w:val="1"/>
+      <w:numFmt w:val="bullet"/>
+      <w:lvlText w:val=""/>
+      <w:lvlJc w:val="start"/>
+      <w:pPr>
+        <w:tabs>
+          <w:tab w:val="num" w:pos="6381"/>
+        </w:tabs>
+        <w:ind w:start="6381" w:hanging="283"/>
+      </w:pPr>
+      <w:rPr>
+        <w:rFonts w:ascii="Symbol" w:hAnsi="Symbol" w:cs="Symbol" w:hint="default"/>
+      </w:rPr>
+    </w:lvl>
+  </w:abstractNum>
+  <w:abstractNum w:abstractNumId="90">
+    <w:lvl w:ilvl="0">
+      <w:start w:val="1"/>
+      <w:numFmt w:val="bullet"/>
+      <w:lvlText w:val=""/>
+      <w:lvlJc w:val="start"/>
+      <w:pPr>
+        <w:tabs>
+          <w:tab w:val="num" w:pos="709"/>
+        </w:tabs>
+        <w:ind w:start="709" w:hanging="283"/>
+      </w:pPr>
+      <w:rPr>
+        <w:rFonts w:ascii="Symbol" w:hAnsi="Symbol" w:cs="Symbol" w:hint="default"/>
+      </w:rPr>
+    </w:lvl>
+    <w:lvl w:ilvl="1">
+      <w:start w:val="1"/>
+      <w:numFmt w:val="bullet"/>
+      <w:lvlText w:val=""/>
+      <w:lvlJc w:val="start"/>
+      <w:pPr>
+        <w:tabs>
+          <w:tab w:val="num" w:pos="1418"/>
+        </w:tabs>
+        <w:ind w:start="1418" w:hanging="283"/>
+      </w:pPr>
+      <w:rPr>
+        <w:rFonts w:ascii="Symbol" w:hAnsi="Symbol" w:cs="Symbol" w:hint="default"/>
+      </w:rPr>
+    </w:lvl>
+    <w:lvl w:ilvl="2">
+      <w:start w:val="1"/>
+      <w:numFmt w:val="bullet"/>
+      <w:lvlText w:val=""/>
+      <w:lvlJc w:val="start"/>
+      <w:pPr>
+        <w:tabs>
+          <w:tab w:val="num" w:pos="2127"/>
+        </w:tabs>
+        <w:ind w:start="2127" w:hanging="283"/>
+      </w:pPr>
+      <w:rPr>
+        <w:rFonts w:ascii="Symbol" w:hAnsi="Symbol" w:cs="Symbol" w:hint="default"/>
+      </w:rPr>
+    </w:lvl>
+    <w:lvl w:ilvl="3">
+      <w:start w:val="1"/>
+      <w:numFmt w:val="bullet"/>
+      <w:lvlText w:val=""/>
+      <w:lvlJc w:val="start"/>
+      <w:pPr>
+        <w:tabs>
+          <w:tab w:val="num" w:pos="2836"/>
+        </w:tabs>
+        <w:ind w:start="2836" w:hanging="283"/>
+      </w:pPr>
+      <w:rPr>
+        <w:rFonts w:ascii="Symbol" w:hAnsi="Symbol" w:cs="Symbol" w:hint="default"/>
+      </w:rPr>
+    </w:lvl>
+    <w:lvl w:ilvl="4">
+      <w:start w:val="1"/>
+      <w:numFmt w:val="bullet"/>
+      <w:lvlText w:val=""/>
+      <w:lvlJc w:val="start"/>
+      <w:pPr>
+        <w:tabs>
+          <w:tab w:val="num" w:pos="3545"/>
+        </w:tabs>
+        <w:ind w:start="3545" w:hanging="283"/>
+      </w:pPr>
+      <w:rPr>
+        <w:rFonts w:ascii="Symbol" w:hAnsi="Symbol" w:cs="Symbol" w:hint="default"/>
+      </w:rPr>
+    </w:lvl>
+    <w:lvl w:ilvl="5">
+      <w:start w:val="1"/>
+      <w:numFmt w:val="bullet"/>
+      <w:lvlText w:val=""/>
+      <w:lvlJc w:val="start"/>
+      <w:pPr>
+        <w:tabs>
+          <w:tab w:val="num" w:pos="4254"/>
+        </w:tabs>
+        <w:ind w:start="4254" w:hanging="283"/>
+      </w:pPr>
+      <w:rPr>
+        <w:rFonts w:ascii="Symbol" w:hAnsi="Symbol" w:cs="Symbol" w:hint="default"/>
+      </w:rPr>
+    </w:lvl>
+    <w:lvl w:ilvl="6">
+      <w:start w:val="1"/>
+      <w:numFmt w:val="bullet"/>
+      <w:lvlText w:val=""/>
+      <w:lvlJc w:val="start"/>
+      <w:pPr>
+        <w:tabs>
+          <w:tab w:val="num" w:pos="4963"/>
+        </w:tabs>
+        <w:ind w:start="4963" w:hanging="283"/>
+      </w:pPr>
+      <w:rPr>
+        <w:rFonts w:ascii="Symbol" w:hAnsi="Symbol" w:cs="Symbol" w:hint="default"/>
+      </w:rPr>
+    </w:lvl>
+    <w:lvl w:ilvl="7">
+      <w:start w:val="1"/>
+      <w:numFmt w:val="bullet"/>
+      <w:lvlText w:val=""/>
+      <w:lvlJc w:val="start"/>
+      <w:pPr>
+        <w:tabs>
+          <w:tab w:val="num" w:pos="5672"/>
+        </w:tabs>
+        <w:ind w:start="5672" w:hanging="283"/>
+      </w:pPr>
+      <w:rPr>
+        <w:rFonts w:ascii="Symbol" w:hAnsi="Symbol" w:cs="Symbol" w:hint="default"/>
+      </w:rPr>
+    </w:lvl>
+    <w:lvl w:ilvl="8">
+      <w:start w:val="1"/>
+      <w:numFmt w:val="bullet"/>
+      <w:lvlText w:val=""/>
+      <w:lvlJc w:val="start"/>
+      <w:pPr>
+        <w:tabs>
+          <w:tab w:val="num" w:pos="6381"/>
+        </w:tabs>
+        <w:ind w:start="6381" w:hanging="283"/>
+      </w:pPr>
+      <w:rPr>
+        <w:rFonts w:ascii="Symbol" w:hAnsi="Symbol" w:cs="Symbol" w:hint="default"/>
+      </w:rPr>
+    </w:lvl>
+  </w:abstractNum>
+  <w:abstractNum w:abstractNumId="91">
+    <w:lvl w:ilvl="0">
+      <w:start w:val="1"/>
+      <w:numFmt w:val="bullet"/>
+      <w:lvlText w:val=""/>
+      <w:lvlJc w:val="start"/>
+      <w:pPr>
+        <w:tabs>
+          <w:tab w:val="num" w:pos="709"/>
+        </w:tabs>
+        <w:ind w:start="709" w:hanging="283"/>
+      </w:pPr>
+      <w:rPr>
+        <w:rFonts w:ascii="Symbol" w:hAnsi="Symbol" w:cs="Symbol" w:hint="default"/>
+      </w:rPr>
+    </w:lvl>
+    <w:lvl w:ilvl="1">
+      <w:start w:val="1"/>
+      <w:numFmt w:val="bullet"/>
+      <w:lvlText w:val=""/>
+      <w:lvlJc w:val="start"/>
+      <w:pPr>
+        <w:tabs>
+          <w:tab w:val="num" w:pos="1418"/>
+        </w:tabs>
+        <w:ind w:start="1418" w:hanging="283"/>
+      </w:pPr>
+      <w:rPr>
+        <w:rFonts w:ascii="Symbol" w:hAnsi="Symbol" w:cs="Symbol" w:hint="default"/>
+      </w:rPr>
+    </w:lvl>
+    <w:lvl w:ilvl="2">
+      <w:start w:val="1"/>
+      <w:numFmt w:val="bullet"/>
+      <w:lvlText w:val=""/>
+      <w:lvlJc w:val="start"/>
+      <w:pPr>
+        <w:tabs>
+          <w:tab w:val="num" w:pos="2127"/>
+        </w:tabs>
+        <w:ind w:start="2127" w:hanging="283"/>
+      </w:pPr>
+      <w:rPr>
+        <w:rFonts w:ascii="Symbol" w:hAnsi="Symbol" w:cs="Symbol" w:hint="default"/>
+      </w:rPr>
+    </w:lvl>
+    <w:lvl w:ilvl="3">
+      <w:start w:val="1"/>
+      <w:numFmt w:val="bullet"/>
+      <w:lvlText w:val=""/>
+      <w:lvlJc w:val="start"/>
+      <w:pPr>
+        <w:tabs>
+          <w:tab w:val="num" w:pos="2836"/>
+        </w:tabs>
+        <w:ind w:start="2836" w:hanging="283"/>
+      </w:pPr>
+      <w:rPr>
+        <w:rFonts w:ascii="Symbol" w:hAnsi="Symbol" w:cs="Symbol" w:hint="default"/>
+      </w:rPr>
+    </w:lvl>
+    <w:lvl w:ilvl="4">
+      <w:start w:val="1"/>
+      <w:numFmt w:val="bullet"/>
+      <w:lvlText w:val=""/>
+      <w:lvlJc w:val="start"/>
+      <w:pPr>
+        <w:tabs>
+          <w:tab w:val="num" w:pos="3545"/>
+        </w:tabs>
+        <w:ind w:start="3545" w:hanging="283"/>
+      </w:pPr>
+      <w:rPr>
+        <w:rFonts w:ascii="Symbol" w:hAnsi="Symbol" w:cs="Symbol" w:hint="default"/>
+      </w:rPr>
+    </w:lvl>
+    <w:lvl w:ilvl="5">
+      <w:start w:val="1"/>
+      <w:numFmt w:val="bullet"/>
+      <w:lvlText w:val=""/>
+      <w:lvlJc w:val="start"/>
+      <w:pPr>
+        <w:tabs>
+          <w:tab w:val="num" w:pos="4254"/>
+        </w:tabs>
+        <w:ind w:start="4254" w:hanging="283"/>
+      </w:pPr>
+      <w:rPr>
+        <w:rFonts w:ascii="Symbol" w:hAnsi="Symbol" w:cs="Symbol" w:hint="default"/>
+      </w:rPr>
+    </w:lvl>
+    <w:lvl w:ilvl="6">
+      <w:start w:val="1"/>
+      <w:numFmt w:val="bullet"/>
+      <w:lvlText w:val=""/>
+      <w:lvlJc w:val="start"/>
+      <w:pPr>
+        <w:tabs>
+          <w:tab w:val="num" w:pos="4963"/>
+        </w:tabs>
+        <w:ind w:start="4963" w:hanging="283"/>
+      </w:pPr>
+      <w:rPr>
+        <w:rFonts w:ascii="Symbol" w:hAnsi="Symbol" w:cs="Symbol" w:hint="default"/>
+      </w:rPr>
+    </w:lvl>
+    <w:lvl w:ilvl="7">
+      <w:start w:val="1"/>
+      <w:numFmt w:val="bullet"/>
+      <w:lvlText w:val=""/>
+      <w:lvlJc w:val="start"/>
+      <w:pPr>
+        <w:tabs>
+          <w:tab w:val="num" w:pos="5672"/>
+        </w:tabs>
+        <w:ind w:start="5672" w:hanging="283"/>
+      </w:pPr>
+      <w:rPr>
+        <w:rFonts w:ascii="Symbol" w:hAnsi="Symbol" w:cs="Symbol" w:hint="default"/>
+      </w:rPr>
+    </w:lvl>
+    <w:lvl w:ilvl="8">
+      <w:start w:val="1"/>
+      <w:numFmt w:val="bullet"/>
+      <w:lvlText w:val=""/>
+      <w:lvlJc w:val="start"/>
+      <w:pPr>
+        <w:tabs>
+          <w:tab w:val="num" w:pos="6381"/>
+        </w:tabs>
+        <w:ind w:start="6381" w:hanging="283"/>
+      </w:pPr>
+      <w:rPr>
+        <w:rFonts w:ascii="Symbol" w:hAnsi="Symbol" w:cs="Symbol" w:hint="default"/>
+      </w:rPr>
+    </w:lvl>
+  </w:abstractNum>
+  <w:abstractNum w:abstractNumId="92">
+    <w:lvl w:ilvl="0">
+      <w:start w:val="1"/>
+      <w:numFmt w:val="bullet"/>
+      <w:lvlText w:val=""/>
+      <w:lvlJc w:val="start"/>
+      <w:pPr>
+        <w:tabs>
+          <w:tab w:val="num" w:pos="709"/>
+        </w:tabs>
+        <w:ind w:start="709" w:hanging="283"/>
+      </w:pPr>
+      <w:rPr>
+        <w:rFonts w:ascii="Symbol" w:hAnsi="Symbol" w:cs="Symbol" w:hint="default"/>
+      </w:rPr>
+    </w:lvl>
+    <w:lvl w:ilvl="1">
+      <w:start w:val="1"/>
+      <w:numFmt w:val="bullet"/>
+      <w:lvlText w:val=""/>
+      <w:lvlJc w:val="start"/>
+      <w:pPr>
+        <w:tabs>
+          <w:tab w:val="num" w:pos="1418"/>
+        </w:tabs>
+        <w:ind w:start="1418" w:hanging="283"/>
+      </w:pPr>
+      <w:rPr>
+        <w:rFonts w:ascii="Symbol" w:hAnsi="Symbol" w:cs="Symbol" w:hint="default"/>
+      </w:rPr>
+    </w:lvl>
+    <w:lvl w:ilvl="2">
+      <w:start w:val="1"/>
+      <w:numFmt w:val="bullet"/>
+      <w:lvlText w:val=""/>
+      <w:lvlJc w:val="start"/>
+      <w:pPr>
+        <w:tabs>
+          <w:tab w:val="num" w:pos="2127"/>
+        </w:tabs>
+        <w:ind w:start="2127" w:hanging="283"/>
+      </w:pPr>
+      <w:rPr>
+        <w:rFonts w:ascii="Symbol" w:hAnsi="Symbol" w:cs="Symbol" w:hint="default"/>
+      </w:rPr>
+    </w:lvl>
+    <w:lvl w:ilvl="3">
+      <w:start w:val="1"/>
+      <w:numFmt w:val="bullet"/>
+      <w:lvlText w:val=""/>
+      <w:lvlJc w:val="start"/>
+      <w:pPr>
+        <w:tabs>
+          <w:tab w:val="num" w:pos="2836"/>
+        </w:tabs>
+        <w:ind w:start="2836" w:hanging="283"/>
+      </w:pPr>
+      <w:rPr>
+        <w:rFonts w:ascii="Symbol" w:hAnsi="Symbol" w:cs="Symbol" w:hint="default"/>
+      </w:rPr>
+    </w:lvl>
+    <w:lvl w:ilvl="4">
+      <w:start w:val="1"/>
+      <w:numFmt w:val="bullet"/>
+      <w:lvlText w:val=""/>
+      <w:lvlJc w:val="start"/>
+      <w:pPr>
+        <w:tabs>
+          <w:tab w:val="num" w:pos="3545"/>
+        </w:tabs>
+        <w:ind w:start="3545" w:hanging="283"/>
+      </w:pPr>
+      <w:rPr>
+        <w:rFonts w:ascii="Symbol" w:hAnsi="Symbol" w:cs="Symbol" w:hint="default"/>
+      </w:rPr>
+    </w:lvl>
+    <w:lvl w:ilvl="5">
+      <w:start w:val="1"/>
+      <w:numFmt w:val="bullet"/>
+      <w:lvlText w:val=""/>
+      <w:lvlJc w:val="start"/>
+      <w:pPr>
+        <w:tabs>
+          <w:tab w:val="num" w:pos="4254"/>
+        </w:tabs>
+        <w:ind w:start="4254" w:hanging="283"/>
+      </w:pPr>
+      <w:rPr>
+        <w:rFonts w:ascii="Symbol" w:hAnsi="Symbol" w:cs="Symbol" w:hint="default"/>
+      </w:rPr>
+    </w:lvl>
+    <w:lvl w:ilvl="6">
+      <w:start w:val="1"/>
+      <w:numFmt w:val="bullet"/>
+      <w:lvlText w:val=""/>
+      <w:lvlJc w:val="start"/>
+      <w:pPr>
+        <w:tabs>
+          <w:tab w:val="num" w:pos="4963"/>
+        </w:tabs>
+        <w:ind w:start="4963" w:hanging="283"/>
+      </w:pPr>
+      <w:rPr>
+        <w:rFonts w:ascii="Symbol" w:hAnsi="Symbol" w:cs="Symbol" w:hint="default"/>
+      </w:rPr>
+    </w:lvl>
+    <w:lvl w:ilvl="7">
+      <w:start w:val="1"/>
+      <w:numFmt w:val="bullet"/>
+      <w:lvlText w:val=""/>
+      <w:lvlJc w:val="start"/>
+      <w:pPr>
+        <w:tabs>
+          <w:tab w:val="num" w:pos="5672"/>
+        </w:tabs>
+        <w:ind w:start="5672" w:hanging="283"/>
+      </w:pPr>
+      <w:rPr>
+        <w:rFonts w:ascii="Symbol" w:hAnsi="Symbol" w:cs="Symbol" w:hint="default"/>
+      </w:rPr>
+    </w:lvl>
+    <w:lvl w:ilvl="8">
+      <w:start w:val="1"/>
+      <w:numFmt w:val="bullet"/>
+      <w:lvlText w:val=""/>
+      <w:lvlJc w:val="start"/>
+      <w:pPr>
+        <w:tabs>
+          <w:tab w:val="num" w:pos="6381"/>
+        </w:tabs>
+        <w:ind w:start="6381" w:hanging="283"/>
+      </w:pPr>
+      <w:rPr>
+        <w:rFonts w:ascii="Symbol" w:hAnsi="Symbol" w:cs="Symbol" w:hint="default"/>
+      </w:rPr>
+    </w:lvl>
+  </w:abstractNum>
+  <w:abstractNum w:abstractNumId="93">
+    <w:lvl w:ilvl="0">
+      <w:start w:val="1"/>
+      <w:numFmt w:val="bullet"/>
+      <w:lvlText w:val=""/>
+      <w:lvlJc w:val="start"/>
+      <w:pPr>
+        <w:tabs>
+          <w:tab w:val="num" w:pos="709"/>
+        </w:tabs>
+        <w:ind w:start="709" w:hanging="283"/>
+      </w:pPr>
+      <w:rPr>
+        <w:rFonts w:ascii="Symbol" w:hAnsi="Symbol" w:cs="Symbol" w:hint="default"/>
+      </w:rPr>
+    </w:lvl>
+    <w:lvl w:ilvl="1">
+      <w:start w:val="1"/>
+      <w:numFmt w:val="bullet"/>
+      <w:lvlText w:val=""/>
+      <w:lvlJc w:val="start"/>
+      <w:pPr>
+        <w:tabs>
+          <w:tab w:val="num" w:pos="1418"/>
+        </w:tabs>
+        <w:ind w:start="1418" w:hanging="283"/>
+      </w:pPr>
+      <w:rPr>
+        <w:rFonts w:ascii="Symbol" w:hAnsi="Symbol" w:cs="Symbol" w:hint="default"/>
+      </w:rPr>
+    </w:lvl>
+    <w:lvl w:ilvl="2">
+      <w:start w:val="1"/>
+      <w:numFmt w:val="bullet"/>
+      <w:lvlText w:val=""/>
+      <w:lvlJc w:val="start"/>
+      <w:pPr>
+        <w:tabs>
+          <w:tab w:val="num" w:pos="2127"/>
+        </w:tabs>
+        <w:ind w:start="2127" w:hanging="283"/>
+      </w:pPr>
+      <w:rPr>
+        <w:rFonts w:ascii="Symbol" w:hAnsi="Symbol" w:cs="Symbol" w:hint="default"/>
+      </w:rPr>
+    </w:lvl>
+    <w:lvl w:ilvl="3">
+      <w:start w:val="1"/>
+      <w:numFmt w:val="bullet"/>
+      <w:lvlText w:val=""/>
+      <w:lvlJc w:val="start"/>
+      <w:pPr>
+        <w:tabs>
+          <w:tab w:val="num" w:pos="2836"/>
+        </w:tabs>
+        <w:ind w:start="2836" w:hanging="283"/>
+      </w:pPr>
+      <w:rPr>
+        <w:rFonts w:ascii="Symbol" w:hAnsi="Symbol" w:cs="Symbol" w:hint="default"/>
+      </w:rPr>
+    </w:lvl>
+    <w:lvl w:ilvl="4">
+      <w:start w:val="1"/>
+      <w:numFmt w:val="bullet"/>
+      <w:lvlText w:val=""/>
+      <w:lvlJc w:val="start"/>
+      <w:pPr>
+        <w:tabs>
+          <w:tab w:val="num" w:pos="3545"/>
+        </w:tabs>
+        <w:ind w:start="3545" w:hanging="283"/>
+      </w:pPr>
+      <w:rPr>
+        <w:rFonts w:ascii="Symbol" w:hAnsi="Symbol" w:cs="Symbol" w:hint="default"/>
+      </w:rPr>
+    </w:lvl>
+    <w:lvl w:ilvl="5">
+      <w:start w:val="1"/>
+      <w:numFmt w:val="bullet"/>
+      <w:lvlText w:val=""/>
+      <w:lvlJc w:val="start"/>
+      <w:pPr>
+        <w:tabs>
+          <w:tab w:val="num" w:pos="4254"/>
+        </w:tabs>
+        <w:ind w:start="4254" w:hanging="283"/>
+      </w:pPr>
+      <w:rPr>
+        <w:rFonts w:ascii="Symbol" w:hAnsi="Symbol" w:cs="Symbol" w:hint="default"/>
+      </w:rPr>
+    </w:lvl>
+    <w:lvl w:ilvl="6">
+      <w:start w:val="1"/>
+      <w:numFmt w:val="bullet"/>
+      <w:lvlText w:val=""/>
+      <w:lvlJc w:val="start"/>
+      <w:pPr>
+        <w:tabs>
+          <w:tab w:val="num" w:pos="4963"/>
+        </w:tabs>
+        <w:ind w:start="4963" w:hanging="283"/>
+      </w:pPr>
+      <w:rPr>
+        <w:rFonts w:ascii="Symbol" w:hAnsi="Symbol" w:cs="Symbol" w:hint="default"/>
+      </w:rPr>
+    </w:lvl>
+    <w:lvl w:ilvl="7">
+      <w:start w:val="1"/>
+      <w:numFmt w:val="bullet"/>
+      <w:lvlText w:val=""/>
+      <w:lvlJc w:val="start"/>
+      <w:pPr>
+        <w:tabs>
+          <w:tab w:val="num" w:pos="5672"/>
+        </w:tabs>
+        <w:ind w:start="5672" w:hanging="283"/>
+      </w:pPr>
+      <w:rPr>
+        <w:rFonts w:ascii="Symbol" w:hAnsi="Symbol" w:cs="Symbol" w:hint="default"/>
+      </w:rPr>
+    </w:lvl>
+    <w:lvl w:ilvl="8">
+      <w:start w:val="1"/>
+      <w:numFmt w:val="bullet"/>
+      <w:lvlText w:val=""/>
+      <w:lvlJc w:val="start"/>
+      <w:pPr>
+        <w:tabs>
+          <w:tab w:val="num" w:pos="6381"/>
+        </w:tabs>
+        <w:ind w:start="6381" w:hanging="283"/>
+      </w:pPr>
+      <w:rPr>
+        <w:rFonts w:ascii="Symbol" w:hAnsi="Symbol" w:cs="Symbol" w:hint="default"/>
+      </w:rPr>
+    </w:lvl>
+  </w:abstractNum>
+  <w:abstractNum w:abstractNumId="94">
+    <w:lvl w:ilvl="0">
+      <w:start w:val="1"/>
+      <w:numFmt w:val="bullet"/>
+      <w:lvlText w:val=""/>
+      <w:lvlJc w:val="start"/>
+      <w:pPr>
+        <w:tabs>
+          <w:tab w:val="num" w:pos="709"/>
+        </w:tabs>
+        <w:ind w:start="709" w:hanging="283"/>
+      </w:pPr>
+      <w:rPr>
+        <w:rFonts w:ascii="Symbol" w:hAnsi="Symbol" w:cs="Symbol" w:hint="default"/>
+      </w:rPr>
+    </w:lvl>
+    <w:lvl w:ilvl="1">
+      <w:start w:val="1"/>
+      <w:numFmt w:val="bullet"/>
+      <w:lvlText w:val=""/>
+      <w:lvlJc w:val="start"/>
+      <w:pPr>
+        <w:tabs>
+          <w:tab w:val="num" w:pos="1418"/>
+        </w:tabs>
+        <w:ind w:start="1418" w:hanging="283"/>
+      </w:pPr>
+      <w:rPr>
+        <w:rFonts w:ascii="Symbol" w:hAnsi="Symbol" w:cs="Symbol" w:hint="default"/>
+      </w:rPr>
+    </w:lvl>
+    <w:lvl w:ilvl="2">
+      <w:start w:val="1"/>
+      <w:numFmt w:val="bullet"/>
+      <w:lvlText w:val=""/>
+      <w:lvlJc w:val="start"/>
+      <w:pPr>
+        <w:tabs>
+          <w:tab w:val="num" w:pos="2127"/>
+        </w:tabs>
+        <w:ind w:start="2127" w:hanging="283"/>
+      </w:pPr>
+      <w:rPr>
+        <w:rFonts w:ascii="Symbol" w:hAnsi="Symbol" w:cs="Symbol" w:hint="default"/>
+      </w:rPr>
+    </w:lvl>
+    <w:lvl w:ilvl="3">
+      <w:start w:val="1"/>
+      <w:numFmt w:val="bullet"/>
+      <w:lvlText w:val=""/>
+      <w:lvlJc w:val="start"/>
+      <w:pPr>
+        <w:tabs>
+          <w:tab w:val="num" w:pos="2836"/>
+        </w:tabs>
+        <w:ind w:start="2836" w:hanging="283"/>
+      </w:pPr>
+      <w:rPr>
+        <w:rFonts w:ascii="Symbol" w:hAnsi="Symbol" w:cs="Symbol" w:hint="default"/>
+      </w:rPr>
+    </w:lvl>
+    <w:lvl w:ilvl="4">
+      <w:start w:val="1"/>
+      <w:numFmt w:val="bullet"/>
+      <w:lvlText w:val=""/>
+      <w:lvlJc w:val="start"/>
+      <w:pPr>
+        <w:tabs>
+          <w:tab w:val="num" w:pos="3545"/>
+        </w:tabs>
+        <w:ind w:start="3545" w:hanging="283"/>
+      </w:pPr>
+      <w:rPr>
+        <w:rFonts w:ascii="Symbol" w:hAnsi="Symbol" w:cs="Symbol" w:hint="default"/>
+      </w:rPr>
+    </w:lvl>
+    <w:lvl w:ilvl="5">
+      <w:start w:val="1"/>
+      <w:numFmt w:val="bullet"/>
+      <w:lvlText w:val=""/>
+      <w:lvlJc w:val="start"/>
+      <w:pPr>
+        <w:tabs>
+          <w:tab w:val="num" w:pos="4254"/>
+        </w:tabs>
+        <w:ind w:start="4254" w:hanging="283"/>
+      </w:pPr>
+      <w:rPr>
+        <w:rFonts w:ascii="Symbol" w:hAnsi="Symbol" w:cs="Symbol" w:hint="default"/>
+      </w:rPr>
+    </w:lvl>
+    <w:lvl w:ilvl="6">
+      <w:start w:val="1"/>
+      <w:numFmt w:val="bullet"/>
+      <w:lvlText w:val=""/>
+      <w:lvlJc w:val="start"/>
+      <w:pPr>
+        <w:tabs>
+          <w:tab w:val="num" w:pos="4963"/>
+        </w:tabs>
+        <w:ind w:start="4963" w:hanging="283"/>
+      </w:pPr>
+      <w:rPr>
+        <w:rFonts w:ascii="Symbol" w:hAnsi="Symbol" w:cs="Symbol" w:hint="default"/>
+      </w:rPr>
+    </w:lvl>
+    <w:lvl w:ilvl="7">
+      <w:start w:val="1"/>
+      <w:numFmt w:val="bullet"/>
+      <w:lvlText w:val=""/>
+      <w:lvlJc w:val="start"/>
+      <w:pPr>
+        <w:tabs>
+          <w:tab w:val="num" w:pos="5672"/>
+        </w:tabs>
+        <w:ind w:start="5672" w:hanging="283"/>
+      </w:pPr>
+      <w:rPr>
+        <w:rFonts w:ascii="Symbol" w:hAnsi="Symbol" w:cs="Symbol" w:hint="default"/>
+      </w:rPr>
+    </w:lvl>
+    <w:lvl w:ilvl="8">
+      <w:start w:val="1"/>
+      <w:numFmt w:val="bullet"/>
+      <w:lvlText w:val=""/>
+      <w:lvlJc w:val="start"/>
+      <w:pPr>
+        <w:tabs>
+          <w:tab w:val="num" w:pos="6381"/>
+        </w:tabs>
+        <w:ind w:start="6381" w:hanging="283"/>
+      </w:pPr>
+      <w:rPr>
+        <w:rFonts w:ascii="Symbol" w:hAnsi="Symbol" w:cs="Symbol" w:hint="default"/>
+      </w:rPr>
+    </w:lvl>
+  </w:abstractNum>
+  <w:abstractNum w:abstractNumId="95">
+    <w:lvl w:ilvl="0">
+      <w:start w:val="1"/>
+      <w:numFmt w:val="decimal"/>
+      <w:lvlText w:val="%1."/>
+      <w:lvlJc w:val="start"/>
+      <w:pPr>
+        <w:tabs>
+          <w:tab w:val="num" w:pos="709"/>
+        </w:tabs>
+        <w:ind w:start="709" w:hanging="283"/>
+      </w:pPr>
+      <w:rPr/>
+    </w:lvl>
+    <w:lvl w:ilvl="1">
+      <w:start w:val="1"/>
+      <w:numFmt w:val="bullet"/>
+      <w:lvlText w:val=""/>
+      <w:lvlJc w:val="start"/>
+      <w:pPr>
+        <w:tabs>
+          <w:tab w:val="num" w:pos="1418"/>
+        </w:tabs>
+        <w:ind w:start="1418" w:hanging="283"/>
+      </w:pPr>
+      <w:rPr>
+        <w:rFonts w:ascii="Symbol" w:hAnsi="Symbol" w:cs="Symbol" w:hint="default"/>
+      </w:rPr>
+    </w:lvl>
+    <w:lvl w:ilvl="2">
+      <w:start w:val="1"/>
+      <w:numFmt w:val="bullet"/>
+      <w:lvlText w:val=""/>
+      <w:lvlJc w:val="start"/>
+      <w:pPr>
+        <w:tabs>
+          <w:tab w:val="num" w:pos="2127"/>
+        </w:tabs>
+        <w:ind w:start="2127" w:hanging="283"/>
+      </w:pPr>
+      <w:rPr>
+        <w:rFonts w:ascii="Symbol" w:hAnsi="Symbol" w:cs="Symbol" w:hint="default"/>
+      </w:rPr>
+    </w:lvl>
+    <w:lvl w:ilvl="3">
+      <w:start w:val="1"/>
+      <w:numFmt w:val="bullet"/>
+      <w:lvlText w:val=""/>
+      <w:lvlJc w:val="start"/>
+      <w:pPr>
+        <w:tabs>
+          <w:tab w:val="num" w:pos="2836"/>
+        </w:tabs>
+        <w:ind w:start="2836" w:hanging="283"/>
+      </w:pPr>
+      <w:rPr>
+        <w:rFonts w:ascii="Symbol" w:hAnsi="Symbol" w:cs="Symbol" w:hint="default"/>
+      </w:rPr>
+    </w:lvl>
+    <w:lvl w:ilvl="4">
+      <w:start w:val="1"/>
+      <w:numFmt w:val="bullet"/>
+      <w:lvlText w:val=""/>
+      <w:lvlJc w:val="start"/>
+      <w:pPr>
+        <w:tabs>
+          <w:tab w:val="num" w:pos="3545"/>
+        </w:tabs>
+        <w:ind w:start="3545" w:hanging="283"/>
+      </w:pPr>
+      <w:rPr>
+        <w:rFonts w:ascii="Symbol" w:hAnsi="Symbol" w:cs="Symbol" w:hint="default"/>
+      </w:rPr>
+    </w:lvl>
+    <w:lvl w:ilvl="5">
+      <w:start w:val="1"/>
+      <w:numFmt w:val="bullet"/>
+      <w:lvlText w:val=""/>
+      <w:lvlJc w:val="start"/>
+      <w:pPr>
+        <w:tabs>
+          <w:tab w:val="num" w:pos="4254"/>
+        </w:tabs>
+        <w:ind w:start="4254" w:hanging="283"/>
+      </w:pPr>
+      <w:rPr>
+        <w:rFonts w:ascii="Symbol" w:hAnsi="Symbol" w:cs="Symbol" w:hint="default"/>
+      </w:rPr>
+    </w:lvl>
+    <w:lvl w:ilvl="6">
+      <w:start w:val="1"/>
+      <w:numFmt w:val="bullet"/>
+      <w:lvlText w:val=""/>
+      <w:lvlJc w:val="start"/>
+      <w:pPr>
+        <w:tabs>
+          <w:tab w:val="num" w:pos="4963"/>
+        </w:tabs>
+        <w:ind w:start="4963" w:hanging="283"/>
+      </w:pPr>
+      <w:rPr>
+        <w:rFonts w:ascii="Symbol" w:hAnsi="Symbol" w:cs="Symbol" w:hint="default"/>
+      </w:rPr>
+    </w:lvl>
+    <w:lvl w:ilvl="7">
+      <w:start w:val="1"/>
+      <w:numFmt w:val="bullet"/>
+      <w:lvlText w:val=""/>
+      <w:lvlJc w:val="start"/>
+      <w:pPr>
+        <w:tabs>
+          <w:tab w:val="num" w:pos="5672"/>
+        </w:tabs>
+        <w:ind w:start="5672" w:hanging="283"/>
+      </w:pPr>
+      <w:rPr>
+        <w:rFonts w:ascii="Symbol" w:hAnsi="Symbol" w:cs="Symbol" w:hint="default"/>
+      </w:rPr>
+    </w:lvl>
+    <w:lvl w:ilvl="8">
+      <w:start w:val="1"/>
+      <w:numFmt w:val="bullet"/>
+      <w:lvlText w:val=""/>
+      <w:lvlJc w:val="start"/>
+      <w:pPr>
+        <w:tabs>
+          <w:tab w:val="num" w:pos="6381"/>
+        </w:tabs>
+        <w:ind w:start="6381" w:hanging="283"/>
+      </w:pPr>
+      <w:rPr>
+        <w:rFonts w:ascii="Symbol" w:hAnsi="Symbol" w:cs="Symbol" w:hint="default"/>
+      </w:rPr>
+    </w:lvl>
+  </w:abstractNum>
   <w:abstractNum w:abstractNumId="96">
-    <w:lvl w:ilvl="0">
-      <w:start w:val="1"/>
-      <w:numFmt w:val="bullet"/>
-      <w:lvlText w:val=""/>
-      <w:lvlJc w:val="start"/>
-      <w:pPr>
-        <w:tabs>
-          <w:tab w:val="num" w:pos="709"/>
-        </w:tabs>
-        <w:ind w:start="709" w:hanging="283"/>
-      </w:pPr>
-      <w:rPr>
-        <w:rFonts w:ascii="Symbol" w:hAnsi="Symbol" w:cs="Symbol" w:hint="default"/>
-      </w:rPr>
-    </w:lvl>
-    <w:lvl w:ilvl="1">
-      <w:start w:val="1"/>
-      <w:numFmt w:val="bullet"/>
-      <w:lvlText w:val=""/>
-      <w:lvlJc w:val="start"/>
-      <w:pPr>
-        <w:tabs>
-          <w:tab w:val="num" w:pos="1418"/>
-        </w:tabs>
-        <w:ind w:start="1418" w:hanging="283"/>
-      </w:pPr>
-      <w:rPr>
-        <w:rFonts w:ascii="Symbol" w:hAnsi="Symbol" w:cs="Symbol" w:hint="default"/>
-      </w:rPr>
-    </w:lvl>
-    <w:lvl w:ilvl="2">
-      <w:start w:val="1"/>
-      <w:numFmt w:val="bullet"/>
-      <w:lvlText w:val=""/>
-      <w:lvlJc w:val="start"/>
-      <w:pPr>
-        <w:tabs>
-          <w:tab w:val="num" w:pos="2127"/>
-        </w:tabs>
-        <w:ind w:start="2127" w:hanging="283"/>
-      </w:pPr>
-      <w:rPr>
-        <w:rFonts w:ascii="Symbol" w:hAnsi="Symbol" w:cs="Symbol" w:hint="default"/>
-      </w:rPr>
-    </w:lvl>
-    <w:lvl w:ilvl="3">
-      <w:start w:val="1"/>
-      <w:numFmt w:val="bullet"/>
-      <w:lvlText w:val=""/>
-      <w:lvlJc w:val="start"/>
-      <w:pPr>
-        <w:tabs>
-          <w:tab w:val="num" w:pos="2836"/>
-        </w:tabs>
-        <w:ind w:start="2836" w:hanging="283"/>
-      </w:pPr>
-      <w:rPr>
-        <w:rFonts w:ascii="Symbol" w:hAnsi="Symbol" w:cs="Symbol" w:hint="default"/>
-      </w:rPr>
-    </w:lvl>
-    <w:lvl w:ilvl="4">
-      <w:start w:val="1"/>
-      <w:numFmt w:val="bullet"/>
-      <w:lvlText w:val=""/>
-      <w:lvlJc w:val="start"/>
-      <w:pPr>
-        <w:tabs>
-          <w:tab w:val="num" w:pos="3545"/>
-        </w:tabs>
-        <w:ind w:start="3545" w:hanging="283"/>
-      </w:pPr>
-      <w:rPr>
-        <w:rFonts w:ascii="Symbol" w:hAnsi="Symbol" w:cs="Symbol" w:hint="default"/>
-      </w:rPr>
-    </w:lvl>
-    <w:lvl w:ilvl="5">
-      <w:start w:val="1"/>
-      <w:numFmt w:val="bullet"/>
-      <w:lvlText w:val=""/>
-      <w:lvlJc w:val="start"/>
-      <w:pPr>
-        <w:tabs>
-          <w:tab w:val="num" w:pos="4254"/>
-        </w:tabs>
-        <w:ind w:start="4254" w:hanging="283"/>
-      </w:pPr>
-      <w:rPr>
-        <w:rFonts w:ascii="Symbol" w:hAnsi="Symbol" w:cs="Symbol" w:hint="default"/>
-      </w:rPr>
-    </w:lvl>
-    <w:lvl w:ilvl="6">
-      <w:start w:val="1"/>
-      <w:numFmt w:val="bullet"/>
-      <w:lvlText w:val=""/>
-      <w:lvlJc w:val="start"/>
-      <w:pPr>
-        <w:tabs>
-          <w:tab w:val="num" w:pos="4963"/>
-        </w:tabs>
-        <w:ind w:start="4963" w:hanging="283"/>
-      </w:pPr>
-      <w:rPr>
-        <w:rFonts w:ascii="Symbol" w:hAnsi="Symbol" w:cs="Symbol" w:hint="default"/>
-      </w:rPr>
-    </w:lvl>
-    <w:lvl w:ilvl="7">
-      <w:start w:val="1"/>
-      <w:numFmt w:val="bullet"/>
-      <w:lvlText w:val=""/>
-      <w:lvlJc w:val="start"/>
-      <w:pPr>
-        <w:tabs>
-          <w:tab w:val="num" w:pos="5672"/>
-        </w:tabs>
-        <w:ind w:start="5672" w:hanging="283"/>
-      </w:pPr>
-      <w:rPr>
-        <w:rFonts w:ascii="Symbol" w:hAnsi="Symbol" w:cs="Symbol" w:hint="default"/>
-      </w:rPr>
-    </w:lvl>
-    <w:lvl w:ilvl="8">
-      <w:start w:val="1"/>
-      <w:numFmt w:val="bullet"/>
-      <w:lvlText w:val=""/>
-      <w:lvlJc w:val="start"/>
-      <w:pPr>
-        <w:tabs>
-          <w:tab w:val="num" w:pos="6381"/>
-        </w:tabs>
-        <w:ind w:start="6381" w:hanging="283"/>
-      </w:pPr>
-      <w:rPr>
-        <w:rFonts w:ascii="Symbol" w:hAnsi="Symbol" w:cs="Symbol" w:hint="default"/>
-      </w:rPr>
-    </w:lvl>
-  </w:abstractNum>
-  <w:abstractNum w:abstractNumId="97">
-    <w:lvl w:ilvl="0">
-      <w:start w:val="1"/>
-      <w:numFmt w:val="bullet"/>
-      <w:lvlText w:val=""/>
-      <w:lvlJc w:val="start"/>
-      <w:pPr>
-        <w:tabs>
-          <w:tab w:val="num" w:pos="709"/>
-        </w:tabs>
-        <w:ind w:start="709" w:hanging="283"/>
-      </w:pPr>
-      <w:rPr>
-        <w:rFonts w:ascii="Symbol" w:hAnsi="Symbol" w:cs="Symbol" w:hint="default"/>
-      </w:rPr>
-    </w:lvl>
-    <w:lvl w:ilvl="1">
-      <w:start w:val="1"/>
-      <w:numFmt w:val="bullet"/>
-      <w:lvlText w:val=""/>
-      <w:lvlJc w:val="start"/>
-      <w:pPr>
-        <w:tabs>
-          <w:tab w:val="num" w:pos="1418"/>
-        </w:tabs>
-        <w:ind w:start="1418" w:hanging="283"/>
-      </w:pPr>
-      <w:rPr>
-        <w:rFonts w:ascii="Symbol" w:hAnsi="Symbol" w:cs="Symbol" w:hint="default"/>
-      </w:rPr>
-    </w:lvl>
-    <w:lvl w:ilvl="2">
-      <w:start w:val="1"/>
-      <w:numFmt w:val="bullet"/>
-      <w:lvlText w:val=""/>
-      <w:lvlJc w:val="start"/>
-      <w:pPr>
-        <w:tabs>
-          <w:tab w:val="num" w:pos="2127"/>
-        </w:tabs>
-        <w:ind w:start="2127" w:hanging="283"/>
-      </w:pPr>
-      <w:rPr>
-        <w:rFonts w:ascii="Symbol" w:hAnsi="Symbol" w:cs="Symbol" w:hint="default"/>
-      </w:rPr>
-    </w:lvl>
-    <w:lvl w:ilvl="3">
-      <w:start w:val="1"/>
-      <w:numFmt w:val="bullet"/>
-      <w:lvlText w:val=""/>
-      <w:lvlJc w:val="start"/>
-      <w:pPr>
-        <w:tabs>
-          <w:tab w:val="num" w:pos="2836"/>
-        </w:tabs>
-        <w:ind w:start="2836" w:hanging="283"/>
-      </w:pPr>
-      <w:rPr>
-        <w:rFonts w:ascii="Symbol" w:hAnsi="Symbol" w:cs="Symbol" w:hint="default"/>
-      </w:rPr>
-    </w:lvl>
-    <w:lvl w:ilvl="4">
-      <w:start w:val="1"/>
-      <w:numFmt w:val="bullet"/>
-      <w:lvlText w:val=""/>
-      <w:lvlJc w:val="start"/>
-      <w:pPr>
-        <w:tabs>
-          <w:tab w:val="num" w:pos="3545"/>
-        </w:tabs>
-        <w:ind w:start="3545" w:hanging="283"/>
-      </w:pPr>
-      <w:rPr>
-        <w:rFonts w:ascii="Symbol" w:hAnsi="Symbol" w:cs="Symbol" w:hint="default"/>
-      </w:rPr>
-    </w:lvl>
-    <w:lvl w:ilvl="5">
-      <w:start w:val="1"/>
-      <w:numFmt w:val="bullet"/>
-      <w:lvlText w:val=""/>
-      <w:lvlJc w:val="start"/>
-      <w:pPr>
-        <w:tabs>
-          <w:tab w:val="num" w:pos="4254"/>
-        </w:tabs>
-        <w:ind w:start="4254" w:hanging="283"/>
-      </w:pPr>
-      <w:rPr>
-        <w:rFonts w:ascii="Symbol" w:hAnsi="Symbol" w:cs="Symbol" w:hint="default"/>
-      </w:rPr>
-    </w:lvl>
-    <w:lvl w:ilvl="6">
-      <w:start w:val="1"/>
-      <w:numFmt w:val="bullet"/>
-      <w:lvlText w:val=""/>
-      <w:lvlJc w:val="start"/>
-      <w:pPr>
-        <w:tabs>
-          <w:tab w:val="num" w:pos="4963"/>
-        </w:tabs>
-        <w:ind w:start="4963" w:hanging="283"/>
-      </w:pPr>
-      <w:rPr>
-        <w:rFonts w:ascii="Symbol" w:hAnsi="Symbol" w:cs="Symbol" w:hint="default"/>
-      </w:rPr>
-    </w:lvl>
-    <w:lvl w:ilvl="7">
-      <w:start w:val="1"/>
-      <w:numFmt w:val="bullet"/>
-      <w:lvlText w:val=""/>
-      <w:lvlJc w:val="start"/>
-      <w:pPr>
-        <w:tabs>
-          <w:tab w:val="num" w:pos="5672"/>
-        </w:tabs>
-        <w:ind w:start="5672" w:hanging="283"/>
-      </w:pPr>
-      <w:rPr>
-        <w:rFonts w:ascii="Symbol" w:hAnsi="Symbol" w:cs="Symbol" w:hint="default"/>
-      </w:rPr>
-    </w:lvl>
-    <w:lvl w:ilvl="8">
-      <w:start w:val="1"/>
-      <w:numFmt w:val="bullet"/>
-      <w:lvlText w:val=""/>
-      <w:lvlJc w:val="start"/>
-      <w:pPr>
-        <w:tabs>
-          <w:tab w:val="num" w:pos="6381"/>
-        </w:tabs>
-        <w:ind w:start="6381" w:hanging="283"/>
-      </w:pPr>
-      <w:rPr>
-        <w:rFonts w:ascii="Symbol" w:hAnsi="Symbol" w:cs="Symbol" w:hint="default"/>
-      </w:rPr>
-    </w:lvl>
-  </w:abstractNum>
-  <w:abstractNum w:abstractNumId="98">
-    <w:lvl w:ilvl="0">
-      <w:start w:val="1"/>
-      <w:numFmt w:val="bullet"/>
-      <w:lvlText w:val=""/>
-      <w:lvlJc w:val="start"/>
-      <w:pPr>
-        <w:tabs>
-          <w:tab w:val="num" w:pos="709"/>
-        </w:tabs>
-        <w:ind w:start="709" w:hanging="283"/>
-      </w:pPr>
-      <w:rPr>
-        <w:rFonts w:ascii="Symbol" w:hAnsi="Symbol" w:cs="Symbol" w:hint="default"/>
-      </w:rPr>
-    </w:lvl>
-    <w:lvl w:ilvl="1">
-      <w:start w:val="1"/>
-      <w:numFmt w:val="bullet"/>
-      <w:lvlText w:val=""/>
-      <w:lvlJc w:val="start"/>
-      <w:pPr>
-        <w:tabs>
-          <w:tab w:val="num" w:pos="1418"/>
-        </w:tabs>
-        <w:ind w:start="1418" w:hanging="283"/>
-      </w:pPr>
-      <w:rPr>
-        <w:rFonts w:ascii="Symbol" w:hAnsi="Symbol" w:cs="Symbol" w:hint="default"/>
-      </w:rPr>
-    </w:lvl>
-    <w:lvl w:ilvl="2">
-      <w:start w:val="1"/>
-      <w:numFmt w:val="bullet"/>
-      <w:lvlText w:val=""/>
-      <w:lvlJc w:val="start"/>
-      <w:pPr>
-        <w:tabs>
-          <w:tab w:val="num" w:pos="2127"/>
-        </w:tabs>
-        <w:ind w:start="2127" w:hanging="283"/>
-      </w:pPr>
-      <w:rPr>
-        <w:rFonts w:ascii="Symbol" w:hAnsi="Symbol" w:cs="Symbol" w:hint="default"/>
-      </w:rPr>
-    </w:lvl>
-    <w:lvl w:ilvl="3">
-      <w:start w:val="1"/>
-      <w:numFmt w:val="bullet"/>
-      <w:lvlText w:val=""/>
-      <w:lvlJc w:val="start"/>
-      <w:pPr>
-        <w:tabs>
-          <w:tab w:val="num" w:pos="2836"/>
-        </w:tabs>
-        <w:ind w:start="2836" w:hanging="283"/>
-      </w:pPr>
-      <w:rPr>
-        <w:rFonts w:ascii="Symbol" w:hAnsi="Symbol" w:cs="Symbol" w:hint="default"/>
-      </w:rPr>
-    </w:lvl>
-    <w:lvl w:ilvl="4">
-      <w:start w:val="1"/>
-      <w:numFmt w:val="bullet"/>
-      <w:lvlText w:val=""/>
-      <w:lvlJc w:val="start"/>
-      <w:pPr>
-        <w:tabs>
-          <w:tab w:val="num" w:pos="3545"/>
-        </w:tabs>
-        <w:ind w:start="3545" w:hanging="283"/>
-      </w:pPr>
-      <w:rPr>
-        <w:rFonts w:ascii="Symbol" w:hAnsi="Symbol" w:cs="Symbol" w:hint="default"/>
-      </w:rPr>
-    </w:lvl>
-    <w:lvl w:ilvl="5">
-      <w:start w:val="1"/>
-      <w:numFmt w:val="bullet"/>
-      <w:lvlText w:val=""/>
-      <w:lvlJc w:val="start"/>
-      <w:pPr>
-        <w:tabs>
-          <w:tab w:val="num" w:pos="4254"/>
-        </w:tabs>
-        <w:ind w:start="4254" w:hanging="283"/>
-      </w:pPr>
-      <w:rPr>
-        <w:rFonts w:ascii="Symbol" w:hAnsi="Symbol" w:cs="Symbol" w:hint="default"/>
-      </w:rPr>
-    </w:lvl>
-    <w:lvl w:ilvl="6">
-      <w:start w:val="1"/>
-      <w:numFmt w:val="bullet"/>
-      <w:lvlText w:val=""/>
-      <w:lvlJc w:val="start"/>
-      <w:pPr>
-        <w:tabs>
-          <w:tab w:val="num" w:pos="4963"/>
-        </w:tabs>
-        <w:ind w:start="4963" w:hanging="283"/>
-      </w:pPr>
-      <w:rPr>
-        <w:rFonts w:ascii="Symbol" w:hAnsi="Symbol" w:cs="Symbol" w:hint="default"/>
-      </w:rPr>
-    </w:lvl>
-    <w:lvl w:ilvl="7">
-      <w:start w:val="1"/>
-      <w:numFmt w:val="bullet"/>
-      <w:lvlText w:val=""/>
-      <w:lvlJc w:val="start"/>
-      <w:pPr>
-        <w:tabs>
-          <w:tab w:val="num" w:pos="5672"/>
-        </w:tabs>
-        <w:ind w:start="5672" w:hanging="283"/>
-      </w:pPr>
-      <w:rPr>
-        <w:rFonts w:ascii="Symbol" w:hAnsi="Symbol" w:cs="Symbol" w:hint="default"/>
-      </w:rPr>
-    </w:lvl>
-    <w:lvl w:ilvl="8">
-      <w:start w:val="1"/>
-      <w:numFmt w:val="bullet"/>
-      <w:lvlText w:val=""/>
-      <w:lvlJc w:val="start"/>
-      <w:pPr>
-        <w:tabs>
-          <w:tab w:val="num" w:pos="6381"/>
-        </w:tabs>
-        <w:ind w:start="6381" w:hanging="283"/>
-      </w:pPr>
-      <w:rPr>
-        <w:rFonts w:ascii="Symbol" w:hAnsi="Symbol" w:cs="Symbol" w:hint="default"/>
-      </w:rPr>
-    </w:lvl>
-  </w:abstractNum>
-  <w:abstractNum w:abstractNumId="99">
-    <w:lvl w:ilvl="0">
-      <w:start w:val="1"/>
-      <w:numFmt w:val="bullet"/>
-      <w:lvlText w:val=""/>
-      <w:lvlJc w:val="start"/>
-      <w:pPr>
-        <w:tabs>
-          <w:tab w:val="num" w:pos="709"/>
-        </w:tabs>
-        <w:ind w:start="709" w:hanging="283"/>
-      </w:pPr>
-      <w:rPr>
-        <w:rFonts w:ascii="Symbol" w:hAnsi="Symbol" w:cs="Symbol" w:hint="default"/>
-      </w:rPr>
-    </w:lvl>
-    <w:lvl w:ilvl="1">
-      <w:start w:val="1"/>
-      <w:numFmt w:val="bullet"/>
-      <w:lvlText w:val=""/>
-      <w:lvlJc w:val="start"/>
-      <w:pPr>
-        <w:tabs>
-          <w:tab w:val="num" w:pos="1418"/>
-        </w:tabs>
-        <w:ind w:start="1418" w:hanging="283"/>
-      </w:pPr>
-      <w:rPr>
-        <w:rFonts w:ascii="Symbol" w:hAnsi="Symbol" w:cs="Symbol" w:hint="default"/>
-      </w:rPr>
-    </w:lvl>
-    <w:lvl w:ilvl="2">
-      <w:start w:val="1"/>
-      <w:numFmt w:val="bullet"/>
-      <w:lvlText w:val=""/>
-      <w:lvlJc w:val="start"/>
-      <w:pPr>
-        <w:tabs>
-          <w:tab w:val="num" w:pos="2127"/>
-        </w:tabs>
-        <w:ind w:start="2127" w:hanging="283"/>
-      </w:pPr>
-      <w:rPr>
-        <w:rFonts w:ascii="Symbol" w:hAnsi="Symbol" w:cs="Symbol" w:hint="default"/>
-      </w:rPr>
-    </w:lvl>
-    <w:lvl w:ilvl="3">
-      <w:start w:val="1"/>
-      <w:numFmt w:val="bullet"/>
-      <w:lvlText w:val=""/>
-      <w:lvlJc w:val="start"/>
-      <w:pPr>
-        <w:tabs>
-          <w:tab w:val="num" w:pos="2836"/>
-        </w:tabs>
-        <w:ind w:start="2836" w:hanging="283"/>
-      </w:pPr>
-      <w:rPr>
-        <w:rFonts w:ascii="Symbol" w:hAnsi="Symbol" w:cs="Symbol" w:hint="default"/>
-      </w:rPr>
-    </w:lvl>
-    <w:lvl w:ilvl="4">
-      <w:start w:val="1"/>
-      <w:numFmt w:val="bullet"/>
-      <w:lvlText w:val=""/>
-      <w:lvlJc w:val="start"/>
-      <w:pPr>
-        <w:tabs>
-          <w:tab w:val="num" w:pos="3545"/>
-        </w:tabs>
-        <w:ind w:start="3545" w:hanging="283"/>
-      </w:pPr>
-      <w:rPr>
-        <w:rFonts w:ascii="Symbol" w:hAnsi="Symbol" w:cs="Symbol" w:hint="default"/>
-      </w:rPr>
-    </w:lvl>
-    <w:lvl w:ilvl="5">
-      <w:start w:val="1"/>
-      <w:numFmt w:val="bullet"/>
-      <w:lvlText w:val=""/>
-      <w:lvlJc w:val="start"/>
-      <w:pPr>
-        <w:tabs>
-          <w:tab w:val="num" w:pos="4254"/>
-        </w:tabs>
-        <w:ind w:start="4254" w:hanging="283"/>
-      </w:pPr>
-      <w:rPr>
-        <w:rFonts w:ascii="Symbol" w:hAnsi="Symbol" w:cs="Symbol" w:hint="default"/>
-      </w:rPr>
-    </w:lvl>
-    <w:lvl w:ilvl="6">
-      <w:start w:val="1"/>
-      <w:numFmt w:val="bullet"/>
-      <w:lvlText w:val=""/>
-      <w:lvlJc w:val="start"/>
-      <w:pPr>
-        <w:tabs>
-          <w:tab w:val="num" w:pos="4963"/>
-        </w:tabs>
-        <w:ind w:start="4963" w:hanging="283"/>
-      </w:pPr>
-      <w:rPr>
-        <w:rFonts w:ascii="Symbol" w:hAnsi="Symbol" w:cs="Symbol" w:hint="default"/>
-      </w:rPr>
-    </w:lvl>
-    <w:lvl w:ilvl="7">
-      <w:start w:val="1"/>
-      <w:numFmt w:val="bullet"/>
-      <w:lvlText w:val=""/>
-      <w:lvlJc w:val="start"/>
-      <w:pPr>
-        <w:tabs>
-          <w:tab w:val="num" w:pos="5672"/>
-        </w:tabs>
-        <w:ind w:start="5672" w:hanging="283"/>
-      </w:pPr>
-      <w:rPr>
-        <w:rFonts w:ascii="Symbol" w:hAnsi="Symbol" w:cs="Symbol" w:hint="default"/>
-      </w:rPr>
-    </w:lvl>
-    <w:lvl w:ilvl="8">
-      <w:start w:val="1"/>
-      <w:numFmt w:val="bullet"/>
-      <w:lvlText w:val=""/>
-      <w:lvlJc w:val="start"/>
-      <w:pPr>
-        <w:tabs>
-          <w:tab w:val="num" w:pos="6381"/>
-        </w:tabs>
-        <w:ind w:start="6381" w:hanging="283"/>
-      </w:pPr>
-      <w:rPr>
-        <w:rFonts w:ascii="Symbol" w:hAnsi="Symbol" w:cs="Symbol" w:hint="default"/>
-      </w:rPr>
-    </w:lvl>
-  </w:abstractNum>
-  <w:abstractNum w:abstractNumId="100">
-    <w:lvl w:ilvl="0">
-      <w:start w:val="1"/>
-      <w:numFmt w:val="bullet"/>
-      <w:lvlText w:val=""/>
-      <w:lvlJc w:val="start"/>
-      <w:pPr>
-        <w:tabs>
-          <w:tab w:val="num" w:pos="709"/>
-        </w:tabs>
-        <w:ind w:start="709" w:hanging="283"/>
-      </w:pPr>
-      <w:rPr>
-        <w:rFonts w:ascii="Symbol" w:hAnsi="Symbol" w:cs="Symbol" w:hint="default"/>
-      </w:rPr>
-    </w:lvl>
-    <w:lvl w:ilvl="1">
-      <w:start w:val="1"/>
-      <w:numFmt w:val="bullet"/>
-      <w:lvlText w:val=""/>
-      <w:lvlJc w:val="start"/>
-      <w:pPr>
-        <w:tabs>
-          <w:tab w:val="num" w:pos="1418"/>
-        </w:tabs>
-        <w:ind w:start="1418" w:hanging="283"/>
-      </w:pPr>
-      <w:rPr>
-        <w:rFonts w:ascii="Symbol" w:hAnsi="Symbol" w:cs="Symbol" w:hint="default"/>
-      </w:rPr>
-    </w:lvl>
-    <w:lvl w:ilvl="2">
-      <w:start w:val="1"/>
-      <w:numFmt w:val="bullet"/>
-      <w:lvlText w:val=""/>
-      <w:lvlJc w:val="start"/>
-      <w:pPr>
-        <w:tabs>
-          <w:tab w:val="num" w:pos="2127"/>
-        </w:tabs>
-        <w:ind w:start="2127" w:hanging="283"/>
-      </w:pPr>
-      <w:rPr>
-        <w:rFonts w:ascii="Symbol" w:hAnsi="Symbol" w:cs="Symbol" w:hint="default"/>
-      </w:rPr>
-    </w:lvl>
-    <w:lvl w:ilvl="3">
-      <w:start w:val="1"/>
-      <w:numFmt w:val="bullet"/>
-      <w:lvlText w:val=""/>
-      <w:lvlJc w:val="start"/>
-      <w:pPr>
-        <w:tabs>
-          <w:tab w:val="num" w:pos="2836"/>
-        </w:tabs>
-        <w:ind w:start="2836" w:hanging="283"/>
-      </w:pPr>
-      <w:rPr>
-        <w:rFonts w:ascii="Symbol" w:hAnsi="Symbol" w:cs="Symbol" w:hint="default"/>
-      </w:rPr>
-    </w:lvl>
-    <w:lvl w:ilvl="4">
-      <w:start w:val="1"/>
-      <w:numFmt w:val="bullet"/>
-      <w:lvlText w:val=""/>
-      <w:lvlJc w:val="start"/>
-      <w:pPr>
-        <w:tabs>
-          <w:tab w:val="num" w:pos="3545"/>
-        </w:tabs>
-        <w:ind w:start="3545" w:hanging="283"/>
-      </w:pPr>
-      <w:rPr>
-        <w:rFonts w:ascii="Symbol" w:hAnsi="Symbol" w:cs="Symbol" w:hint="default"/>
-      </w:rPr>
-    </w:lvl>
-    <w:lvl w:ilvl="5">
-      <w:start w:val="1"/>
-      <w:numFmt w:val="bullet"/>
-      <w:lvlText w:val=""/>
-      <w:lvlJc w:val="start"/>
-      <w:pPr>
-        <w:tabs>
-          <w:tab w:val="num" w:pos="4254"/>
-        </w:tabs>
-        <w:ind w:start="4254" w:hanging="283"/>
-      </w:pPr>
-      <w:rPr>
-        <w:rFonts w:ascii="Symbol" w:hAnsi="Symbol" w:cs="Symbol" w:hint="default"/>
-      </w:rPr>
-    </w:lvl>
-    <w:lvl w:ilvl="6">
-      <w:start w:val="1"/>
-      <w:numFmt w:val="bullet"/>
-      <w:lvlText w:val=""/>
-      <w:lvlJc w:val="start"/>
-      <w:pPr>
-        <w:tabs>
-          <w:tab w:val="num" w:pos="4963"/>
-        </w:tabs>
-        <w:ind w:start="4963" w:hanging="283"/>
-      </w:pPr>
-      <w:rPr>
-        <w:rFonts w:ascii="Symbol" w:hAnsi="Symbol" w:cs="Symbol" w:hint="default"/>
-      </w:rPr>
-    </w:lvl>
-    <w:lvl w:ilvl="7">
-      <w:start w:val="1"/>
-      <w:numFmt w:val="bullet"/>
-      <w:lvlText w:val=""/>
-      <w:lvlJc w:val="start"/>
-      <w:pPr>
-        <w:tabs>
-          <w:tab w:val="num" w:pos="5672"/>
-        </w:tabs>
-        <w:ind w:start="5672" w:hanging="283"/>
-      </w:pPr>
-      <w:rPr>
-        <w:rFonts w:ascii="Symbol" w:hAnsi="Symbol" w:cs="Symbol" w:hint="default"/>
-      </w:rPr>
-    </w:lvl>
-    <w:lvl w:ilvl="8">
-      <w:start w:val="1"/>
-      <w:numFmt w:val="bullet"/>
-      <w:lvlText w:val=""/>
-      <w:lvlJc w:val="start"/>
-      <w:pPr>
-        <w:tabs>
-          <w:tab w:val="num" w:pos="6381"/>
-        </w:tabs>
-        <w:ind w:start="6381" w:hanging="283"/>
-      </w:pPr>
-      <w:rPr>
-        <w:rFonts w:ascii="Symbol" w:hAnsi="Symbol" w:cs="Symbol" w:hint="default"/>
-      </w:rPr>
-    </w:lvl>
-  </w:abstractNum>
-  <w:abstractNum w:abstractNumId="101">
-    <w:lvl w:ilvl="0">
-      <w:start w:val="1"/>
-      <w:numFmt w:val="bullet"/>
-      <w:lvlText w:val=""/>
-      <w:lvlJc w:val="start"/>
-      <w:pPr>
-        <w:tabs>
-          <w:tab w:val="num" w:pos="709"/>
-        </w:tabs>
-        <w:ind w:start="709" w:hanging="283"/>
-      </w:pPr>
-      <w:rPr>
-        <w:rFonts w:ascii="Symbol" w:hAnsi="Symbol" w:cs="Symbol" w:hint="default"/>
-      </w:rPr>
-    </w:lvl>
-    <w:lvl w:ilvl="1">
-      <w:start w:val="1"/>
-      <w:numFmt w:val="bullet"/>
-      <w:lvlText w:val=""/>
-      <w:lvlJc w:val="start"/>
-      <w:pPr>
-        <w:tabs>
-          <w:tab w:val="num" w:pos="1418"/>
-        </w:tabs>
-        <w:ind w:start="1418" w:hanging="283"/>
-      </w:pPr>
-      <w:rPr>
-        <w:rFonts w:ascii="Symbol" w:hAnsi="Symbol" w:cs="Symbol" w:hint="default"/>
-      </w:rPr>
-    </w:lvl>
-    <w:lvl w:ilvl="2">
-      <w:start w:val="1"/>
-      <w:numFmt w:val="bullet"/>
-      <w:lvlText w:val=""/>
-      <w:lvlJc w:val="start"/>
-      <w:pPr>
-        <w:tabs>
-          <w:tab w:val="num" w:pos="2127"/>
-        </w:tabs>
-        <w:ind w:start="2127" w:hanging="283"/>
-      </w:pPr>
-      <w:rPr>
-        <w:rFonts w:ascii="Symbol" w:hAnsi="Symbol" w:cs="Symbol" w:hint="default"/>
-      </w:rPr>
-    </w:lvl>
-    <w:lvl w:ilvl="3">
-      <w:start w:val="1"/>
-      <w:numFmt w:val="bullet"/>
-      <w:lvlText w:val=""/>
-      <w:lvlJc w:val="start"/>
-      <w:pPr>
-        <w:tabs>
-          <w:tab w:val="num" w:pos="2836"/>
-        </w:tabs>
-        <w:ind w:start="2836" w:hanging="283"/>
-      </w:pPr>
-      <w:rPr>
-        <w:rFonts w:ascii="Symbol" w:hAnsi="Symbol" w:cs="Symbol" w:hint="default"/>
-      </w:rPr>
-    </w:lvl>
-    <w:lvl w:ilvl="4">
-      <w:start w:val="1"/>
-      <w:numFmt w:val="bullet"/>
-      <w:lvlText w:val=""/>
-      <w:lvlJc w:val="start"/>
-      <w:pPr>
-        <w:tabs>
-          <w:tab w:val="num" w:pos="3545"/>
-        </w:tabs>
-        <w:ind w:start="3545" w:hanging="283"/>
-      </w:pPr>
-      <w:rPr>
-        <w:rFonts w:ascii="Symbol" w:hAnsi="Symbol" w:cs="Symbol" w:hint="default"/>
-      </w:rPr>
-    </w:lvl>
-    <w:lvl w:ilvl="5">
-      <w:start w:val="1"/>
-      <w:numFmt w:val="bullet"/>
-      <w:lvlText w:val=""/>
-      <w:lvlJc w:val="start"/>
-      <w:pPr>
-        <w:tabs>
-          <w:tab w:val="num" w:pos="4254"/>
-        </w:tabs>
-        <w:ind w:start="4254" w:hanging="283"/>
-      </w:pPr>
-      <w:rPr>
-        <w:rFonts w:ascii="Symbol" w:hAnsi="Symbol" w:cs="Symbol" w:hint="default"/>
-      </w:rPr>
-    </w:lvl>
-    <w:lvl w:ilvl="6">
-      <w:start w:val="1"/>
-      <w:numFmt w:val="bullet"/>
-      <w:lvlText w:val=""/>
-      <w:lvlJc w:val="start"/>
-      <w:pPr>
-        <w:tabs>
-          <w:tab w:val="num" w:pos="4963"/>
-        </w:tabs>
-        <w:ind w:start="4963" w:hanging="283"/>
-      </w:pPr>
-      <w:rPr>
-        <w:rFonts w:ascii="Symbol" w:hAnsi="Symbol" w:cs="Symbol" w:hint="default"/>
-      </w:rPr>
-    </w:lvl>
-    <w:lvl w:ilvl="7">
-      <w:start w:val="1"/>
-      <w:numFmt w:val="bullet"/>
-      <w:lvlText w:val=""/>
-      <w:lvlJc w:val="start"/>
-      <w:pPr>
-        <w:tabs>
-          <w:tab w:val="num" w:pos="5672"/>
-        </w:tabs>
-        <w:ind w:start="5672" w:hanging="283"/>
-      </w:pPr>
-      <w:rPr>
-        <w:rFonts w:ascii="Symbol" w:hAnsi="Symbol" w:cs="Symbol" w:hint="default"/>
-      </w:rPr>
-    </w:lvl>
-    <w:lvl w:ilvl="8">
-      <w:start w:val="1"/>
-      <w:numFmt w:val="bullet"/>
-      <w:lvlText w:val=""/>
-      <w:lvlJc w:val="start"/>
-      <w:pPr>
-        <w:tabs>
-          <w:tab w:val="num" w:pos="6381"/>
-        </w:tabs>
-        <w:ind w:start="6381" w:hanging="283"/>
-      </w:pPr>
-      <w:rPr>
-        <w:rFonts w:ascii="Symbol" w:hAnsi="Symbol" w:cs="Symbol" w:hint="default"/>
-      </w:rPr>
-    </w:lvl>
-  </w:abstractNum>
-  <w:abstractNum w:abstractNumId="102">
-    <w:lvl w:ilvl="0">
-      <w:start w:val="1"/>
-      <w:numFmt w:val="bullet"/>
-      <w:lvlText w:val=""/>
-      <w:lvlJc w:val="start"/>
-      <w:pPr>
-        <w:tabs>
-          <w:tab w:val="num" w:pos="709"/>
-        </w:tabs>
-        <w:ind w:start="709" w:hanging="283"/>
-      </w:pPr>
-      <w:rPr>
-        <w:rFonts w:ascii="Symbol" w:hAnsi="Symbol" w:cs="Symbol" w:hint="default"/>
-      </w:rPr>
-    </w:lvl>
-    <w:lvl w:ilvl="1">
-      <w:start w:val="1"/>
-      <w:numFmt w:val="bullet"/>
-      <w:lvlText w:val=""/>
-      <w:lvlJc w:val="start"/>
-      <w:pPr>
-        <w:tabs>
-          <w:tab w:val="num" w:pos="1418"/>
-        </w:tabs>
-        <w:ind w:start="1418" w:hanging="283"/>
-      </w:pPr>
-      <w:rPr>
-        <w:rFonts w:ascii="Symbol" w:hAnsi="Symbol" w:cs="Symbol" w:hint="default"/>
-      </w:rPr>
-    </w:lvl>
-    <w:lvl w:ilvl="2">
-      <w:start w:val="1"/>
-      <w:numFmt w:val="bullet"/>
-      <w:lvlText w:val=""/>
-      <w:lvlJc w:val="start"/>
-      <w:pPr>
-        <w:tabs>
-          <w:tab w:val="num" w:pos="2127"/>
-        </w:tabs>
-        <w:ind w:start="2127" w:hanging="283"/>
-      </w:pPr>
-      <w:rPr>
-        <w:rFonts w:ascii="Symbol" w:hAnsi="Symbol" w:cs="Symbol" w:hint="default"/>
-      </w:rPr>
-    </w:lvl>
-    <w:lvl w:ilvl="3">
-      <w:start w:val="1"/>
-      <w:numFmt w:val="bullet"/>
-      <w:lvlText w:val=""/>
-      <w:lvlJc w:val="start"/>
-      <w:pPr>
-        <w:tabs>
-          <w:tab w:val="num" w:pos="2836"/>
-        </w:tabs>
-        <w:ind w:start="2836" w:hanging="283"/>
-      </w:pPr>
-      <w:rPr>
-        <w:rFonts w:ascii="Symbol" w:hAnsi="Symbol" w:cs="Symbol" w:hint="default"/>
-      </w:rPr>
-    </w:lvl>
-    <w:lvl w:ilvl="4">
-      <w:start w:val="1"/>
-      <w:numFmt w:val="bullet"/>
-      <w:lvlText w:val=""/>
-      <w:lvlJc w:val="start"/>
-      <w:pPr>
-        <w:tabs>
-          <w:tab w:val="num" w:pos="3545"/>
-        </w:tabs>
-        <w:ind w:start="3545" w:hanging="283"/>
-      </w:pPr>
-      <w:rPr>
-        <w:rFonts w:ascii="Symbol" w:hAnsi="Symbol" w:cs="Symbol" w:hint="default"/>
-      </w:rPr>
-    </w:lvl>
-    <w:lvl w:ilvl="5">
-      <w:start w:val="1"/>
-      <w:numFmt w:val="bullet"/>
-      <w:lvlText w:val=""/>
-      <w:lvlJc w:val="start"/>
-      <w:pPr>
-        <w:tabs>
-          <w:tab w:val="num" w:pos="4254"/>
-        </w:tabs>
-        <w:ind w:start="4254" w:hanging="283"/>
-      </w:pPr>
-      <w:rPr>
-        <w:rFonts w:ascii="Symbol" w:hAnsi="Symbol" w:cs="Symbol" w:hint="default"/>
-      </w:rPr>
-    </w:lvl>
-    <w:lvl w:ilvl="6">
-      <w:start w:val="1"/>
-      <w:numFmt w:val="bullet"/>
-      <w:lvlText w:val=""/>
-      <w:lvlJc w:val="start"/>
-      <w:pPr>
-        <w:tabs>
-          <w:tab w:val="num" w:pos="4963"/>
-        </w:tabs>
-        <w:ind w:start="4963" w:hanging="283"/>
-      </w:pPr>
-      <w:rPr>
-        <w:rFonts w:ascii="Symbol" w:hAnsi="Symbol" w:cs="Symbol" w:hint="default"/>
-      </w:rPr>
-    </w:lvl>
-    <w:lvl w:ilvl="7">
-      <w:start w:val="1"/>
-      <w:numFmt w:val="bullet"/>
-      <w:lvlText w:val=""/>
-      <w:lvlJc w:val="start"/>
-      <w:pPr>
-        <w:tabs>
-          <w:tab w:val="num" w:pos="5672"/>
-        </w:tabs>
-        <w:ind w:start="5672" w:hanging="283"/>
-      </w:pPr>
-      <w:rPr>
-        <w:rFonts w:ascii="Symbol" w:hAnsi="Symbol" w:cs="Symbol" w:hint="default"/>
-      </w:rPr>
-    </w:lvl>
-    <w:lvl w:ilvl="8">
-      <w:start w:val="1"/>
-      <w:numFmt w:val="bullet"/>
-      <w:lvlText w:val=""/>
-      <w:lvlJc w:val="start"/>
-      <w:pPr>
-        <w:tabs>
-          <w:tab w:val="num" w:pos="6381"/>
-        </w:tabs>
-        <w:ind w:start="6381" w:hanging="283"/>
-      </w:pPr>
-      <w:rPr>
-        <w:rFonts w:ascii="Symbol" w:hAnsi="Symbol" w:cs="Symbol" w:hint="default"/>
-      </w:rPr>
-    </w:lvl>
-  </w:abstractNum>
-  <w:abstractNum w:abstractNumId="103">
-    <w:lvl w:ilvl="0">
-      <w:start w:val="1"/>
-      <w:numFmt w:val="bullet"/>
-      <w:lvlText w:val=""/>
-      <w:lvlJc w:val="start"/>
-      <w:pPr>
-        <w:tabs>
-          <w:tab w:val="num" w:pos="709"/>
-        </w:tabs>
-        <w:ind w:start="709" w:hanging="283"/>
-      </w:pPr>
-      <w:rPr>
-        <w:rFonts w:ascii="Symbol" w:hAnsi="Symbol" w:cs="Symbol" w:hint="default"/>
-      </w:rPr>
-    </w:lvl>
-    <w:lvl w:ilvl="1">
-      <w:start w:val="1"/>
-      <w:numFmt w:val="bullet"/>
-      <w:lvlText w:val=""/>
-      <w:lvlJc w:val="start"/>
-      <w:pPr>
-        <w:tabs>
-          <w:tab w:val="num" w:pos="1418"/>
-        </w:tabs>
-        <w:ind w:start="1418" w:hanging="283"/>
-      </w:pPr>
-      <w:rPr>
-        <w:rFonts w:ascii="Symbol" w:hAnsi="Symbol" w:cs="Symbol" w:hint="default"/>
-      </w:rPr>
-    </w:lvl>
-    <w:lvl w:ilvl="2">
-      <w:start w:val="1"/>
-      <w:numFmt w:val="bullet"/>
-      <w:lvlText w:val=""/>
-      <w:lvlJc w:val="start"/>
-      <w:pPr>
-        <w:tabs>
-          <w:tab w:val="num" w:pos="2127"/>
-        </w:tabs>
-        <w:ind w:start="2127" w:hanging="283"/>
-      </w:pPr>
-      <w:rPr>
-        <w:rFonts w:ascii="Symbol" w:hAnsi="Symbol" w:cs="Symbol" w:hint="default"/>
-      </w:rPr>
-    </w:lvl>
-    <w:lvl w:ilvl="3">
-      <w:start w:val="1"/>
-      <w:numFmt w:val="bullet"/>
-      <w:lvlText w:val=""/>
-      <w:lvlJc w:val="start"/>
-      <w:pPr>
-        <w:tabs>
-          <w:tab w:val="num" w:pos="2836"/>
-        </w:tabs>
-        <w:ind w:start="2836" w:hanging="283"/>
-      </w:pPr>
-      <w:rPr>
-        <w:rFonts w:ascii="Symbol" w:hAnsi="Symbol" w:cs="Symbol" w:hint="default"/>
-      </w:rPr>
-    </w:lvl>
-    <w:lvl w:ilvl="4">
-      <w:start w:val="1"/>
-      <w:numFmt w:val="bullet"/>
-      <w:lvlText w:val=""/>
-      <w:lvlJc w:val="start"/>
-      <w:pPr>
-        <w:tabs>
-          <w:tab w:val="num" w:pos="3545"/>
-        </w:tabs>
-        <w:ind w:start="3545" w:hanging="283"/>
-      </w:pPr>
-      <w:rPr>
-        <w:rFonts w:ascii="Symbol" w:hAnsi="Symbol" w:cs="Symbol" w:hint="default"/>
-      </w:rPr>
-    </w:lvl>
-    <w:lvl w:ilvl="5">
-      <w:start w:val="1"/>
-      <w:numFmt w:val="bullet"/>
-      <w:lvlText w:val=""/>
-      <w:lvlJc w:val="start"/>
-      <w:pPr>
-        <w:tabs>
-          <w:tab w:val="num" w:pos="4254"/>
-        </w:tabs>
-        <w:ind w:start="4254" w:hanging="283"/>
-      </w:pPr>
-      <w:rPr>
-        <w:rFonts w:ascii="Symbol" w:hAnsi="Symbol" w:cs="Symbol" w:hint="default"/>
-      </w:rPr>
-    </w:lvl>
-    <w:lvl w:ilvl="6">
-      <w:start w:val="1"/>
-      <w:numFmt w:val="bullet"/>
-      <w:lvlText w:val=""/>
-      <w:lvlJc w:val="start"/>
-      <w:pPr>
-        <w:tabs>
-          <w:tab w:val="num" w:pos="4963"/>
-        </w:tabs>
-        <w:ind w:start="4963" w:hanging="283"/>
-      </w:pPr>
-      <w:rPr>
-        <w:rFonts w:ascii="Symbol" w:hAnsi="Symbol" w:cs="Symbol" w:hint="default"/>
-      </w:rPr>
-    </w:lvl>
-    <w:lvl w:ilvl="7">
-      <w:start w:val="1"/>
-      <w:numFmt w:val="bullet"/>
-      <w:lvlText w:val=""/>
-      <w:lvlJc w:val="start"/>
-      <w:pPr>
-        <w:tabs>
-          <w:tab w:val="num" w:pos="5672"/>
-        </w:tabs>
-        <w:ind w:start="5672" w:hanging="283"/>
-      </w:pPr>
-      <w:rPr>
-        <w:rFonts w:ascii="Symbol" w:hAnsi="Symbol" w:cs="Symbol" w:hint="default"/>
-      </w:rPr>
-    </w:lvl>
-    <w:lvl w:ilvl="8">
-      <w:start w:val="1"/>
-      <w:numFmt w:val="bullet"/>
-      <w:lvlText w:val=""/>
-      <w:lvlJc w:val="start"/>
-      <w:pPr>
-        <w:tabs>
-          <w:tab w:val="num" w:pos="6381"/>
-        </w:tabs>
-        <w:ind w:start="6381" w:hanging="283"/>
-      </w:pPr>
-      <w:rPr>
-        <w:rFonts w:ascii="Symbol" w:hAnsi="Symbol" w:cs="Symbol" w:hint="default"/>
-      </w:rPr>
-    </w:lvl>
-  </w:abstractNum>
-  <w:abstractNum w:abstractNumId="104">
-    <w:lvl w:ilvl="0">
-      <w:start w:val="1"/>
-      <w:numFmt w:val="bullet"/>
-      <w:lvlText w:val=""/>
-      <w:lvlJc w:val="start"/>
-      <w:pPr>
-        <w:tabs>
-          <w:tab w:val="num" w:pos="709"/>
-        </w:tabs>
-        <w:ind w:start="709" w:hanging="283"/>
-      </w:pPr>
-      <w:rPr>
-        <w:rFonts w:ascii="Symbol" w:hAnsi="Symbol" w:cs="Symbol" w:hint="default"/>
-      </w:rPr>
-    </w:lvl>
-    <w:lvl w:ilvl="1">
-      <w:start w:val="1"/>
-      <w:numFmt w:val="bullet"/>
-      <w:lvlText w:val=""/>
-      <w:lvlJc w:val="start"/>
-      <w:pPr>
-        <w:tabs>
-          <w:tab w:val="num" w:pos="1418"/>
-        </w:tabs>
-        <w:ind w:start="1418" w:hanging="283"/>
-      </w:pPr>
-      <w:rPr>
-        <w:rFonts w:ascii="Symbol" w:hAnsi="Symbol" w:cs="Symbol" w:hint="default"/>
-      </w:rPr>
-    </w:lvl>
-    <w:lvl w:ilvl="2">
-      <w:start w:val="1"/>
-      <w:numFmt w:val="bullet"/>
-      <w:lvlText w:val=""/>
-      <w:lvlJc w:val="start"/>
-      <w:pPr>
-        <w:tabs>
-          <w:tab w:val="num" w:pos="2127"/>
-        </w:tabs>
-        <w:ind w:start="2127" w:hanging="283"/>
-      </w:pPr>
-      <w:rPr>
-        <w:rFonts w:ascii="Symbol" w:hAnsi="Symbol" w:cs="Symbol" w:hint="default"/>
-      </w:rPr>
-    </w:lvl>
-    <w:lvl w:ilvl="3">
-      <w:start w:val="1"/>
-      <w:numFmt w:val="bullet"/>
-      <w:lvlText w:val=""/>
-      <w:lvlJc w:val="start"/>
-      <w:pPr>
-        <w:tabs>
-          <w:tab w:val="num" w:pos="2836"/>
-        </w:tabs>
-        <w:ind w:start="2836" w:hanging="283"/>
-      </w:pPr>
-      <w:rPr>
-        <w:rFonts w:ascii="Symbol" w:hAnsi="Symbol" w:cs="Symbol" w:hint="default"/>
-      </w:rPr>
-    </w:lvl>
-    <w:lvl w:ilvl="4">
-      <w:start w:val="1"/>
-      <w:numFmt w:val="bullet"/>
-      <w:lvlText w:val=""/>
-      <w:lvlJc w:val="start"/>
-      <w:pPr>
-        <w:tabs>
-          <w:tab w:val="num" w:pos="3545"/>
-        </w:tabs>
-        <w:ind w:start="3545" w:hanging="283"/>
-      </w:pPr>
-      <w:rPr>
-        <w:rFonts w:ascii="Symbol" w:hAnsi="Symbol" w:cs="Symbol" w:hint="default"/>
-      </w:rPr>
-    </w:lvl>
-    <w:lvl w:ilvl="5">
-      <w:start w:val="1"/>
-      <w:numFmt w:val="bullet"/>
-      <w:lvlText w:val=""/>
-      <w:lvlJc w:val="start"/>
-      <w:pPr>
-        <w:tabs>
-          <w:tab w:val="num" w:pos="4254"/>
-        </w:tabs>
-        <w:ind w:start="4254" w:hanging="283"/>
-      </w:pPr>
-      <w:rPr>
-        <w:rFonts w:ascii="Symbol" w:hAnsi="Symbol" w:cs="Symbol" w:hint="default"/>
-      </w:rPr>
-    </w:lvl>
-    <w:lvl w:ilvl="6">
-      <w:start w:val="1"/>
-      <w:numFmt w:val="bullet"/>
-      <w:lvlText w:val=""/>
-      <w:lvlJc w:val="start"/>
-      <w:pPr>
-        <w:tabs>
-          <w:tab w:val="num" w:pos="4963"/>
-        </w:tabs>
-        <w:ind w:start="4963" w:hanging="283"/>
-      </w:pPr>
-      <w:rPr>
-        <w:rFonts w:ascii="Symbol" w:hAnsi="Symbol" w:cs="Symbol" w:hint="default"/>
-      </w:rPr>
-    </w:lvl>
-    <w:lvl w:ilvl="7">
-      <w:start w:val="1"/>
-      <w:numFmt w:val="bullet"/>
-      <w:lvlText w:val=""/>
-      <w:lvlJc w:val="start"/>
-      <w:pPr>
-        <w:tabs>
-          <w:tab w:val="num" w:pos="5672"/>
-        </w:tabs>
-        <w:ind w:start="5672" w:hanging="283"/>
-      </w:pPr>
-      <w:rPr>
-        <w:rFonts w:ascii="Symbol" w:hAnsi="Symbol" w:cs="Symbol" w:hint="default"/>
-      </w:rPr>
-    </w:lvl>
-    <w:lvl w:ilvl="8">
-      <w:start w:val="1"/>
-      <w:numFmt w:val="bullet"/>
-      <w:lvlText w:val=""/>
-      <w:lvlJc w:val="start"/>
-      <w:pPr>
-        <w:tabs>
-          <w:tab w:val="num" w:pos="6381"/>
-        </w:tabs>
-        <w:ind w:start="6381" w:hanging="283"/>
-      </w:pPr>
-      <w:rPr>
-        <w:rFonts w:ascii="Symbol" w:hAnsi="Symbol" w:cs="Symbol" w:hint="default"/>
-      </w:rPr>
-    </w:lvl>
-  </w:abstractNum>
-  <w:abstractNum w:abstractNumId="105">
     <w:lvl w:ilvl="0">
       <w:start w:val="1"/>
       <w:numFmt w:val="none"/>
@@ -27913,33 +25873,6 @@
   </w:num>
   <w:num w:numId="96">
     <w:abstractNumId w:val="96"/>
-  </w:num>
-  <w:num w:numId="97">
-    <w:abstractNumId w:val="97"/>
-  </w:num>
-  <w:num w:numId="98">
-    <w:abstractNumId w:val="98"/>
-  </w:num>
-  <w:num w:numId="99">
-    <w:abstractNumId w:val="99"/>
-  </w:num>
-  <w:num w:numId="100">
-    <w:abstractNumId w:val="100"/>
-  </w:num>
-  <w:num w:numId="101">
-    <w:abstractNumId w:val="101"/>
-  </w:num>
-  <w:num w:numId="102">
-    <w:abstractNumId w:val="102"/>
-  </w:num>
-  <w:num w:numId="103">
-    <w:abstractNumId w:val="103"/>
-  </w:num>
-  <w:num w:numId="104">
-    <w:abstractNumId w:val="104"/>
-  </w:num>
-  <w:num w:numId="105">
-    <w:abstractNumId w:val="105"/>
   </w:num>
 </w:numbering>
 </file>
